--- a/ROTEIRO_DE_EXTENS_O.docx
+++ b/ROTEIRO_DE_EXTENS_O.docx
@@ -1,6 +1,6 @@
 
 <file path=word/document.xml><?xml version="1.0" encoding="utf-8"?>
-<w:document xmlns:wpc="http://schemas.microsoft.com/office/word/2010/wordprocessingCanvas" xmlns:cx="http://schemas.microsoft.com/office/drawing/2014/chartex" xmlns:cx1="http://schemas.microsoft.com/office/drawing/2015/9/8/chartex" xmlns:cx2="http://schemas.microsoft.com/office/drawing/2015/10/21/chartex" xmlns:cx3="http://schemas.microsoft.com/office/drawing/2016/5/9/chartex" xmlns:cx4="http://schemas.microsoft.com/office/drawing/2016/5/10/chartex" xmlns:cx5="http://schemas.microsoft.com/office/drawing/2016/5/11/chartex" xmlns:cx6="http://schemas.microsoft.com/office/drawing/2016/5/12/chartex" xmlns:cx7="http://schemas.microsoft.com/office/drawing/2016/5/13/chartex" xmlns:cx8="http://schemas.microsoft.com/office/drawing/2016/5/14/chartex" xmlns:mc="http://schemas.openxmlformats.org/markup-compatibility/2006" xmlns:aink="http://schemas.microsoft.com/office/drawing/2016/ink" xmlns:am3d="http://schemas.microsoft.com/office/drawing/2017/model3d" xmlns:o="urn:schemas-microsoft-com:office:office" xmlns:oel="http://schemas.microsoft.com/office/2019/extlst" xmlns:r="http://schemas.openxmlformats.org/officeDocument/2006/relationships" xmlns:m="http://schemas.openxmlformats.org/officeDocument/2006/math" xmlns:v="urn:schemas-microsoft-com:vml" xmlns:wp14="http://schemas.microsoft.com/office/word/2010/wordprocessingDrawing" xmlns:wp="http://schemas.openxmlformats.org/drawingml/2006/wordprocessingDrawing" xmlns:w10="urn:schemas-microsoft-com:office:word" xmlns:w="http://schemas.openxmlformats.org/wordprocessingml/2006/main" xmlns:w14="http://schemas.microsoft.com/office/word/2010/wordml" xmlns:w15="http://schemas.microsoft.com/office/word/2012/wordml" xmlns:w16cex="http://schemas.microsoft.com/office/word/2018/wordml/cex" xmlns:w16cid="http://schemas.microsoft.com/office/word/2016/wordml/cid" xmlns:w16="http://schemas.microsoft.com/office/word/2018/wordml" xmlns:w16sdtdh="http://schemas.microsoft.com/office/word/2020/wordml/sdtdatahash" xmlns:w16se="http://schemas.microsoft.com/office/word/2015/wordml/symex" xmlns:wpg="http://schemas.microsoft.com/office/word/2010/wordprocessingGroup" xmlns:wpi="http://schemas.microsoft.com/office/word/2010/wordprocessingInk" xmlns:wne="http://schemas.microsoft.com/office/word/2006/wordml" xmlns:wps="http://schemas.microsoft.com/office/word/2010/wordprocessingShape" mc:Ignorable="w14 w15 w16se w16cid w16 w16cex w16sdtdh wp14">
+<w:document xmlns:wpc="http://schemas.microsoft.com/office/word/2010/wordprocessingCanvas" xmlns:cx="http://schemas.microsoft.com/office/drawing/2014/chartex" xmlns:cx1="http://schemas.microsoft.com/office/drawing/2015/9/8/chartex" xmlns:cx2="http://schemas.microsoft.com/office/drawing/2015/10/21/chartex" xmlns:cx3="http://schemas.microsoft.com/office/drawing/2016/5/9/chartex" xmlns:cx4="http://schemas.microsoft.com/office/drawing/2016/5/10/chartex" xmlns:cx5="http://schemas.microsoft.com/office/drawing/2016/5/11/chartex" xmlns:cx6="http://schemas.microsoft.com/office/drawing/2016/5/12/chartex" xmlns:cx7="http://schemas.microsoft.com/office/drawing/2016/5/13/chartex" xmlns:cx8="http://schemas.microsoft.com/office/drawing/2016/5/14/chartex" xmlns:mc="http://schemas.openxmlformats.org/markup-compatibility/2006" xmlns:aink="http://schemas.microsoft.com/office/drawing/2016/ink" xmlns:am3d="http://schemas.microsoft.com/office/drawing/2017/model3d" xmlns:o="urn:schemas-microsoft-com:office:office" xmlns:r="http://schemas.openxmlformats.org/officeDocument/2006/relationships" xmlns:m="http://schemas.openxmlformats.org/officeDocument/2006/math" xmlns:v="urn:schemas-microsoft-com:vml" xmlns:wp14="http://schemas.microsoft.com/office/word/2010/wordprocessingDrawing" xmlns:wp="http://schemas.openxmlformats.org/drawingml/2006/wordprocessingDrawing" xmlns:w10="urn:schemas-microsoft-com:office:word" xmlns:w="http://schemas.openxmlformats.org/wordprocessingml/2006/main" xmlns:w14="http://schemas.microsoft.com/office/word/2010/wordml" xmlns:w15="http://schemas.microsoft.com/office/word/2012/wordml" xmlns:w16cid="http://schemas.microsoft.com/office/word/2016/wordml/cid" xmlns:w16se="http://schemas.microsoft.com/office/word/2015/wordml/symex" xmlns:wpg="http://schemas.microsoft.com/office/word/2010/wordprocessingGroup" xmlns:wpi="http://schemas.microsoft.com/office/word/2010/wordprocessingInk" xmlns:wne="http://schemas.microsoft.com/office/word/2006/wordml" xmlns:wps="http://schemas.microsoft.com/office/word/2010/wordprocessingShape" mc:Ignorable="w14 w15 w16se w16cid wp14">
   <w:body>
     <w:p>
       <w:pPr>
@@ -20,27 +20,7 @@
           <w:sz w:val="24"/>
           <w:szCs w:val="24"/>
         </w:rPr>
-        <w:t>NOME D</w:t>
-      </w:r>
-      <w:r>
-        <w:rPr>
-          <w:rFonts w:eastAsia="Calibri" w:cstheme="minorHAnsi"/>
-          <w:b/>
-          <w:bCs/>
-          <w:sz w:val="24"/>
-          <w:szCs w:val="24"/>
-        </w:rPr>
-        <w:t xml:space="preserve">A </w:t>
-      </w:r>
-      <w:r>
-        <w:rPr>
-          <w:rFonts w:eastAsia="Calibri" w:cstheme="minorHAnsi"/>
-          <w:b/>
-          <w:bCs/>
-          <w:sz w:val="24"/>
-          <w:szCs w:val="24"/>
-        </w:rPr>
-        <w:t>IES</w:t>
+        <w:t>UNESA RIO DE JANEIRO</w:t>
       </w:r>
     </w:p>
     <w:p>
@@ -63,7 +43,7 @@
           <w:sz w:val="24"/>
           <w:szCs w:val="24"/>
         </w:rPr>
-        <w:t>CAMPUS</w:t>
+        <w:t>NITERÓI</w:t>
       </w:r>
     </w:p>
     <w:p>
@@ -286,6 +266,16 @@
           <w:szCs w:val="24"/>
         </w:rPr>
       </w:pPr>
+      <w:r>
+        <w:rPr>
+          <w:rFonts w:eastAsia="Calibri" w:cstheme="minorHAnsi"/>
+          <w:b/>
+          <w:bCs/>
+          <w:sz w:val="24"/>
+          <w:szCs w:val="24"/>
+        </w:rPr>
+        <w:t>TÍTULO DO PROJETO DE EXTENSÃO</w:t>
+      </w:r>
     </w:p>
     <w:p>
       <w:pPr>
@@ -299,6 +289,16 @@
           <w:szCs w:val="24"/>
         </w:rPr>
       </w:pPr>
+      <w:r>
+        <w:rPr>
+          <w:rFonts w:eastAsia="Calibri" w:cstheme="minorHAnsi"/>
+          <w:b/>
+          <w:bCs/>
+          <w:sz w:val="24"/>
+          <w:szCs w:val="24"/>
+        </w:rPr>
+        <w:t>Infrações de veículos em 2024 por região do estado do Rio de Janeiro</w:t>
+      </w:r>
     </w:p>
     <w:p>
       <w:pPr>
@@ -312,16 +312,6 @@
           <w:szCs w:val="24"/>
         </w:rPr>
       </w:pPr>
-      <w:r>
-        <w:rPr>
-          <w:rFonts w:eastAsia="Calibri" w:cstheme="minorHAnsi"/>
-          <w:b/>
-          <w:bCs/>
-          <w:sz w:val="24"/>
-          <w:szCs w:val="24"/>
-        </w:rPr>
-        <w:t>TÍTULO DO PROJETO DE EXTENSÃO</w:t>
-      </w:r>
     </w:p>
     <w:p>
       <w:pPr>
@@ -335,6 +325,26 @@
           <w:szCs w:val="24"/>
         </w:rPr>
       </w:pPr>
+      <w:r>
+        <w:rPr>
+          <w:rFonts w:eastAsia="Calibri" w:cstheme="minorHAnsi"/>
+          <w:b/>
+          <w:bCs/>
+          <w:sz w:val="24"/>
+          <w:szCs w:val="24"/>
+        </w:rPr>
+        <w:t>Nome do(s) discente(s)</w:t>
+      </w:r>
+      <w:r>
+        <w:rPr>
+          <w:rFonts w:eastAsia="Calibri" w:cstheme="minorHAnsi"/>
+          <w:b/>
+          <w:bCs/>
+          <w:sz w:val="24"/>
+          <w:szCs w:val="24"/>
+        </w:rPr>
+        <w:t xml:space="preserve"> integrantes do grupo</w:t>
+      </w:r>
     </w:p>
     <w:p>
       <w:pPr>
@@ -356,17 +366,7 @@
           <w:sz w:val="24"/>
           <w:szCs w:val="24"/>
         </w:rPr>
-        <w:t>Nome do(s) discente(s)</w:t>
-      </w:r>
-      <w:r>
-        <w:rPr>
-          <w:rFonts w:eastAsia="Calibri" w:cstheme="minorHAnsi"/>
-          <w:b/>
-          <w:bCs/>
-          <w:sz w:val="24"/>
-          <w:szCs w:val="24"/>
-        </w:rPr>
-        <w:t xml:space="preserve"> integrantes do grupo</w:t>
+        <w:t>Vinicius Souto do Nascimento / Bernardo Veloso da Silva</w:t>
       </w:r>
     </w:p>
     <w:p>
@@ -381,6 +381,19 @@
           <w:szCs w:val="24"/>
         </w:rPr>
       </w:pPr>
+    </w:p>
+    <w:p>
+      <w:pPr>
+        <w:spacing w:after="0" w:line="276" w:lineRule="auto"/>
+        <w:jc w:val="center"/>
+        <w:rPr>
+          <w:rFonts w:eastAsia="Calibri" w:cstheme="minorHAnsi"/>
+          <w:b/>
+          <w:bCs/>
+          <w:sz w:val="24"/>
+          <w:szCs w:val="24"/>
+        </w:rPr>
+      </w:pPr>
       <w:r>
         <w:rPr>
           <w:rFonts w:eastAsia="Calibri" w:cstheme="minorHAnsi"/>
@@ -404,6 +417,16 @@
           <w:szCs w:val="24"/>
         </w:rPr>
       </w:pPr>
+      <w:r>
+        <w:rPr>
+          <w:rFonts w:eastAsia="Calibri" w:cstheme="minorHAnsi"/>
+          <w:b/>
+          <w:bCs/>
+          <w:sz w:val="24"/>
+          <w:szCs w:val="24"/>
+        </w:rPr>
+        <w:t>Simone Gama</w:t>
+      </w:r>
     </w:p>
     <w:p>
       <w:pPr>
@@ -594,7 +617,17 @@
           <w:sz w:val="24"/>
           <w:szCs w:val="24"/>
         </w:rPr>
-        <w:t>Ano</w:t>
+        <w:t>2025</w:t>
+      </w:r>
+      <w:r>
+        <w:rPr>
+          <w:rFonts w:eastAsia="Calibri" w:cstheme="minorHAnsi"/>
+          <w:b/>
+          <w:bCs/>
+          <w:sz w:val="24"/>
+          <w:szCs w:val="24"/>
+        </w:rPr>
+        <w:t>.2</w:t>
       </w:r>
     </w:p>
     <w:p>
@@ -617,19 +650,28 @@
           <w:sz w:val="24"/>
           <w:szCs w:val="24"/>
         </w:rPr>
-        <w:t>Cidade/estado</w:t>
-      </w:r>
-    </w:p>
-    <w:p>
-      <w:pPr>
-        <w:rPr>
-          <w:rFonts w:eastAsia="Calibri" w:cstheme="minorHAnsi"/>
-          <w:b/>
-          <w:bCs/>
-          <w:sz w:val="24"/>
-          <w:szCs w:val="24"/>
-        </w:rPr>
-      </w:pPr>
+        <w:t>Niterói</w:t>
+      </w:r>
+      <w:r>
+        <w:rPr>
+          <w:rFonts w:eastAsia="Calibri" w:cstheme="minorHAnsi"/>
+          <w:b/>
+          <w:bCs/>
+          <w:sz w:val="24"/>
+          <w:szCs w:val="24"/>
+        </w:rPr>
+        <w:t>/</w:t>
+      </w:r>
+      <w:r>
+        <w:rPr>
+          <w:rFonts w:eastAsia="Calibri" w:cstheme="minorHAnsi"/>
+          <w:b/>
+          <w:bCs/>
+          <w:sz w:val="24"/>
+          <w:szCs w:val="24"/>
+        </w:rPr>
+        <w:t>Rio de Janeiro</w:t>
+      </w:r>
       <w:r>
         <w:rPr>
           <w:rFonts w:eastAsia="Calibri" w:cstheme="minorHAnsi"/>
@@ -657,7 +699,7 @@
     <w:sdt>
       <w:sdtPr>
         <w:rPr>
-          <w:rFonts w:asciiTheme="minorHAnsi" w:hAnsiTheme="minorHAnsi" w:eastAsiaTheme="minorHAnsi" w:cstheme="minorBidi"/>
+          <w:rFonts w:asciiTheme="minorHAnsi" w:eastAsiaTheme="minorHAnsi" w:hAnsiTheme="minorHAnsi" w:cstheme="minorBidi"/>
           <w:color w:val="auto"/>
           <w:sz w:val="22"/>
           <w:szCs w:val="22"/>
@@ -678,7 +720,7 @@
       <w:sdtContent>
         <w:p>
           <w:pPr>
-            <w:pStyle w:val="TOCHeading"/>
+            <w:pStyle w:val="CabealhodoSumrio"/>
           </w:pPr>
           <w:r>
             <w:t>Sumário</w:t>
@@ -686,7 +728,7 @@
         </w:p>
         <w:p>
           <w:pPr>
-            <w:pStyle w:val="TOC1"/>
+            <w:pStyle w:val="Sumrio1"/>
             <w:tabs>
               <w:tab w:val="left" w:pos="440"/>
               <w:tab w:val="right" w:leader="dot" w:pos="9016"/>
@@ -706,7 +748,7 @@
           <w:r>
             <w:fldChar w:fldCharType="separate"/>
           </w:r>
-          <w:hyperlink w:history="1" w:anchor="_Toc119686561">
+          <w:hyperlink w:anchor="_Toc119686561" w:history="1">
             <w:r>
               <w:rPr>
                 <w:rStyle w:val="Hyperlink"/>
@@ -729,23 +771,7 @@
                 <w:rFonts w:eastAsia="Calibri"/>
                 <w:noProof/>
               </w:rPr>
-              <w:t>DIAGNÓST</w:t>
-            </w:r>
-            <w:r>
-              <w:rPr>
-                <w:rStyle w:val="Hyperlink"/>
-                <w:rFonts w:eastAsia="Calibri"/>
-                <w:noProof/>
-              </w:rPr>
-              <w:t>I</w:t>
-            </w:r>
-            <w:r>
-              <w:rPr>
-                <w:rStyle w:val="Hyperlink"/>
-                <w:rFonts w:eastAsia="Calibri"/>
-                <w:noProof/>
-              </w:rPr>
-              <w:t>CO E TEORIZAÇÃO</w:t>
+              <w:t>DIAGNÓSTICO E TEORIZAÇÃO</w:t>
             </w:r>
             <w:r>
               <w:rPr>
@@ -799,7 +825,7 @@
         </w:p>
         <w:p>
           <w:pPr>
-            <w:pStyle w:val="TOC2"/>
+            <w:pStyle w:val="Sumrio2"/>
             <w:tabs>
               <w:tab w:val="left" w:pos="880"/>
               <w:tab w:val="right" w:leader="dot" w:pos="9016"/>
@@ -810,7 +836,7 @@
               <w:lang w:eastAsia="pt-BR"/>
             </w:rPr>
           </w:pPr>
-          <w:hyperlink w:history="1" w:anchor="_Toc119686562">
+          <w:hyperlink w:anchor="_Toc119686562" w:history="1">
             <w:r>
               <w:rPr>
                 <w:rStyle w:val="Hyperlink"/>
@@ -887,7 +913,7 @@
         </w:p>
         <w:p>
           <w:pPr>
-            <w:pStyle w:val="TOC2"/>
+            <w:pStyle w:val="Sumrio2"/>
             <w:tabs>
               <w:tab w:val="left" w:pos="880"/>
               <w:tab w:val="right" w:leader="dot" w:pos="9016"/>
@@ -898,7 +924,7 @@
               <w:lang w:eastAsia="pt-BR"/>
             </w:rPr>
           </w:pPr>
-          <w:hyperlink w:history="1" w:anchor="_Toc119686563">
+          <w:hyperlink w:anchor="_Toc119686563" w:history="1">
             <w:r>
               <w:rPr>
                 <w:rStyle w:val="Hyperlink"/>
@@ -975,7 +1001,7 @@
         </w:p>
         <w:p>
           <w:pPr>
-            <w:pStyle w:val="TOC2"/>
+            <w:pStyle w:val="Sumrio2"/>
             <w:tabs>
               <w:tab w:val="left" w:pos="880"/>
               <w:tab w:val="right" w:leader="dot" w:pos="9016"/>
@@ -986,7 +1012,7 @@
               <w:lang w:eastAsia="pt-BR"/>
             </w:rPr>
           </w:pPr>
-          <w:hyperlink w:history="1" w:anchor="_Toc119686564">
+          <w:hyperlink w:anchor="_Toc119686564" w:history="1">
             <w:r>
               <w:rPr>
                 <w:rStyle w:val="Hyperlink"/>
@@ -1063,7 +1089,7 @@
         </w:p>
         <w:p>
           <w:pPr>
-            <w:pStyle w:val="TOC2"/>
+            <w:pStyle w:val="Sumrio2"/>
             <w:tabs>
               <w:tab w:val="left" w:pos="880"/>
               <w:tab w:val="right" w:leader="dot" w:pos="9016"/>
@@ -1074,7 +1100,7 @@
               <w:lang w:eastAsia="pt-BR"/>
             </w:rPr>
           </w:pPr>
-          <w:hyperlink w:history="1" w:anchor="_Toc119686565">
+          <w:hyperlink w:anchor="_Toc119686565" w:history="1">
             <w:r>
               <w:rPr>
                 <w:rStyle w:val="Hyperlink"/>
@@ -1151,7 +1177,7 @@
         </w:p>
         <w:p>
           <w:pPr>
-            <w:pStyle w:val="TOC2"/>
+            <w:pStyle w:val="Sumrio2"/>
             <w:tabs>
               <w:tab w:val="left" w:pos="880"/>
               <w:tab w:val="right" w:leader="dot" w:pos="9016"/>
@@ -1162,7 +1188,7 @@
               <w:lang w:eastAsia="pt-BR"/>
             </w:rPr>
           </w:pPr>
-          <w:hyperlink w:history="1" w:anchor="_Toc119686566">
+          <w:hyperlink w:anchor="_Toc119686566" w:history="1">
             <w:r>
               <w:rPr>
                 <w:rStyle w:val="Hyperlink"/>
@@ -1239,7 +1265,7 @@
         </w:p>
         <w:p>
           <w:pPr>
-            <w:pStyle w:val="TOC1"/>
+            <w:pStyle w:val="Sumrio1"/>
             <w:tabs>
               <w:tab w:val="left" w:pos="440"/>
               <w:tab w:val="right" w:leader="dot" w:pos="9016"/>
@@ -1250,7 +1276,7 @@
               <w:lang w:eastAsia="pt-BR"/>
             </w:rPr>
           </w:pPr>
-          <w:hyperlink w:history="1" w:anchor="_Toc119686567">
+          <w:hyperlink w:anchor="_Toc119686567" w:history="1">
             <w:r>
               <w:rPr>
                 <w:rStyle w:val="Hyperlink"/>
@@ -1327,7 +1353,7 @@
         </w:p>
         <w:p>
           <w:pPr>
-            <w:pStyle w:val="TOC2"/>
+            <w:pStyle w:val="Sumrio2"/>
             <w:tabs>
               <w:tab w:val="left" w:pos="880"/>
               <w:tab w:val="right" w:leader="dot" w:pos="9016"/>
@@ -1338,7 +1364,7 @@
               <w:lang w:eastAsia="pt-BR"/>
             </w:rPr>
           </w:pPr>
-          <w:hyperlink w:history="1" w:anchor="_Toc119686568">
+          <w:hyperlink w:anchor="_Toc119686568" w:history="1">
             <w:r>
               <w:rPr>
                 <w:rStyle w:val="Hyperlink"/>
@@ -1415,7 +1441,7 @@
         </w:p>
         <w:p>
           <w:pPr>
-            <w:pStyle w:val="TOC2"/>
+            <w:pStyle w:val="Sumrio2"/>
             <w:tabs>
               <w:tab w:val="left" w:pos="880"/>
               <w:tab w:val="right" w:leader="dot" w:pos="9016"/>
@@ -1426,7 +1452,7 @@
               <w:lang w:eastAsia="pt-BR"/>
             </w:rPr>
           </w:pPr>
-          <w:hyperlink w:history="1" w:anchor="_Toc119686569">
+          <w:hyperlink w:anchor="_Toc119686569" w:history="1">
             <w:r>
               <w:rPr>
                 <w:rStyle w:val="Hyperlink"/>
@@ -1503,7 +1529,7 @@
         </w:p>
         <w:p>
           <w:pPr>
-            <w:pStyle w:val="TOC2"/>
+            <w:pStyle w:val="Sumrio2"/>
             <w:tabs>
               <w:tab w:val="left" w:pos="880"/>
               <w:tab w:val="right" w:leader="dot" w:pos="9016"/>
@@ -1514,7 +1540,7 @@
               <w:lang w:eastAsia="pt-BR"/>
             </w:rPr>
           </w:pPr>
-          <w:hyperlink w:history="1" w:anchor="_Toc119686570">
+          <w:hyperlink w:anchor="_Toc119686570" w:history="1">
             <w:r>
               <w:rPr>
                 <w:rStyle w:val="Hyperlink"/>
@@ -1591,7 +1617,7 @@
         </w:p>
         <w:p>
           <w:pPr>
-            <w:pStyle w:val="TOC2"/>
+            <w:pStyle w:val="Sumrio2"/>
             <w:tabs>
               <w:tab w:val="left" w:pos="880"/>
               <w:tab w:val="right" w:leader="dot" w:pos="9016"/>
@@ -1602,7 +1628,7 @@
               <w:lang w:eastAsia="pt-BR"/>
             </w:rPr>
           </w:pPr>
-          <w:hyperlink w:history="1" w:anchor="_Toc119686571">
+          <w:hyperlink w:anchor="_Toc119686571" w:history="1">
             <w:r>
               <w:rPr>
                 <w:rStyle w:val="Hyperlink"/>
@@ -1679,7 +1705,7 @@
         </w:p>
         <w:p>
           <w:pPr>
-            <w:pStyle w:val="TOC2"/>
+            <w:pStyle w:val="Sumrio2"/>
             <w:tabs>
               <w:tab w:val="left" w:pos="880"/>
               <w:tab w:val="right" w:leader="dot" w:pos="9016"/>
@@ -1690,7 +1716,7 @@
               <w:lang w:eastAsia="pt-BR"/>
             </w:rPr>
           </w:pPr>
-          <w:hyperlink w:history="1" w:anchor="_Toc119686572">
+          <w:hyperlink w:anchor="_Toc119686572" w:history="1">
             <w:r>
               <w:rPr>
                 <w:rStyle w:val="Hyperlink"/>
@@ -1767,7 +1793,7 @@
         </w:p>
         <w:p>
           <w:pPr>
-            <w:pStyle w:val="TOC2"/>
+            <w:pStyle w:val="Sumrio2"/>
             <w:tabs>
               <w:tab w:val="left" w:pos="880"/>
               <w:tab w:val="right" w:leader="dot" w:pos="9016"/>
@@ -1778,7 +1804,7 @@
               <w:lang w:eastAsia="pt-BR"/>
             </w:rPr>
           </w:pPr>
-          <w:hyperlink w:history="1" w:anchor="_Toc119686573">
+          <w:hyperlink w:anchor="_Toc119686573" w:history="1">
             <w:r>
               <w:rPr>
                 <w:rStyle w:val="Hyperlink"/>
@@ -1855,7 +1881,7 @@
         </w:p>
         <w:p>
           <w:pPr>
-            <w:pStyle w:val="TOC1"/>
+            <w:pStyle w:val="Sumrio1"/>
             <w:tabs>
               <w:tab w:val="left" w:pos="440"/>
               <w:tab w:val="right" w:leader="dot" w:pos="9016"/>
@@ -1866,7 +1892,7 @@
               <w:lang w:eastAsia="pt-BR"/>
             </w:rPr>
           </w:pPr>
-          <w:hyperlink w:history="1" w:anchor="_Toc119686574">
+          <w:hyperlink w:anchor="_Toc119686574" w:history="1">
             <w:r>
               <w:rPr>
                 <w:rStyle w:val="Hyperlink"/>
@@ -1943,7 +1969,7 @@
         </w:p>
         <w:p>
           <w:pPr>
-            <w:pStyle w:val="TOC2"/>
+            <w:pStyle w:val="Sumrio2"/>
             <w:tabs>
               <w:tab w:val="left" w:pos="880"/>
               <w:tab w:val="right" w:leader="dot" w:pos="9016"/>
@@ -1954,7 +1980,7 @@
               <w:lang w:eastAsia="pt-BR"/>
             </w:rPr>
           </w:pPr>
-          <w:hyperlink w:history="1" w:anchor="_Toc119686575">
+          <w:hyperlink w:anchor="_Toc119686575" w:history="1">
             <w:r>
               <w:rPr>
                 <w:rStyle w:val="Hyperlink"/>
@@ -2031,7 +2057,7 @@
         </w:p>
         <w:p>
           <w:pPr>
-            <w:pStyle w:val="TOC2"/>
+            <w:pStyle w:val="Sumrio2"/>
             <w:tabs>
               <w:tab w:val="left" w:pos="880"/>
               <w:tab w:val="right" w:leader="dot" w:pos="9016"/>
@@ -2042,7 +2068,7 @@
               <w:lang w:eastAsia="pt-BR"/>
             </w:rPr>
           </w:pPr>
-          <w:hyperlink w:history="1" w:anchor="_Toc119686576">
+          <w:hyperlink w:anchor="_Toc119686576" w:history="1">
             <w:r>
               <w:rPr>
                 <w:rStyle w:val="Hyperlink"/>
@@ -2119,7 +2145,7 @@
         </w:p>
         <w:p>
           <w:pPr>
-            <w:pStyle w:val="TOC2"/>
+            <w:pStyle w:val="Sumrio2"/>
             <w:tabs>
               <w:tab w:val="left" w:pos="880"/>
               <w:tab w:val="right" w:leader="dot" w:pos="9016"/>
@@ -2130,7 +2156,7 @@
               <w:lang w:eastAsia="pt-BR"/>
             </w:rPr>
           </w:pPr>
-          <w:hyperlink w:history="1" w:anchor="_Toc119686577">
+          <w:hyperlink w:anchor="_Toc119686577" w:history="1">
             <w:r>
               <w:rPr>
                 <w:rStyle w:val="Hyperlink"/>
@@ -2207,7 +2233,7 @@
         </w:p>
         <w:p>
           <w:pPr>
-            <w:pStyle w:val="TOC3"/>
+            <w:pStyle w:val="Sumrio3"/>
             <w:tabs>
               <w:tab w:val="right" w:leader="dot" w:pos="9016"/>
             </w:tabs>
@@ -2217,7 +2243,7 @@
               <w:lang w:eastAsia="pt-BR"/>
             </w:rPr>
           </w:pPr>
-          <w:hyperlink w:history="1" w:anchor="_Toc119686578">
+          <w:hyperlink w:anchor="_Toc119686578" w:history="1">
             <w:r>
               <w:rPr>
                 <w:rStyle w:val="Hyperlink"/>
@@ -2277,7 +2303,7 @@
         </w:p>
         <w:p>
           <w:pPr>
-            <w:pStyle w:val="TOC3"/>
+            <w:pStyle w:val="Sumrio3"/>
             <w:tabs>
               <w:tab w:val="right" w:leader="dot" w:pos="9016"/>
             </w:tabs>
@@ -2287,7 +2313,7 @@
               <w:lang w:eastAsia="pt-BR"/>
             </w:rPr>
           </w:pPr>
-          <w:hyperlink w:history="1" w:anchor="_Toc119686579">
+          <w:hyperlink w:anchor="_Toc119686579" w:history="1">
             <w:r>
               <w:rPr>
                 <w:rStyle w:val="Hyperlink"/>
@@ -2347,7 +2373,7 @@
         </w:p>
         <w:p>
           <w:pPr>
-            <w:pStyle w:val="TOC3"/>
+            <w:pStyle w:val="Sumrio3"/>
             <w:tabs>
               <w:tab w:val="right" w:leader="dot" w:pos="9016"/>
             </w:tabs>
@@ -2357,7 +2383,7 @@
               <w:lang w:eastAsia="pt-BR"/>
             </w:rPr>
           </w:pPr>
-          <w:hyperlink w:history="1" w:anchor="_Toc119686580">
+          <w:hyperlink w:anchor="_Toc119686580" w:history="1">
             <w:r>
               <w:rPr>
                 <w:rStyle w:val="Hyperlink"/>
@@ -2417,7 +2443,7 @@
         </w:p>
         <w:p>
           <w:pPr>
-            <w:pStyle w:val="TOC3"/>
+            <w:pStyle w:val="Sumrio3"/>
             <w:tabs>
               <w:tab w:val="right" w:leader="dot" w:pos="9016"/>
             </w:tabs>
@@ -2427,7 +2453,7 @@
               <w:lang w:eastAsia="pt-BR"/>
             </w:rPr>
           </w:pPr>
-          <w:hyperlink w:history="1" w:anchor="_Toc119686581">
+          <w:hyperlink w:anchor="_Toc119686581" w:history="1">
             <w:r>
               <w:rPr>
                 <w:rStyle w:val="Hyperlink"/>
@@ -2487,7 +2513,7 @@
         </w:p>
         <w:p>
           <w:pPr>
-            <w:pStyle w:val="TOC3"/>
+            <w:pStyle w:val="Sumrio3"/>
             <w:tabs>
               <w:tab w:val="right" w:leader="dot" w:pos="9016"/>
             </w:tabs>
@@ -2497,7 +2523,7 @@
               <w:lang w:eastAsia="pt-BR"/>
             </w:rPr>
           </w:pPr>
-          <w:hyperlink w:history="1" w:anchor="_Toc119686582">
+          <w:hyperlink w:anchor="_Toc119686582" w:history="1">
             <w:r>
               <w:rPr>
                 <w:rStyle w:val="Hyperlink"/>
@@ -2595,7 +2621,7 @@
     <w:p>
       <w:pPr>
         <w:rPr>
-          <w:rFonts w:eastAsia="Calibri" w:asciiTheme="majorHAnsi" w:hAnsiTheme="majorHAnsi" w:cstheme="majorBidi"/>
+          <w:rFonts w:asciiTheme="majorHAnsi" w:eastAsia="Calibri" w:hAnsiTheme="majorHAnsi" w:cstheme="majorBidi"/>
           <w:color w:val="2F5496" w:themeColor="accent1" w:themeShade="BF"/>
           <w:sz w:val="32"/>
           <w:szCs w:val="32"/>
@@ -2610,7 +2636,7 @@
     </w:p>
     <w:p>
       <w:pPr>
-        <w:pStyle w:val="Heading1"/>
+        <w:pStyle w:val="Ttulo1"/>
         <w:numPr>
           <w:ilvl w:val="0"/>
           <w:numId w:val="5"/>
@@ -2625,11 +2651,12 @@
           <w:szCs w:val="24"/>
         </w:rPr>
       </w:pPr>
-      <w:bookmarkStart w:name="_Toc119686561" w:id="0"/>
+      <w:bookmarkStart w:id="0" w:name="_Toc119686561"/>
       <w:r>
         <w:rPr>
           <w:rFonts w:eastAsia="Calibri"/>
         </w:rPr>
+        <w:lastRenderedPageBreak/>
         <w:t>DIAGNÓSTICO E TEORIZAÇÃO</w:t>
       </w:r>
       <w:r>
@@ -2642,7 +2669,18 @@
     </w:p>
     <w:p>
       <w:pPr>
-        <w:pStyle w:val="Heading2"/>
+        <w:spacing w:after="0" w:line="276" w:lineRule="auto"/>
+        <w:jc w:val="both"/>
+        <w:rPr>
+          <w:rFonts w:eastAsia="Calibri" w:cstheme="minorHAnsi"/>
+          <w:sz w:val="24"/>
+          <w:szCs w:val="24"/>
+        </w:rPr>
+      </w:pPr>
+    </w:p>
+    <w:p>
+      <w:pPr>
+        <w:pStyle w:val="Ttulo2"/>
         <w:numPr>
           <w:ilvl w:val="1"/>
           <w:numId w:val="5"/>
@@ -2651,191 +2689,161 @@
           <w:rFonts w:eastAsia="Calibri"/>
         </w:rPr>
       </w:pPr>
-      <w:bookmarkStart w:name="_Toc119686562" w:id="1"/>
+      <w:bookmarkStart w:id="1" w:name="_Toc119686563"/>
       <w:r>
         <w:rPr>
           <w:rFonts w:eastAsia="Calibri"/>
         </w:rPr>
-        <w:t xml:space="preserve">Identificação das partes </w:t>
-      </w:r>
-      <w:r>
-        <w:rPr>
-          <w:rFonts w:eastAsia="Calibri"/>
-        </w:rPr>
-        <w:t xml:space="preserve">interessadas </w:t>
-      </w:r>
-      <w:r>
-        <w:rPr>
-          <w:rFonts w:eastAsia="Calibri"/>
-        </w:rPr>
-        <w:t>e</w:t>
-      </w:r>
-      <w:r>
-        <w:rPr>
-          <w:rFonts w:eastAsia="Calibri"/>
-        </w:rPr>
-        <w:t xml:space="preserve"> parceiros</w:t>
+        <w:t>Problemática</w:t>
       </w:r>
       <w:bookmarkEnd w:id="1"/>
-      <w:r>
-        <w:rPr>
-          <w:rFonts w:eastAsia="Calibri"/>
+    </w:p>
+    <w:p>
+      <w:pPr>
+        <w:spacing w:after="0" w:line="276" w:lineRule="auto"/>
+        <w:ind w:firstLine="360"/>
+        <w:jc w:val="both"/>
+        <w:rPr>
+          <w:rFonts w:eastAsia="Calibri" w:cstheme="minorHAnsi"/>
+          <w:color w:val="000000" w:themeColor="text1"/>
+          <w:sz w:val="24"/>
+          <w:szCs w:val="24"/>
+        </w:rPr>
+      </w:pPr>
+      <w:r>
+        <w:rPr>
+          <w:rFonts w:eastAsia="Calibri" w:cstheme="minorHAnsi"/>
+          <w:color w:val="000000" w:themeColor="text1"/>
+          <w:sz w:val="24"/>
+          <w:szCs w:val="24"/>
+        </w:rPr>
+        <w:t xml:space="preserve">Em 2024, foi identificado um aumento nas infrações de </w:t>
+      </w:r>
+      <w:r>
+        <w:rPr>
+          <w:rFonts w:eastAsia="Calibri" w:cstheme="minorHAnsi"/>
+          <w:color w:val="000000" w:themeColor="text1"/>
+          <w:sz w:val="24"/>
+          <w:szCs w:val="24"/>
+        </w:rPr>
+        <w:t>trânsito</w:t>
+      </w:r>
+      <w:r>
+        <w:rPr>
+          <w:rFonts w:eastAsia="Calibri" w:cstheme="minorHAnsi"/>
+          <w:color w:val="000000" w:themeColor="text1"/>
+          <w:sz w:val="24"/>
+          <w:szCs w:val="24"/>
+        </w:rPr>
+        <w:t xml:space="preserve"> em </w:t>
+      </w:r>
+      <w:r>
+        <w:rPr>
+          <w:rFonts w:eastAsia="Calibri" w:cstheme="minorHAnsi"/>
+          <w:color w:val="000000" w:themeColor="text1"/>
+          <w:sz w:val="24"/>
+          <w:szCs w:val="24"/>
+        </w:rPr>
+        <w:t>várias</w:t>
+      </w:r>
+      <w:r>
+        <w:rPr>
+          <w:rFonts w:eastAsia="Calibri" w:cstheme="minorHAnsi"/>
+          <w:color w:val="000000" w:themeColor="text1"/>
+          <w:sz w:val="24"/>
+          <w:szCs w:val="24"/>
         </w:rPr>
         <w:t xml:space="preserve"> </w:t>
       </w:r>
+      <w:r>
+        <w:rPr>
+          <w:rFonts w:eastAsia="Calibri" w:cstheme="minorHAnsi"/>
+          <w:color w:val="000000" w:themeColor="text1"/>
+          <w:sz w:val="24"/>
+          <w:szCs w:val="24"/>
+        </w:rPr>
+        <w:t>regiões</w:t>
+      </w:r>
+      <w:r>
+        <w:rPr>
+          <w:rFonts w:eastAsia="Calibri" w:cstheme="minorHAnsi"/>
+          <w:color w:val="000000" w:themeColor="text1"/>
+          <w:sz w:val="24"/>
+          <w:szCs w:val="24"/>
+        </w:rPr>
+        <w:t xml:space="preserve">. Algumas </w:t>
+      </w:r>
+      <w:r>
+        <w:rPr>
+          <w:rFonts w:eastAsia="Calibri" w:cstheme="minorHAnsi"/>
+          <w:color w:val="000000" w:themeColor="text1"/>
+          <w:sz w:val="24"/>
+          <w:szCs w:val="24"/>
+        </w:rPr>
+        <w:t>áreas</w:t>
+      </w:r>
+      <w:r>
+        <w:rPr>
+          <w:rFonts w:eastAsia="Calibri" w:cstheme="minorHAnsi"/>
+          <w:color w:val="000000" w:themeColor="text1"/>
+          <w:sz w:val="24"/>
+          <w:szCs w:val="24"/>
+        </w:rPr>
+        <w:t xml:space="preserve"> apresentam </w:t>
+      </w:r>
+      <w:r>
+        <w:rPr>
+          <w:rFonts w:eastAsia="Calibri" w:cstheme="minorHAnsi"/>
+          <w:color w:val="000000" w:themeColor="text1"/>
+          <w:sz w:val="24"/>
+          <w:szCs w:val="24"/>
+        </w:rPr>
+        <w:t>números</w:t>
+      </w:r>
+      <w:r>
+        <w:rPr>
+          <w:rFonts w:eastAsia="Calibri" w:cstheme="minorHAnsi"/>
+          <w:color w:val="000000" w:themeColor="text1"/>
+          <w:sz w:val="24"/>
+          <w:szCs w:val="24"/>
+        </w:rPr>
+        <w:t xml:space="preserve"> muito maiores que outras, o que gera preocupação com a segurança e o aumento de acidentes. Percebemos a necessidade de estudar essas diferenças para propor ações que ajudem a reduzir as infrações e tornar o </w:t>
+      </w:r>
+      <w:r>
+        <w:rPr>
+          <w:rFonts w:eastAsia="Calibri" w:cstheme="minorHAnsi"/>
+          <w:color w:val="000000" w:themeColor="text1"/>
+          <w:sz w:val="24"/>
+          <w:szCs w:val="24"/>
+        </w:rPr>
+        <w:t>trânsito</w:t>
+      </w:r>
+      <w:r>
+        <w:rPr>
+          <w:rFonts w:eastAsia="Calibri" w:cstheme="minorHAnsi"/>
+          <w:color w:val="000000" w:themeColor="text1"/>
+          <w:sz w:val="24"/>
+          <w:szCs w:val="24"/>
+        </w:rPr>
+        <w:t xml:space="preserve"> mais seguro.</w:t>
+      </w:r>
     </w:p>
     <w:p>
       <w:pPr>
         <w:spacing w:after="0" w:line="276" w:lineRule="auto"/>
         <w:jc w:val="both"/>
         <w:rPr>
-          <w:rFonts w:eastAsia="Calibri"/>
-          <w:color w:val="FF0000"/>
-          <w:sz w:val="24"/>
-          <w:szCs w:val="24"/>
-        </w:rPr>
-      </w:pPr>
-      <w:r>
-        <w:rPr>
-          <w:rFonts w:eastAsia="Calibri"/>
-          <w:color w:val="FF0000"/>
-          <w:sz w:val="24"/>
-          <w:szCs w:val="24"/>
-        </w:rPr>
-        <w:t xml:space="preserve">Descrever as partes </w:t>
-      </w:r>
-      <w:r>
-        <w:rPr>
-          <w:rFonts w:eastAsia="Calibri"/>
-          <w:color w:val="FF0000"/>
-          <w:sz w:val="24"/>
-          <w:szCs w:val="24"/>
-        </w:rPr>
-        <w:t>interessadas</w:t>
-      </w:r>
-      <w:r>
-        <w:rPr>
-          <w:rFonts w:eastAsia="Calibri"/>
-          <w:color w:val="FF0000"/>
-          <w:sz w:val="24"/>
-          <w:szCs w:val="24"/>
-        </w:rPr>
-        <w:t xml:space="preserve"> no projeto</w:t>
-      </w:r>
-      <w:r>
-        <w:rPr>
-          <w:rFonts w:eastAsia="Calibri"/>
-          <w:color w:val="FF0000"/>
-          <w:sz w:val="24"/>
-          <w:szCs w:val="24"/>
-        </w:rPr>
-        <w:t xml:space="preserve"> (perfil socioeconômico, escolaridade, gênero, faixa etária, quantidade estimada de participantes, outras informações)</w:t>
-      </w:r>
-      <w:r>
-        <w:rPr>
-          <w:rFonts w:eastAsia="Calibri"/>
-          <w:color w:val="FF0000"/>
-          <w:sz w:val="24"/>
-          <w:szCs w:val="24"/>
-        </w:rPr>
-        <w:t>, inclusive</w:t>
-      </w:r>
-      <w:r>
-        <w:rPr>
-          <w:rFonts w:eastAsia="Calibri"/>
-          <w:color w:val="FF0000"/>
-          <w:sz w:val="24"/>
-          <w:szCs w:val="24"/>
-        </w:rPr>
-        <w:t xml:space="preserve"> citando</w:t>
-      </w:r>
-      <w:r>
-        <w:rPr>
-          <w:rFonts w:eastAsia="Calibri"/>
-          <w:color w:val="FF0000"/>
-          <w:sz w:val="24"/>
-          <w:szCs w:val="24"/>
-        </w:rPr>
-        <w:t xml:space="preserve"> parceiros, se houver. Nesta etapa </w:t>
-      </w:r>
-      <w:r>
-        <w:rPr>
-          <w:rFonts w:eastAsia="Calibri"/>
-          <w:color w:val="FF0000"/>
-          <w:sz w:val="24"/>
-          <w:szCs w:val="24"/>
-        </w:rPr>
-        <w:t xml:space="preserve">é importante demonstrar quem são os participantes para justificar a pertinência </w:t>
-      </w:r>
-      <w:r>
-        <w:rPr>
-          <w:rFonts w:eastAsia="Calibri"/>
-          <w:color w:val="FF0000"/>
-          <w:sz w:val="24"/>
-          <w:szCs w:val="24"/>
-        </w:rPr>
-        <w:t>social</w:t>
-      </w:r>
-      <w:r>
-        <w:rPr>
-          <w:rFonts w:eastAsia="Calibri"/>
-          <w:color w:val="FF0000"/>
-          <w:sz w:val="24"/>
-          <w:szCs w:val="24"/>
-        </w:rPr>
-        <w:t xml:space="preserve"> </w:t>
-      </w:r>
-      <w:r>
-        <w:rPr>
-          <w:rFonts w:eastAsia="Calibri"/>
-          <w:color w:val="FF0000"/>
-          <w:sz w:val="24"/>
-          <w:szCs w:val="24"/>
-        </w:rPr>
-        <w:t xml:space="preserve">do projeto. </w:t>
-      </w:r>
-      <w:r>
-        <w:rPr>
-          <w:rFonts w:eastAsia="Calibri"/>
-          <w:color w:val="FF0000"/>
-          <w:sz w:val="24"/>
-          <w:szCs w:val="24"/>
-        </w:rPr>
-        <w:t xml:space="preserve">Incluir evidências (ex: </w:t>
-      </w:r>
-      <w:r>
-        <w:rPr>
-          <w:rFonts w:eastAsia="Calibri"/>
-          <w:color w:val="FF0000"/>
-          <w:sz w:val="24"/>
-          <w:szCs w:val="24"/>
-        </w:rPr>
-        <w:t>termo de acordo de cooperação)</w:t>
-      </w:r>
-      <w:r>
-        <w:rPr>
-          <w:rFonts w:eastAsia="Calibri"/>
-          <w:color w:val="FF0000"/>
-          <w:sz w:val="24"/>
-          <w:szCs w:val="24"/>
-        </w:rPr>
-        <w:t xml:space="preserve"> do acordo entre as partes interessadas.</w:t>
-      </w:r>
-    </w:p>
-    <w:p>
-      <w:pPr>
-        <w:spacing w:after="0" w:line="276" w:lineRule="auto"/>
-        <w:jc w:val="both"/>
-        <w:rPr>
-          <w:rFonts w:eastAsia="Calibri" w:cstheme="minorHAnsi"/>
-          <w:sz w:val="24"/>
-          <w:szCs w:val="24"/>
-        </w:rPr>
-      </w:pPr>
-    </w:p>
-    <w:p>
-      <w:pPr>
-        <w:pStyle w:val="Heading2"/>
+          <w:rFonts w:eastAsia="Calibri" w:cstheme="minorHAnsi"/>
+          <w:b/>
+          <w:bCs/>
+          <w:sz w:val="24"/>
+          <w:szCs w:val="24"/>
+        </w:rPr>
+      </w:pPr>
+    </w:p>
+    <w:p>
+      <w:pPr>
+        <w:pStyle w:val="Ttulo2"/>
         <w:numPr>
           <w:ilvl w:val="1"/>
           <w:numId w:val="5"/>
@@ -2844,24 +2852,106 @@
           <w:rFonts w:eastAsia="Calibri"/>
         </w:rPr>
       </w:pPr>
-      <w:bookmarkStart w:name="_Toc119686563" w:id="2"/>
+      <w:bookmarkStart w:id="2" w:name="_Toc119686565"/>
       <w:r>
         <w:rPr>
           <w:rFonts w:eastAsia="Calibri"/>
         </w:rPr>
-        <w:t xml:space="preserve">Problemática </w:t>
-      </w:r>
+        <w:t>Objetivo</w:t>
+      </w:r>
+      <w:bookmarkEnd w:id="2"/>
       <w:r>
         <w:rPr>
           <w:rFonts w:eastAsia="Calibri"/>
         </w:rPr>
-        <w:t>e/ou problemas identificados</w:t>
-      </w:r>
-      <w:bookmarkEnd w:id="2"/>
-    </w:p>
-    <w:p>
-      <w:pPr>
-        <w:spacing w:after="0" w:line="276" w:lineRule="auto"/>
+        <w:t xml:space="preserve"> Geral</w:t>
+      </w:r>
+    </w:p>
+    <w:p>
+      <w:pPr>
+        <w:spacing w:after="0" w:line="276" w:lineRule="auto"/>
+        <w:ind w:firstLine="360"/>
+        <w:jc w:val="both"/>
+        <w:rPr>
+          <w:rFonts w:eastAsia="Calibri" w:cstheme="minorHAnsi"/>
+          <w:color w:val="000000" w:themeColor="text1"/>
+          <w:sz w:val="24"/>
+          <w:szCs w:val="24"/>
+        </w:rPr>
+      </w:pPr>
+      <w:r>
+        <w:rPr>
+          <w:rFonts w:eastAsia="Calibri" w:cstheme="minorHAnsi"/>
+          <w:color w:val="000000" w:themeColor="text1"/>
+          <w:sz w:val="24"/>
+          <w:szCs w:val="24"/>
+        </w:rPr>
+        <w:t>O objetivo desse trabalho de extensão é apresentar uma análise de dados de big data sobre as infrações de trânsito em 2024 por cada região do estado do Rio de Janeiro.</w:t>
+      </w:r>
+    </w:p>
+    <w:p>
+      <w:pPr>
+        <w:rPr>
+          <w:rFonts w:eastAsia="Calibri" w:cstheme="minorHAnsi"/>
+          <w:b/>
+          <w:bCs/>
+          <w:sz w:val="24"/>
+          <w:szCs w:val="24"/>
+        </w:rPr>
+      </w:pPr>
+      <w:r>
+        <w:rPr>
+          <w:rFonts w:eastAsia="Calibri" w:cstheme="minorHAnsi"/>
+          <w:b/>
+          <w:bCs/>
+          <w:sz w:val="24"/>
+          <w:szCs w:val="24"/>
+        </w:rPr>
+        <w:br w:type="page"/>
+      </w:r>
+    </w:p>
+    <w:p>
+      <w:pPr>
+        <w:tabs>
+          <w:tab w:val="left" w:pos="1591"/>
+        </w:tabs>
+        <w:spacing w:after="0" w:line="276" w:lineRule="auto"/>
+        <w:jc w:val="both"/>
+        <w:rPr>
+          <w:rFonts w:eastAsia="Calibri" w:cstheme="minorHAnsi"/>
+          <w:b/>
+          <w:bCs/>
+          <w:sz w:val="24"/>
+          <w:szCs w:val="24"/>
+        </w:rPr>
+      </w:pPr>
+      <w:bookmarkStart w:id="3" w:name="_GoBack"/>
+      <w:bookmarkEnd w:id="3"/>
+    </w:p>
+    <w:p>
+      <w:pPr>
+        <w:pStyle w:val="Ttulo1"/>
+        <w:numPr>
+          <w:ilvl w:val="0"/>
+          <w:numId w:val="5"/>
+        </w:numPr>
+        <w:rPr>
+          <w:rFonts w:eastAsia="Calibri"/>
+        </w:rPr>
+      </w:pPr>
+      <w:bookmarkStart w:id="4" w:name="_Toc119686567"/>
+      <w:r>
+        <w:rPr>
+          <w:rFonts w:eastAsia="Calibri"/>
+        </w:rPr>
+        <w:t>DESENVOLVIMENTO DO PROJETO</w:t>
+      </w:r>
+      <w:bookmarkEnd w:id="4"/>
+    </w:p>
+    <w:p>
+      <w:pPr>
+        <w:spacing w:after="0" w:line="276" w:lineRule="auto"/>
+        <w:ind w:left="708"/>
         <w:jc w:val="both"/>
         <w:rPr>
           <w:rFonts w:eastAsia="Calibri"/>
@@ -2870,220 +2960,24 @@
           <w:szCs w:val="24"/>
         </w:rPr>
       </w:pPr>
-      <w:r>
-        <w:rPr>
-          <w:rFonts w:eastAsia="Calibri" w:cstheme="minorHAnsi"/>
-          <w:color w:val="FF0000"/>
-          <w:sz w:val="24"/>
-          <w:szCs w:val="24"/>
-        </w:rPr>
-        <w:t>Descrever a</w:t>
-      </w:r>
-      <w:r>
-        <w:rPr>
-          <w:rFonts w:eastAsia="Calibri" w:cstheme="minorHAnsi"/>
-          <w:color w:val="FF0000"/>
-          <w:sz w:val="24"/>
-          <w:szCs w:val="24"/>
-        </w:rPr>
-        <w:t xml:space="preserve"> (s)</w:t>
-      </w:r>
-      <w:r>
-        <w:rPr>
-          <w:rFonts w:eastAsia="Calibri" w:cstheme="minorHAnsi"/>
-          <w:color w:val="FF0000"/>
-          <w:sz w:val="24"/>
-          <w:szCs w:val="24"/>
-        </w:rPr>
-        <w:t xml:space="preserve"> problemática</w:t>
-      </w:r>
-      <w:r>
-        <w:rPr>
-          <w:rFonts w:eastAsia="Calibri" w:cstheme="minorHAnsi"/>
-          <w:color w:val="FF0000"/>
-          <w:sz w:val="24"/>
-          <w:szCs w:val="24"/>
-        </w:rPr>
-        <w:t xml:space="preserve"> (s)</w:t>
-      </w:r>
-      <w:r>
-        <w:rPr>
-          <w:rFonts w:eastAsia="Calibri" w:cstheme="minorHAnsi"/>
-          <w:color w:val="FF0000"/>
-          <w:sz w:val="24"/>
-          <w:szCs w:val="24"/>
-        </w:rPr>
-        <w:t xml:space="preserve"> identificada</w:t>
-      </w:r>
-      <w:r>
-        <w:rPr>
-          <w:rFonts w:eastAsia="Calibri" w:cstheme="minorHAnsi"/>
-          <w:color w:val="FF0000"/>
-          <w:sz w:val="24"/>
-          <w:szCs w:val="24"/>
-        </w:rPr>
-        <w:t xml:space="preserve"> (s)</w:t>
-      </w:r>
-      <w:r>
-        <w:rPr>
-          <w:rFonts w:eastAsia="Calibri" w:cstheme="minorHAnsi"/>
-          <w:color w:val="FF0000"/>
-          <w:sz w:val="24"/>
-          <w:szCs w:val="24"/>
-        </w:rPr>
-        <w:t xml:space="preserve"> e </w:t>
-      </w:r>
-      <w:r>
-        <w:rPr>
-          <w:rFonts w:eastAsia="Calibri" w:cstheme="minorHAnsi"/>
-          <w:color w:val="FF0000"/>
-          <w:sz w:val="24"/>
-          <w:szCs w:val="24"/>
-        </w:rPr>
-        <w:t xml:space="preserve">a </w:t>
-      </w:r>
-      <w:r>
-        <w:rPr>
-          <w:rFonts w:eastAsia="Calibri" w:cstheme="minorHAnsi"/>
-          <w:color w:val="FF0000"/>
-          <w:sz w:val="24"/>
-          <w:szCs w:val="24"/>
-        </w:rPr>
-        <w:t>escolhida</w:t>
-      </w:r>
-      <w:r>
-        <w:rPr>
-          <w:rFonts w:eastAsia="Calibri" w:cstheme="minorHAnsi"/>
-          <w:color w:val="FF0000"/>
-          <w:sz w:val="24"/>
-          <w:szCs w:val="24"/>
-        </w:rPr>
-        <w:t>/priorizada</w:t>
-      </w:r>
-      <w:r>
-        <w:rPr>
-          <w:rFonts w:eastAsia="Calibri" w:cstheme="minorHAnsi"/>
-          <w:color w:val="FF0000"/>
-          <w:sz w:val="24"/>
-          <w:szCs w:val="24"/>
-        </w:rPr>
-        <w:t xml:space="preserve"> que motiv</w:t>
-      </w:r>
-      <w:r>
-        <w:rPr>
-          <w:rFonts w:eastAsia="Calibri" w:cstheme="minorHAnsi"/>
-          <w:color w:val="FF0000"/>
-          <w:sz w:val="24"/>
-          <w:szCs w:val="24"/>
-        </w:rPr>
-        <w:t>a</w:t>
-      </w:r>
-      <w:r>
-        <w:rPr>
-          <w:rFonts w:eastAsia="Calibri" w:cstheme="minorHAnsi"/>
-          <w:color w:val="FF0000"/>
-          <w:sz w:val="24"/>
-          <w:szCs w:val="24"/>
-        </w:rPr>
-        <w:t xml:space="preserve"> a elaboração do projeto de </w:t>
-      </w:r>
-      <w:r>
-        <w:rPr>
-          <w:rFonts w:eastAsia="Calibri" w:cstheme="minorHAnsi"/>
-          <w:color w:val="FF0000"/>
-          <w:sz w:val="24"/>
-          <w:szCs w:val="24"/>
-        </w:rPr>
-        <w:t>extensão</w:t>
-      </w:r>
-      <w:r>
-        <w:rPr>
-          <w:rFonts w:eastAsia="Calibri" w:cstheme="minorHAnsi"/>
-          <w:color w:val="FF0000"/>
-          <w:sz w:val="24"/>
-          <w:szCs w:val="24"/>
-        </w:rPr>
-        <w:t xml:space="preserve">. </w:t>
-      </w:r>
-      <w:r>
-        <w:rPr>
-          <w:rFonts w:eastAsia="Calibri" w:cstheme="minorHAnsi"/>
-          <w:color w:val="FF0000"/>
-          <w:sz w:val="24"/>
-          <w:szCs w:val="24"/>
-        </w:rPr>
-        <w:t xml:space="preserve">Nesta etapa deve-se demonstrar </w:t>
-      </w:r>
-      <w:r>
-        <w:rPr>
-          <w:rFonts w:eastAsia="Calibri" w:cstheme="minorHAnsi"/>
-          <w:color w:val="FF0000"/>
-          <w:sz w:val="24"/>
-          <w:szCs w:val="24"/>
-        </w:rPr>
-        <w:t>de maneira clara o problema e/ou situação-prob</w:t>
-      </w:r>
-      <w:r>
-        <w:rPr>
-          <w:rFonts w:eastAsia="Calibri" w:cstheme="minorHAnsi"/>
-          <w:color w:val="FF0000"/>
-          <w:sz w:val="24"/>
-          <w:szCs w:val="24"/>
-        </w:rPr>
-        <w:t xml:space="preserve">lema que demandou a elaboração </w:t>
-      </w:r>
-      <w:r>
-        <w:rPr>
-          <w:rFonts w:eastAsia="Calibri" w:cstheme="minorHAnsi"/>
-          <w:color w:val="FF0000"/>
-          <w:sz w:val="24"/>
-          <w:szCs w:val="24"/>
-        </w:rPr>
-        <w:t xml:space="preserve">do projeto de extensão. </w:t>
-      </w:r>
-      <w:r>
+    </w:p>
+    <w:p>
+      <w:pPr>
+        <w:spacing w:after="0" w:line="276" w:lineRule="auto"/>
+        <w:ind w:left="708"/>
+        <w:jc w:val="both"/>
         <w:rPr>
           <w:rFonts w:eastAsia="Calibri"/>
           <w:color w:val="FF0000"/>
           <w:sz w:val="24"/>
           <w:szCs w:val="24"/>
-        </w:rPr>
-        <w:t xml:space="preserve">Elucidar também que a demanda sociocomunitária foi identificada, a partir de encontros/conversas/trocas/escuta da comunidade onde o projeto </w:t>
-      </w:r>
-      <w:r>
-        <w:rPr>
-          <w:rFonts w:eastAsia="Calibri"/>
-          <w:color w:val="FF0000"/>
-          <w:sz w:val="24"/>
-          <w:szCs w:val="24"/>
-        </w:rPr>
-        <w:t>será</w:t>
-      </w:r>
-      <w:r>
-        <w:rPr>
-          <w:rFonts w:eastAsia="Calibri"/>
-          <w:color w:val="FF0000"/>
-          <w:sz w:val="24"/>
-          <w:szCs w:val="24"/>
-        </w:rPr>
-        <w:t xml:space="preserve"> desenvolvido.</w:t>
-      </w:r>
-    </w:p>
-    <w:p>
-      <w:pPr>
-        <w:spacing w:after="0" w:line="276" w:lineRule="auto"/>
-        <w:jc w:val="both"/>
-        <w:rPr>
-          <w:rFonts w:eastAsia="Calibri" w:cstheme="minorHAnsi"/>
-          <w:color w:val="FF0000"/>
-          <w:sz w:val="24"/>
-          <w:szCs w:val="24"/>
-        </w:rPr>
-      </w:pPr>
-    </w:p>
-    <w:p>
-      <w:pPr>
-        <w:pStyle w:val="Heading2"/>
+          <w:u w:val="single"/>
+        </w:rPr>
+      </w:pPr>
+    </w:p>
+    <w:p>
+      <w:pPr>
+        <w:pStyle w:val="Ttulo2"/>
         <w:numPr>
           <w:ilvl w:val="1"/>
           <w:numId w:val="5"/>
@@ -3092,23 +2986,325 @@
           <w:rFonts w:eastAsia="Calibri"/>
         </w:rPr>
       </w:pPr>
-      <w:bookmarkStart w:name="_Toc119686564" w:id="3"/>
+      <w:bookmarkStart w:id="5" w:name="_Toc119686573"/>
       <w:r>
         <w:rPr>
           <w:rFonts w:eastAsia="Calibri"/>
         </w:rPr>
-        <w:t>Justificativa</w:t>
-      </w:r>
-      <w:bookmarkEnd w:id="3"/>
-      <w:r>
+        <w:t>Detalhamento técnico do projeto</w:t>
+      </w:r>
+      <w:bookmarkEnd w:id="5"/>
+    </w:p>
+    <w:p>
+      <w:pPr>
+        <w:spacing w:after="0" w:line="276" w:lineRule="auto"/>
+        <w:jc w:val="both"/>
         <w:rPr>
           <w:rFonts w:eastAsia="Calibri"/>
-        </w:rPr>
-        <w:t xml:space="preserve"> </w:t>
-      </w:r>
-    </w:p>
-    <w:p>
-      <w:pPr>
+          <w:color w:val="000000" w:themeColor="text1"/>
+          <w:sz w:val="24"/>
+          <w:szCs w:val="24"/>
+        </w:rPr>
+      </w:pPr>
+      <w:r>
+        <w:rPr>
+          <w:rFonts w:eastAsia="Calibri"/>
+          <w:color w:val="000000" w:themeColor="text1"/>
+          <w:sz w:val="24"/>
+          <w:szCs w:val="24"/>
+        </w:rPr>
+        <w:t xml:space="preserve">No início da disciplina extensionista de tópicos de Big Data 2025.2, </w:t>
+      </w:r>
+      <w:r>
+        <w:rPr>
+          <w:rFonts w:eastAsia="Calibri"/>
+          <w:color w:val="000000" w:themeColor="text1"/>
+          <w:sz w:val="24"/>
+          <w:szCs w:val="24"/>
+        </w:rPr>
+        <w:t>foram disponibilizado</w:t>
+      </w:r>
+      <w:r>
+        <w:rPr>
+          <w:rFonts w:eastAsia="Calibri"/>
+          <w:color w:val="000000" w:themeColor="text1"/>
+          <w:sz w:val="24"/>
+          <w:szCs w:val="24"/>
+        </w:rPr>
+        <w:t xml:space="preserve"> diversas bases de dado </w:t>
+      </w:r>
+      <w:proofErr w:type="gramStart"/>
+      <w:r>
+        <w:rPr>
+          <w:rFonts w:eastAsia="Calibri"/>
+          <w:color w:val="000000" w:themeColor="text1"/>
+          <w:sz w:val="24"/>
+          <w:szCs w:val="24"/>
+        </w:rPr>
+        <w:t>s(</w:t>
+      </w:r>
+      <w:proofErr w:type="gramEnd"/>
+      <w:r>
+        <w:rPr>
+          <w:rFonts w:eastAsia="Calibri"/>
+          <w:color w:val="000000" w:themeColor="text1"/>
+          <w:sz w:val="24"/>
+          <w:szCs w:val="24"/>
+        </w:rPr>
+        <w:t>Big Data) para escolher aquelas que melhor atendem ao impacto social exigido na disciplina.</w:t>
+      </w:r>
+    </w:p>
+    <w:p>
+      <w:pPr>
+        <w:spacing w:after="0" w:line="276" w:lineRule="auto"/>
+        <w:jc w:val="both"/>
+        <w:rPr>
+          <w:rFonts w:eastAsia="Calibri"/>
+          <w:color w:val="000000" w:themeColor="text1"/>
+          <w:sz w:val="24"/>
+          <w:szCs w:val="24"/>
+        </w:rPr>
+      </w:pPr>
+      <w:r>
+        <w:rPr>
+          <w:rFonts w:eastAsia="Calibri"/>
+          <w:color w:val="000000" w:themeColor="text1"/>
+          <w:sz w:val="24"/>
+          <w:szCs w:val="24"/>
+        </w:rPr>
+        <w:t xml:space="preserve">A equipe deste trabalho escolheu a base de dados do </w:t>
+      </w:r>
+      <w:proofErr w:type="spellStart"/>
+      <w:r>
+        <w:rPr>
+          <w:rFonts w:eastAsia="Calibri"/>
+          <w:color w:val="000000" w:themeColor="text1"/>
+          <w:sz w:val="24"/>
+          <w:szCs w:val="24"/>
+        </w:rPr>
+        <w:t>DetranRJ</w:t>
+      </w:r>
+      <w:proofErr w:type="spellEnd"/>
+      <w:r>
+        <w:rPr>
+          <w:rFonts w:eastAsia="Calibri"/>
+          <w:color w:val="000000" w:themeColor="text1"/>
+          <w:sz w:val="24"/>
+          <w:szCs w:val="24"/>
+        </w:rPr>
+        <w:t xml:space="preserve"> (https://dadosabertos.rj.gov.br/dataset/infracoes-de-transito-por-tipo-de-veiculo-de-2024) </w:t>
+      </w:r>
+    </w:p>
+    <w:p>
+      <w:pPr>
+        <w:spacing w:after="0" w:line="276" w:lineRule="auto"/>
+        <w:jc w:val="both"/>
+        <w:rPr>
+          <w:rFonts w:eastAsia="Calibri"/>
+          <w:color w:val="000000" w:themeColor="text1"/>
+          <w:sz w:val="24"/>
+          <w:szCs w:val="24"/>
+          <w:u w:val="single"/>
+        </w:rPr>
+      </w:pPr>
+      <w:r>
+        <w:rPr>
+          <w:rFonts w:eastAsia="Calibri"/>
+          <w:color w:val="000000" w:themeColor="text1"/>
+          <w:sz w:val="24"/>
+          <w:szCs w:val="24"/>
+        </w:rPr>
+        <w:t xml:space="preserve">E foram realizados: </w:t>
+      </w:r>
+    </w:p>
+    <w:p>
+      <w:pPr>
+        <w:pStyle w:val="PargrafodaLista"/>
+        <w:numPr>
+          <w:ilvl w:val="0"/>
+          <w:numId w:val="10"/>
+        </w:numPr>
+        <w:spacing w:after="0" w:line="276" w:lineRule="auto"/>
+        <w:jc w:val="both"/>
+        <w:rPr>
+          <w:rFonts w:eastAsia="Calibri"/>
+          <w:color w:val="000000" w:themeColor="text1"/>
+          <w:sz w:val="24"/>
+          <w:szCs w:val="24"/>
+        </w:rPr>
+      </w:pPr>
+      <w:r>
+        <w:rPr>
+          <w:rFonts w:eastAsia="Calibri"/>
+          <w:color w:val="000000" w:themeColor="text1"/>
+          <w:sz w:val="24"/>
+          <w:szCs w:val="24"/>
+        </w:rPr>
+        <w:t xml:space="preserve">Limpeza da base de dados: foram utilizados </w:t>
+      </w:r>
+      <w:r>
+        <w:rPr>
+          <w:color w:val="000000" w:themeColor="text1"/>
+        </w:rPr>
+        <w:t>Pandas</w:t>
+      </w:r>
+      <w:r>
+        <w:rPr>
+          <w:color w:val="000000" w:themeColor="text1"/>
+        </w:rPr>
+        <w:t xml:space="preserve"> e </w:t>
+      </w:r>
+      <w:proofErr w:type="spellStart"/>
+      <w:r>
+        <w:rPr>
+          <w:color w:val="000000" w:themeColor="text1"/>
+        </w:rPr>
+        <w:t>Num</w:t>
+      </w:r>
+      <w:r>
+        <w:rPr>
+          <w:color w:val="000000" w:themeColor="text1"/>
+        </w:rPr>
+        <w:t>P</w:t>
+      </w:r>
+      <w:r>
+        <w:rPr>
+          <w:color w:val="000000" w:themeColor="text1"/>
+        </w:rPr>
+        <w:t>y</w:t>
+      </w:r>
+      <w:proofErr w:type="spellEnd"/>
+      <w:r>
+        <w:rPr>
+          <w:color w:val="000000" w:themeColor="text1"/>
+        </w:rPr>
+        <w:t>.</w:t>
+      </w:r>
+    </w:p>
+    <w:p>
+      <w:pPr>
+        <w:pStyle w:val="PargrafodaLista"/>
+        <w:numPr>
+          <w:ilvl w:val="0"/>
+          <w:numId w:val="10"/>
+        </w:numPr>
+        <w:spacing w:after="0" w:line="276" w:lineRule="auto"/>
+        <w:jc w:val="both"/>
+        <w:rPr>
+          <w:rFonts w:eastAsia="Calibri"/>
+          <w:color w:val="000000" w:themeColor="text1"/>
+          <w:sz w:val="24"/>
+          <w:szCs w:val="24"/>
+        </w:rPr>
+      </w:pPr>
+      <w:r>
+        <w:rPr>
+          <w:rFonts w:eastAsia="Calibri"/>
+          <w:color w:val="000000" w:themeColor="text1"/>
+          <w:sz w:val="24"/>
+          <w:szCs w:val="24"/>
+        </w:rPr>
+        <w:t xml:space="preserve">Distribuição de frequência: foram realizadas a distribuição de frequência da tabela </w:t>
+      </w:r>
+      <w:r>
+        <w:rPr>
+          <w:rFonts w:eastAsia="Calibri"/>
+          <w:color w:val="000000" w:themeColor="text1"/>
+          <w:sz w:val="24"/>
+          <w:szCs w:val="24"/>
+        </w:rPr>
+        <w:t>por Tipo de veiculo</w:t>
+      </w:r>
+    </w:p>
+    <w:p>
+      <w:pPr>
+        <w:pStyle w:val="PargrafodaLista"/>
+        <w:spacing w:after="0" w:line="276" w:lineRule="auto"/>
+        <w:jc w:val="both"/>
+        <w:rPr>
+          <w:rFonts w:eastAsia="Calibri"/>
+          <w:color w:val="000000" w:themeColor="text1"/>
+          <w:sz w:val="24"/>
+          <w:szCs w:val="24"/>
+        </w:rPr>
+      </w:pPr>
+      <w:r>
+        <w:rPr>
+          <w:rFonts w:eastAsia="Calibri"/>
+          <w:color w:val="000000" w:themeColor="text1"/>
+          <w:sz w:val="24"/>
+          <w:szCs w:val="24"/>
+        </w:rPr>
+        <w:drawing>
+          <wp:inline distT="0" distB="0" distL="0" distR="0" wp14:anchorId="51429D04" wp14:editId="038E7B66">
+            <wp:extent cx="3972479" cy="1905266"/>
+            <wp:effectExtent l="0" t="0" r="0" b="0"/>
+            <wp:docPr id="1" name="Imagem 1"/>
+            <wp:cNvGraphicFramePr>
+              <a:graphicFrameLocks xmlns:a="http://schemas.openxmlformats.org/drawingml/2006/main" noChangeAspect="1"/>
+            </wp:cNvGraphicFramePr>
+            <a:graphic xmlns:a="http://schemas.openxmlformats.org/drawingml/2006/main">
+              <a:graphicData uri="http://schemas.openxmlformats.org/drawingml/2006/picture">
+                <pic:pic xmlns:pic="http://schemas.openxmlformats.org/drawingml/2006/picture">
+                  <pic:nvPicPr>
+                    <pic:cNvPr id="1" name=""/>
+                    <pic:cNvPicPr/>
+                  </pic:nvPicPr>
+                  <pic:blipFill>
+                    <a:blip r:embed="rId11"/>
+                    <a:stretch>
+                      <a:fillRect/>
+                    </a:stretch>
+                  </pic:blipFill>
+                  <pic:spPr>
+                    <a:xfrm>
+                      <a:off x="0" y="0"/>
+                      <a:ext cx="3972479" cy="1905266"/>
+                    </a:xfrm>
+                    <a:prstGeom prst="rect">
+                      <a:avLst/>
+                    </a:prstGeom>
+                  </pic:spPr>
+                </pic:pic>
+              </a:graphicData>
+            </a:graphic>
+          </wp:inline>
+        </w:drawing>
+      </w:r>
+    </w:p>
+    <w:p>
+      <w:pPr>
+        <w:pStyle w:val="PargrafodaLista"/>
+        <w:numPr>
+          <w:ilvl w:val="0"/>
+          <w:numId w:val="10"/>
+        </w:numPr>
+        <w:spacing w:after="0" w:line="276" w:lineRule="auto"/>
+        <w:jc w:val="both"/>
+        <w:rPr>
+          <w:rFonts w:eastAsia="Calibri"/>
+          <w:color w:val="000000" w:themeColor="text1"/>
+          <w:sz w:val="24"/>
+          <w:szCs w:val="24"/>
+        </w:rPr>
+      </w:pPr>
+      <w:r>
+        <w:rPr>
+          <w:rFonts w:eastAsia="Calibri"/>
+          <w:color w:val="000000" w:themeColor="text1"/>
+          <w:sz w:val="24"/>
+          <w:szCs w:val="24"/>
+        </w:rPr>
+        <w:t>Regressão linear:</w:t>
+      </w:r>
+    </w:p>
+    <w:p>
+      <w:pPr>
+        <w:pStyle w:val="PargrafodaLista"/>
+        <w:numPr>
+          <w:ilvl w:val="0"/>
+          <w:numId w:val="10"/>
+        </w:numPr>
         <w:spacing w:after="0" w:line="276" w:lineRule="auto"/>
         <w:jc w:val="both"/>
         <w:rPr>
@@ -3118,69 +3314,61 @@
           <w:szCs w:val="24"/>
         </w:rPr>
       </w:pPr>
-      <w:r>
+    </w:p>
+    <w:p>
+      <w:pPr>
+        <w:rPr>
+          <w:color w:val="000000" w:themeColor="text1"/>
+        </w:rPr>
+      </w:pPr>
+    </w:p>
+    <w:p>
+      <w:pPr>
         <w:rPr>
           <w:rFonts w:eastAsia="Calibri"/>
-          <w:color w:val="FF0000"/>
-          <w:sz w:val="24"/>
-          <w:szCs w:val="24"/>
-        </w:rPr>
-        <w:t>Descrever como a questão identificada</w:t>
-      </w:r>
+          <w:b/>
+          <w:bCs/>
+          <w:sz w:val="24"/>
+          <w:szCs w:val="24"/>
+        </w:rPr>
+      </w:pPr>
       <w:r>
         <w:rPr>
           <w:rFonts w:eastAsia="Calibri"/>
-          <w:color w:val="FF0000"/>
-          <w:sz w:val="24"/>
-          <w:szCs w:val="24"/>
-        </w:rPr>
-        <w:t xml:space="preserve"> (</w:t>
-      </w:r>
-      <w:r>
+          <w:b/>
+          <w:bCs/>
+          <w:sz w:val="24"/>
+          <w:szCs w:val="24"/>
+        </w:rPr>
+        <w:br w:type="page"/>
+      </w:r>
+    </w:p>
+    <w:p>
+      <w:pPr>
+        <w:pStyle w:val="Ttulo1"/>
+        <w:numPr>
+          <w:ilvl w:val="0"/>
+          <w:numId w:val="5"/>
+        </w:numPr>
         <w:rPr>
           <w:rFonts w:eastAsia="Calibri"/>
-          <w:color w:val="FF0000"/>
-          <w:sz w:val="24"/>
-          <w:szCs w:val="24"/>
-        </w:rPr>
-        <w:t>1.2</w:t>
-      </w:r>
+        </w:rPr>
+      </w:pPr>
+      <w:bookmarkStart w:id="6" w:name="_Toc119686574"/>
       <w:r>
         <w:rPr>
           <w:rFonts w:eastAsia="Calibri"/>
-          <w:color w:val="FF0000"/>
-          <w:sz w:val="24"/>
-          <w:szCs w:val="24"/>
-        </w:rPr>
-        <w:t xml:space="preserve"> – problemática escolhida</w:t>
+        </w:rPr>
+        <w:lastRenderedPageBreak/>
+        <w:t>ENCERRAMENTO DO PROJETO</w:t>
       </w:r>
       <w:r>
         <w:rPr>
           <w:rFonts w:eastAsia="Calibri"/>
-          <w:color w:val="FF0000"/>
-          <w:sz w:val="24"/>
-          <w:szCs w:val="24"/>
-        </w:rPr>
-        <w:t xml:space="preserve">) é </w:t>
-      </w:r>
-      <w:r>
-        <w:rPr>
-          <w:rFonts w:eastAsia="Calibri"/>
-          <w:color w:val="FF0000"/>
-          <w:sz w:val="24"/>
-          <w:szCs w:val="24"/>
-        </w:rPr>
-        <w:t xml:space="preserve">pertinente academicamente, uma vez que a aprendizagem </w:t>
-      </w:r>
-      <w:r>
-        <w:rPr>
-          <w:rFonts w:eastAsia="Calibri"/>
-          <w:color w:val="FF0000"/>
-          <w:sz w:val="24"/>
-          <w:szCs w:val="24"/>
-        </w:rPr>
-        <w:t>baseada em projetos consiste na produção e aplicação de conhecimentos com vistas à resolução de demandas reais. Importante destacar a relação com o curso (objetivos de formação/aprendizagens), bem como as motivações do grupo de trabalho.</w:t>
-      </w:r>
+        </w:rPr>
+        <w:t xml:space="preserve"> </w:t>
+      </w:r>
+      <w:bookmarkEnd w:id="6"/>
     </w:p>
     <w:p>
       <w:pPr>
@@ -3197,7 +3385,7 @@
     </w:p>
     <w:p>
       <w:pPr>
-        <w:pStyle w:val="Heading2"/>
+        <w:pStyle w:val="Ttulo2"/>
         <w:numPr>
           <w:ilvl w:val="1"/>
           <w:numId w:val="5"/>
@@ -3206,1800 +3394,142 @@
           <w:rFonts w:eastAsia="Calibri"/>
         </w:rPr>
       </w:pPr>
-      <w:bookmarkStart w:name="_Toc119686565" w:id="4"/>
+      <w:bookmarkStart w:id="7" w:name="_Toc119686577"/>
       <w:r>
         <w:rPr>
           <w:rFonts w:eastAsia="Calibri"/>
         </w:rPr>
-        <w:t>Objetivos</w:t>
+        <w:t>Relato de Experiência I</w:t>
       </w:r>
       <w:r>
         <w:rPr>
           <w:rFonts w:eastAsia="Calibri"/>
         </w:rPr>
-        <w:t>/resultados/efeitos</w:t>
-      </w:r>
-      <w:r>
+        <w:t>ndividual</w:t>
+      </w:r>
+      <w:bookmarkEnd w:id="7"/>
+    </w:p>
+    <w:p>
+      <w:pPr>
+        <w:spacing w:after="0" w:line="276" w:lineRule="auto"/>
+        <w:jc w:val="both"/>
+        <w:rPr>
+          <w:rFonts w:eastAsia="Calibri" w:cstheme="minorHAnsi"/>
+          <w:color w:val="000000" w:themeColor="text1"/>
+          <w:sz w:val="24"/>
+          <w:szCs w:val="24"/>
+        </w:rPr>
+      </w:pPr>
+      <w:r>
+        <w:rPr>
+          <w:rFonts w:eastAsia="Calibri" w:cstheme="minorHAnsi"/>
+          <w:color w:val="000000" w:themeColor="text1"/>
+          <w:sz w:val="24"/>
+          <w:szCs w:val="24"/>
+        </w:rPr>
+        <w:t>Nome: Vinicius Souto do Nascimento</w:t>
+      </w:r>
+    </w:p>
+    <w:p>
+      <w:pPr>
+        <w:spacing w:after="0" w:line="276" w:lineRule="auto"/>
+        <w:jc w:val="both"/>
+        <w:rPr>
+          <w:rFonts w:eastAsia="Calibri" w:cstheme="minorHAnsi"/>
+          <w:color w:val="000000" w:themeColor="text1"/>
+          <w:sz w:val="24"/>
+          <w:szCs w:val="24"/>
+        </w:rPr>
+      </w:pPr>
+      <w:r>
+        <w:rPr>
+          <w:rFonts w:eastAsia="Calibri" w:cstheme="minorHAnsi"/>
+          <w:color w:val="000000" w:themeColor="text1"/>
+          <w:sz w:val="24"/>
+          <w:szCs w:val="24"/>
+        </w:rPr>
+        <w:t>Matricula: 202403318032</w:t>
+      </w:r>
+    </w:p>
+    <w:p>
+      <w:pPr>
+        <w:spacing w:after="0" w:line="276" w:lineRule="auto"/>
+        <w:jc w:val="both"/>
+        <w:rPr>
+          <w:rFonts w:eastAsia="Calibri" w:cstheme="minorHAnsi"/>
+          <w:color w:val="000000" w:themeColor="text1"/>
+          <w:sz w:val="24"/>
+          <w:szCs w:val="24"/>
+        </w:rPr>
+      </w:pPr>
+      <w:r>
+        <w:rPr>
+          <w:rFonts w:eastAsia="Calibri" w:cstheme="minorHAnsi"/>
+          <w:color w:val="000000" w:themeColor="text1"/>
+          <w:sz w:val="24"/>
+          <w:szCs w:val="24"/>
+        </w:rPr>
+        <w:t>Nome: Bernardo Veloso da Silva</w:t>
+      </w:r>
+    </w:p>
+    <w:p>
+      <w:pPr>
+        <w:spacing w:after="0" w:line="276" w:lineRule="auto"/>
+        <w:jc w:val="both"/>
+        <w:rPr>
+          <w:rFonts w:eastAsia="Calibri" w:cstheme="minorHAnsi"/>
+          <w:color w:val="000000" w:themeColor="text1"/>
+          <w:sz w:val="24"/>
+          <w:szCs w:val="24"/>
+        </w:rPr>
+      </w:pPr>
+      <w:r>
+        <w:rPr>
+          <w:rFonts w:eastAsia="Calibri" w:cstheme="minorHAnsi"/>
+          <w:color w:val="000000" w:themeColor="text1"/>
+          <w:sz w:val="24"/>
+          <w:szCs w:val="24"/>
+        </w:rPr>
+        <w:t>Matricula: 202502330103</w:t>
+      </w:r>
+    </w:p>
+    <w:p>
+      <w:pPr>
+        <w:spacing w:after="0" w:line="276" w:lineRule="auto"/>
+        <w:ind w:firstLine="708"/>
+        <w:jc w:val="both"/>
         <w:rPr>
           <w:rFonts w:eastAsia="Calibri"/>
-        </w:rPr>
-        <w:t xml:space="preserve"> a serem alcançados</w:t>
-      </w:r>
-      <w:r>
-        <w:rPr>
-          <w:rFonts w:eastAsia="Calibri"/>
-        </w:rPr>
-        <w:t xml:space="preserve"> (em relação ao problema identificado e sob a perspectiva dos públicos envolvidos)</w:t>
-      </w:r>
-      <w:bookmarkEnd w:id="4"/>
-    </w:p>
-    <w:p>
-      <w:pPr>
-        <w:spacing w:after="0" w:line="276" w:lineRule="auto"/>
-        <w:jc w:val="both"/>
-        <w:rPr>
-          <w:rFonts w:eastAsia="Calibri" w:cstheme="minorHAnsi"/>
-          <w:color w:val="FF0000"/>
-          <w:sz w:val="24"/>
-          <w:szCs w:val="24"/>
-        </w:rPr>
-      </w:pPr>
-      <w:r>
-        <w:rPr>
-          <w:rFonts w:eastAsia="Calibri" w:cstheme="minorHAnsi"/>
-          <w:color w:val="FF0000"/>
-          <w:sz w:val="24"/>
-          <w:szCs w:val="24"/>
-        </w:rPr>
-        <w:t>Descrever entre 1 e 3 objetivos</w:t>
-      </w:r>
-      <w:r>
-        <w:rPr>
-          <w:rFonts w:eastAsia="Calibri" w:cstheme="minorHAnsi"/>
-          <w:color w:val="FF0000"/>
-          <w:sz w:val="24"/>
-          <w:szCs w:val="24"/>
-        </w:rPr>
-        <w:t>, no máximo,</w:t>
-      </w:r>
-      <w:r>
-        <w:rPr>
-          <w:rFonts w:eastAsia="Calibri" w:cstheme="minorHAnsi"/>
-          <w:color w:val="FF0000"/>
-          <w:sz w:val="24"/>
-          <w:szCs w:val="24"/>
-        </w:rPr>
-        <w:t xml:space="preserve"> que devem ser alcançados pela equipe ao </w:t>
-      </w:r>
-      <w:r>
-        <w:rPr>
-          <w:rFonts w:eastAsia="Calibri" w:cstheme="minorHAnsi"/>
-          <w:color w:val="FF0000"/>
-          <w:sz w:val="24"/>
-          <w:szCs w:val="24"/>
-        </w:rPr>
-        <w:t xml:space="preserve">desenvolver o </w:t>
-      </w:r>
-      <w:r>
-        <w:rPr>
-          <w:rFonts w:eastAsia="Calibri" w:cstheme="minorHAnsi"/>
-          <w:color w:val="FF0000"/>
-          <w:sz w:val="24"/>
-          <w:szCs w:val="24"/>
-        </w:rPr>
-        <w:t>projeto de e</w:t>
-      </w:r>
-      <w:r>
-        <w:rPr>
-          <w:rFonts w:eastAsia="Calibri" w:cstheme="minorHAnsi"/>
-          <w:color w:val="FF0000"/>
-          <w:sz w:val="24"/>
-          <w:szCs w:val="24"/>
-        </w:rPr>
-        <w:t>xtensão</w:t>
-      </w:r>
-      <w:r>
-        <w:rPr>
-          <w:rFonts w:eastAsia="Calibri" w:cstheme="minorHAnsi"/>
-          <w:color w:val="FF0000"/>
-          <w:sz w:val="24"/>
-          <w:szCs w:val="24"/>
-        </w:rPr>
-        <w:t xml:space="preserve">. </w:t>
-      </w:r>
-      <w:r>
-        <w:rPr>
-          <w:rFonts w:eastAsia="Calibri" w:cstheme="minorHAnsi"/>
-          <w:color w:val="FF0000"/>
-          <w:sz w:val="24"/>
-          <w:szCs w:val="24"/>
-        </w:rPr>
-        <w:t>Nesta etapa o</w:t>
-      </w:r>
-      <w:r>
-        <w:rPr>
-          <w:rFonts w:eastAsia="Calibri" w:cstheme="minorHAnsi"/>
-          <w:color w:val="FF0000"/>
-          <w:sz w:val="24"/>
-          <w:szCs w:val="24"/>
-        </w:rPr>
-        <w:t>s objetivos</w:t>
-      </w:r>
-      <w:r>
-        <w:rPr>
-          <w:rFonts w:eastAsia="Calibri" w:cstheme="minorHAnsi"/>
-          <w:color w:val="FF0000"/>
-          <w:sz w:val="24"/>
-          <w:szCs w:val="24"/>
-        </w:rPr>
-        <w:t xml:space="preserve"> devem ser descritos </w:t>
-      </w:r>
-      <w:r>
-        <w:rPr>
-          <w:rFonts w:eastAsia="Calibri" w:cstheme="minorHAnsi"/>
-          <w:color w:val="FF0000"/>
-          <w:sz w:val="24"/>
-          <w:szCs w:val="24"/>
-        </w:rPr>
-        <w:t xml:space="preserve">com verbos de ação, de </w:t>
-      </w:r>
-      <w:r>
-        <w:rPr>
-          <w:rFonts w:eastAsia="Calibri" w:cstheme="minorHAnsi"/>
-          <w:color w:val="FF0000"/>
-          <w:sz w:val="24"/>
-          <w:szCs w:val="24"/>
-        </w:rPr>
-        <w:t xml:space="preserve">maneira clara e sucinta, em forma de tópicos (quando for mais de um), </w:t>
-      </w:r>
-      <w:r>
-        <w:rPr>
-          <w:rFonts w:eastAsia="Calibri" w:cstheme="minorHAnsi"/>
-          <w:color w:val="FF0000"/>
-          <w:sz w:val="24"/>
-          <w:szCs w:val="24"/>
-        </w:rPr>
-        <w:t xml:space="preserve">correspondentes aos resultados concretos que o projeto de extensão pretende alcançar. </w:t>
-      </w:r>
-    </w:p>
-    <w:p>
-      <w:pPr>
-        <w:spacing w:after="0" w:line="276" w:lineRule="auto"/>
-        <w:jc w:val="both"/>
-        <w:rPr>
-          <w:rFonts w:eastAsia="Calibri" w:cstheme="minorHAnsi"/>
-          <w:color w:val="FF0000"/>
-          <w:sz w:val="24"/>
-          <w:szCs w:val="24"/>
-        </w:rPr>
-      </w:pPr>
-      <w:r>
-        <w:rPr>
-          <w:rFonts w:eastAsia="Calibri" w:cstheme="minorHAnsi"/>
-          <w:color w:val="FF0000"/>
-          <w:sz w:val="24"/>
-          <w:szCs w:val="24"/>
-        </w:rPr>
-        <w:t>Cabe ressaltar que os resultados obtidos pelo projeto deverão ser demonstrados, portanto, quando o grupo de trabalho definir os objetivos deve pensar na forma de participação dos públicos no processo avaliativo (que instrumentos usar?).</w:t>
-      </w:r>
-    </w:p>
-    <w:p>
-      <w:pPr>
-        <w:spacing w:after="0" w:line="276" w:lineRule="auto"/>
-        <w:jc w:val="both"/>
-        <w:rPr>
-          <w:rFonts w:eastAsia="Calibri" w:cstheme="minorHAnsi"/>
-          <w:color w:val="FF0000"/>
-          <w:sz w:val="24"/>
-          <w:szCs w:val="24"/>
-        </w:rPr>
-      </w:pPr>
-    </w:p>
-    <w:p>
-      <w:pPr>
-        <w:pStyle w:val="Heading2"/>
-        <w:numPr>
-          <w:ilvl w:val="1"/>
-          <w:numId w:val="5"/>
-        </w:numPr>
-        <w:rPr>
-          <w:rFonts w:eastAsia="Calibri"/>
-        </w:rPr>
-      </w:pPr>
-      <w:bookmarkStart w:name="_Toc119686566" w:id="5"/>
-      <w:r>
-        <w:rPr>
-          <w:rFonts w:eastAsia="Calibri"/>
-        </w:rPr>
-        <w:t>Referencial teórico (subsídio teórico para propositura de ações da extensão)</w:t>
-      </w:r>
-      <w:bookmarkEnd w:id="5"/>
-    </w:p>
-    <w:p>
-      <w:pPr>
-        <w:tabs>
-          <w:tab w:val="left" w:pos="1591"/>
-        </w:tabs>
-        <w:spacing w:after="0" w:line="276" w:lineRule="auto"/>
-        <w:jc w:val="both"/>
-        <w:rPr>
-          <w:rFonts w:eastAsia="Calibri"/>
-          <w:color w:val="FF0000"/>
-          <w:sz w:val="24"/>
-          <w:szCs w:val="24"/>
-        </w:rPr>
-      </w:pPr>
-      <w:r>
-        <w:rPr>
-          <w:rFonts w:eastAsia="Calibri"/>
-          <w:color w:val="FF0000"/>
-          <w:sz w:val="24"/>
-          <w:szCs w:val="24"/>
-        </w:rPr>
-        <w:t xml:space="preserve">Breve exposição e discussão dos referenciais teóricos utilizados para entender e esclarecer </w:t>
-      </w:r>
-      <w:r>
-        <w:rPr>
-          <w:rFonts w:eastAsia="Calibri"/>
-          <w:color w:val="FF0000"/>
-          <w:sz w:val="24"/>
-          <w:szCs w:val="24"/>
-        </w:rPr>
-        <w:t>a situação-problema que orienta o projeto</w:t>
-      </w:r>
-      <w:r>
-        <w:rPr>
-          <w:rFonts w:eastAsia="Calibri"/>
-          <w:color w:val="FF0000"/>
-          <w:sz w:val="24"/>
-          <w:szCs w:val="24"/>
-        </w:rPr>
-        <w:t>, apresentando-as e relacionando-as com o desenvolvimento do projeto.</w:t>
-      </w:r>
-      <w:r>
-        <w:rPr>
-          <w:rFonts w:eastAsia="Calibri"/>
-          <w:color w:val="FF0000"/>
-          <w:sz w:val="24"/>
-          <w:szCs w:val="24"/>
-        </w:rPr>
-        <w:t xml:space="preserve"> O referencial teórico escolhido deve ser assertivo para </w:t>
-      </w:r>
-      <w:r>
-        <w:rPr>
-          <w:rFonts w:eastAsia="Calibri"/>
-          <w:color w:val="FF0000"/>
-          <w:sz w:val="24"/>
-          <w:szCs w:val="24"/>
-        </w:rPr>
-        <w:t xml:space="preserve">justificar </w:t>
-      </w:r>
-      <w:r>
-        <w:rPr>
-          <w:rFonts w:eastAsia="Calibri"/>
-          <w:color w:val="FF0000"/>
-          <w:sz w:val="24"/>
-          <w:szCs w:val="24"/>
-        </w:rPr>
-        <w:t>a</w:t>
-      </w:r>
-      <w:r>
-        <w:rPr>
-          <w:rFonts w:eastAsia="Calibri"/>
-          <w:color w:val="FF0000"/>
-          <w:sz w:val="24"/>
-          <w:szCs w:val="24"/>
-        </w:rPr>
-        <w:t>s</w:t>
-      </w:r>
-      <w:r>
-        <w:rPr>
-          <w:rFonts w:eastAsia="Calibri"/>
-          <w:color w:val="FF0000"/>
-          <w:sz w:val="24"/>
-          <w:szCs w:val="24"/>
-        </w:rPr>
-        <w:t xml:space="preserve"> escolhas das ações formuladas, ou seja, </w:t>
-      </w:r>
-      <w:r>
-        <w:rPr>
-          <w:rFonts w:eastAsia="Calibri"/>
-          <w:color w:val="FF0000"/>
-          <w:sz w:val="24"/>
-          <w:szCs w:val="24"/>
-        </w:rPr>
-        <w:t>obras e autores citados devem apresentar respostas teóricas-científicas apropriadas para os desafios enfrentados durante a</w:t>
-      </w:r>
-      <w:r>
-        <w:rPr>
-          <w:rFonts w:eastAsia="Calibri"/>
-          <w:color w:val="FF0000"/>
-          <w:sz w:val="24"/>
-          <w:szCs w:val="24"/>
-        </w:rPr>
-        <w:t xml:space="preserve"> execução do projeto de extensão.</w:t>
-      </w:r>
-      <w:r>
-        <w:rPr>
-          <w:rFonts w:eastAsia="Calibri"/>
-          <w:color w:val="FF0000"/>
-          <w:sz w:val="24"/>
-          <w:szCs w:val="24"/>
-        </w:rPr>
-        <w:t xml:space="preserve"> </w:t>
-      </w:r>
-      <w:r>
-        <w:rPr>
-          <w:rFonts w:eastAsia="Calibri"/>
-          <w:color w:val="FF0000"/>
-          <w:sz w:val="24"/>
-          <w:szCs w:val="24"/>
-        </w:rPr>
-        <w:t>Aqui no mínimo 3 (três) autores deverão ser referenciados (ver referências bibliográficas da disciplina e outras a critério do professor e ou dos acadêmicos). Sugere-se mínimo de 500 caracteres e máximo de 3 (três) páginas.</w:t>
-      </w:r>
-    </w:p>
-    <w:p>
-      <w:pPr>
-        <w:tabs>
-          <w:tab w:val="left" w:pos="1591"/>
-        </w:tabs>
-        <w:spacing w:after="0" w:line="276" w:lineRule="auto"/>
-        <w:jc w:val="both"/>
-        <w:rPr>
-          <w:rFonts w:eastAsia="Calibri" w:cstheme="minorHAnsi"/>
-          <w:b/>
-          <w:bCs/>
-          <w:sz w:val="24"/>
-          <w:szCs w:val="24"/>
-        </w:rPr>
-      </w:pPr>
-    </w:p>
-    <w:p>
-      <w:pPr>
-        <w:pStyle w:val="Heading1"/>
-        <w:numPr>
-          <w:ilvl w:val="0"/>
-          <w:numId w:val="5"/>
-        </w:numPr>
-        <w:rPr>
-          <w:rFonts w:eastAsia="Calibri"/>
-        </w:rPr>
-      </w:pPr>
-      <w:bookmarkStart w:name="_Toc119686567" w:id="6"/>
-      <w:r>
-        <w:rPr>
-          <w:rFonts w:eastAsia="Calibri"/>
-        </w:rPr>
-        <w:t xml:space="preserve">PLANEJAMENTO </w:t>
-      </w:r>
-      <w:r>
-        <w:rPr>
-          <w:rFonts w:eastAsia="Calibri"/>
-        </w:rPr>
-        <w:t>E</w:t>
-      </w:r>
-      <w:r>
-        <w:rPr>
-          <w:rFonts w:eastAsia="Calibri"/>
-        </w:rPr>
-        <w:t xml:space="preserve"> DESENVOLVIMENTO DO PROJETO</w:t>
-      </w:r>
-      <w:r>
-        <w:rPr>
-          <w:rFonts w:eastAsia="Calibri"/>
-        </w:rPr>
-        <w:t xml:space="preserve"> </w:t>
-      </w:r>
-      <w:bookmarkEnd w:id="6"/>
-    </w:p>
-    <w:p>
-      <w:pPr>
-        <w:spacing w:after="0" w:line="276" w:lineRule="auto"/>
-        <w:jc w:val="both"/>
-        <w:rPr>
-          <w:rFonts w:eastAsia="Calibri" w:cstheme="minorHAnsi"/>
-          <w:b/>
-          <w:bCs/>
-          <w:sz w:val="24"/>
-          <w:szCs w:val="24"/>
-        </w:rPr>
-      </w:pPr>
-    </w:p>
-    <w:p>
-      <w:pPr>
-        <w:pStyle w:val="Heading2"/>
-        <w:numPr>
-          <w:ilvl w:val="1"/>
-          <w:numId w:val="5"/>
-        </w:numPr>
-        <w:rPr>
-          <w:rFonts w:eastAsia="Calibri"/>
-        </w:rPr>
-      </w:pPr>
-      <w:bookmarkStart w:name="_Toc119686568" w:id="7"/>
-      <w:r>
-        <w:rPr>
-          <w:rFonts w:eastAsia="Calibri"/>
-        </w:rPr>
-        <w:t xml:space="preserve">Plano de </w:t>
-      </w:r>
-      <w:r>
-        <w:rPr>
-          <w:rFonts w:eastAsia="Calibri"/>
-        </w:rPr>
-        <w:t>trabalho</w:t>
-      </w:r>
-      <w:r>
-        <w:rPr>
-          <w:rFonts w:eastAsia="Calibri"/>
-        </w:rPr>
-        <w:t xml:space="preserve"> (</w:t>
-      </w:r>
-      <w:r>
-        <w:rPr>
-          <w:rFonts w:eastAsia="Calibri"/>
-        </w:rPr>
-        <w:t>usando</w:t>
-      </w:r>
-      <w:r>
-        <w:rPr>
-          <w:rFonts w:eastAsia="Calibri"/>
-        </w:rPr>
-        <w:t xml:space="preserve"> ferramenta</w:t>
-      </w:r>
-      <w:r>
-        <w:rPr>
-          <w:rFonts w:eastAsia="Calibri"/>
-        </w:rPr>
-        <w:t xml:space="preserve"> acordada com o docente</w:t>
-      </w:r>
-      <w:r>
-        <w:rPr>
-          <w:rFonts w:eastAsia="Calibri"/>
-        </w:rPr>
-        <w:t>)</w:t>
-      </w:r>
-      <w:bookmarkEnd w:id="7"/>
-    </w:p>
-    <w:p>
-      <w:pPr>
-        <w:spacing w:after="0" w:line="276" w:lineRule="auto"/>
-        <w:jc w:val="both"/>
-        <w:rPr>
-          <w:rFonts w:eastAsia="Calibri"/>
-          <w:color w:val="FF0000"/>
-          <w:sz w:val="24"/>
-          <w:szCs w:val="24"/>
-        </w:rPr>
-      </w:pPr>
-      <w:r>
-        <w:rPr>
-          <w:rFonts w:eastAsia="Calibri"/>
-          <w:color w:val="FF0000"/>
-          <w:sz w:val="24"/>
-          <w:szCs w:val="24"/>
-        </w:rPr>
-        <w:t xml:space="preserve">Montar </w:t>
-      </w:r>
-      <w:r>
-        <w:rPr>
-          <w:rFonts w:eastAsia="Calibri"/>
-          <w:color w:val="FF0000"/>
-          <w:sz w:val="24"/>
-          <w:szCs w:val="24"/>
-        </w:rPr>
-        <w:t>um plano</w:t>
-      </w:r>
-      <w:r>
-        <w:rPr>
-          <w:rFonts w:eastAsia="Calibri"/>
-          <w:color w:val="FF0000"/>
-          <w:sz w:val="24"/>
-          <w:szCs w:val="24"/>
-        </w:rPr>
-        <w:t xml:space="preserve"> de trabalho</w:t>
-      </w:r>
-      <w:r>
-        <w:rPr>
-          <w:rFonts w:eastAsia="Calibri"/>
-          <w:color w:val="FF0000"/>
-          <w:sz w:val="24"/>
-          <w:szCs w:val="24"/>
-        </w:rPr>
-        <w:t xml:space="preserve"> </w:t>
-      </w:r>
-      <w:r>
-        <w:rPr>
-          <w:rFonts w:eastAsia="Calibri"/>
-          <w:color w:val="FF0000"/>
-          <w:sz w:val="24"/>
-          <w:szCs w:val="24"/>
-        </w:rPr>
-        <w:t>contendo informações sobre</w:t>
-      </w:r>
-      <w:r>
-        <w:rPr>
-          <w:rFonts w:eastAsia="Calibri"/>
-          <w:color w:val="FF0000"/>
-          <w:sz w:val="24"/>
-          <w:szCs w:val="24"/>
-        </w:rPr>
-        <w:t xml:space="preserve"> as ações a serem executadas</w:t>
-      </w:r>
-      <w:r>
-        <w:rPr>
-          <w:rFonts w:eastAsia="Calibri"/>
-          <w:color w:val="FF0000"/>
-          <w:sz w:val="24"/>
-          <w:szCs w:val="24"/>
-        </w:rPr>
-        <w:t xml:space="preserve"> para a</w:t>
-      </w:r>
-      <w:r>
-        <w:rPr>
-          <w:rFonts w:eastAsia="Calibri"/>
-          <w:color w:val="FF0000"/>
-          <w:sz w:val="24"/>
-          <w:szCs w:val="24"/>
-        </w:rPr>
-        <w:t>lcançar</w:t>
-      </w:r>
-      <w:r>
-        <w:rPr>
-          <w:rFonts w:eastAsia="Calibri"/>
-          <w:color w:val="FF0000"/>
-          <w:sz w:val="24"/>
-          <w:szCs w:val="24"/>
-        </w:rPr>
-        <w:t xml:space="preserve"> os objetivos do projeto,</w:t>
-      </w:r>
-      <w:r>
-        <w:rPr>
-          <w:rFonts w:eastAsia="Calibri"/>
-          <w:color w:val="FF0000"/>
-          <w:sz w:val="24"/>
-          <w:szCs w:val="24"/>
-        </w:rPr>
-        <w:t xml:space="preserve"> contendo</w:t>
-      </w:r>
-      <w:r>
-        <w:rPr>
-          <w:rFonts w:eastAsia="Calibri"/>
-          <w:color w:val="FF0000"/>
-          <w:sz w:val="24"/>
-          <w:szCs w:val="24"/>
-        </w:rPr>
-        <w:t xml:space="preserve"> cronograma com os prazos, responsáveis por cada tarefa, recursos e </w:t>
-      </w:r>
-      <w:r>
-        <w:rPr>
-          <w:rFonts w:eastAsia="Calibri"/>
-          <w:color w:val="FF0000"/>
-          <w:sz w:val="24"/>
-          <w:szCs w:val="24"/>
-        </w:rPr>
-        <w:t xml:space="preserve">formas de </w:t>
-      </w:r>
-      <w:r>
-        <w:rPr>
-          <w:rFonts w:eastAsia="Calibri"/>
-          <w:color w:val="FF0000"/>
-          <w:sz w:val="24"/>
-          <w:szCs w:val="24"/>
-        </w:rPr>
-        <w:t>ac</w:t>
-      </w:r>
-      <w:r>
-        <w:rPr>
-          <w:rFonts w:eastAsia="Calibri"/>
-          <w:color w:val="FF0000"/>
-          <w:sz w:val="24"/>
-          <w:szCs w:val="24"/>
-        </w:rPr>
-        <w:t>ompanhamento dos resultados.</w:t>
-      </w:r>
-      <w:r>
-        <w:rPr>
-          <w:rFonts w:eastAsia="Calibri"/>
-          <w:color w:val="FF0000"/>
-          <w:sz w:val="24"/>
-          <w:szCs w:val="24"/>
-        </w:rPr>
-        <w:t xml:space="preserve"> </w:t>
-      </w:r>
-      <w:r>
-        <w:rPr>
-          <w:rFonts w:eastAsia="Calibri"/>
-          <w:color w:val="FF0000"/>
-          <w:sz w:val="24"/>
-          <w:szCs w:val="24"/>
-        </w:rPr>
-        <w:t>O</w:t>
-      </w:r>
-      <w:r>
-        <w:rPr>
-          <w:rFonts w:eastAsia="Calibri"/>
-          <w:color w:val="FF0000"/>
-          <w:sz w:val="24"/>
-          <w:szCs w:val="24"/>
-        </w:rPr>
-        <w:t xml:space="preserve"> plano de </w:t>
-      </w:r>
-      <w:r>
-        <w:rPr>
-          <w:rFonts w:eastAsia="Calibri"/>
-          <w:color w:val="FF0000"/>
-          <w:sz w:val="24"/>
-          <w:szCs w:val="24"/>
-        </w:rPr>
-        <w:t>trabalho</w:t>
-      </w:r>
-      <w:r>
-        <w:rPr>
-          <w:rFonts w:eastAsia="Calibri"/>
-          <w:color w:val="FF0000"/>
-          <w:sz w:val="24"/>
-          <w:szCs w:val="24"/>
-        </w:rPr>
-        <w:t xml:space="preserve"> pode ser formulado de forma digital, de maneira assíncrona ou síncrona, ou mesmo por uso de material físico em sala de aula, tais como:</w:t>
-      </w:r>
-      <w:r>
-        <w:rPr>
-          <w:rFonts w:eastAsia="Calibri"/>
-          <w:color w:val="FF0000"/>
-          <w:sz w:val="24"/>
-          <w:szCs w:val="24"/>
-        </w:rPr>
-        <w:t xml:space="preserve"> cartolinas, quadro branco, murais etc.</w:t>
-      </w:r>
-    </w:p>
-    <w:p>
-      <w:pPr>
-        <w:spacing w:after="0" w:line="276" w:lineRule="auto"/>
-        <w:jc w:val="both"/>
-        <w:rPr>
-          <w:rFonts w:eastAsia="Calibri"/>
-          <w:color w:val="FF0000"/>
-          <w:sz w:val="24"/>
-          <w:szCs w:val="24"/>
-        </w:rPr>
-      </w:pPr>
-      <w:r>
-        <w:rPr>
-          <w:rFonts w:eastAsia="Calibri"/>
-          <w:color w:val="FF0000"/>
-          <w:sz w:val="24"/>
-          <w:szCs w:val="24"/>
-        </w:rPr>
-        <w:t xml:space="preserve">O cronograma deve </w:t>
-      </w:r>
-      <w:r>
-        <w:rPr>
-          <w:rFonts w:eastAsia="Calibri"/>
-          <w:color w:val="FF0000"/>
-          <w:sz w:val="24"/>
-          <w:szCs w:val="24"/>
-        </w:rPr>
-        <w:t xml:space="preserve">especificar qual é o prazo de entrega de cada </w:t>
-      </w:r>
-      <w:r>
-        <w:rPr>
-          <w:rFonts w:eastAsia="Calibri"/>
-          <w:color w:val="FF0000"/>
-          <w:sz w:val="24"/>
-          <w:szCs w:val="24"/>
-        </w:rPr>
-        <w:t xml:space="preserve">uma das etapas do projeto descritas no item 14 – Procedimentos de Ensino-Aprendizagem do Plano de Ensino, bem como </w:t>
-      </w:r>
-      <w:r>
-        <w:rPr>
-          <w:rFonts w:eastAsia="Calibri"/>
-          <w:color w:val="FF0000"/>
-          <w:sz w:val="24"/>
-          <w:szCs w:val="24"/>
-        </w:rPr>
-        <w:t>os prazos para as entregas do texto de cada item deste roteiro de extensão.</w:t>
-      </w:r>
-    </w:p>
-    <w:p>
-      <w:pPr>
-        <w:spacing w:after="0" w:line="276" w:lineRule="auto"/>
-        <w:jc w:val="both"/>
-        <w:rPr>
-          <w:rFonts w:eastAsia="Calibri" w:cstheme="minorHAnsi"/>
-          <w:color w:val="FF0000"/>
-          <w:sz w:val="24"/>
-          <w:szCs w:val="24"/>
-        </w:rPr>
-      </w:pPr>
-    </w:p>
-    <w:p>
-      <w:pPr>
-        <w:pStyle w:val="Heading2"/>
-        <w:numPr>
-          <w:ilvl w:val="1"/>
-          <w:numId w:val="5"/>
-        </w:numPr>
-        <w:rPr>
-          <w:rFonts w:eastAsia="Calibri"/>
-        </w:rPr>
-      </w:pPr>
-      <w:bookmarkStart w:name="_Toc119686569" w:id="8"/>
-      <w:r>
-        <w:rPr>
-          <w:rFonts w:eastAsia="Calibri"/>
-        </w:rPr>
-        <w:t xml:space="preserve">Descrição da forma de </w:t>
-      </w:r>
-      <w:r>
-        <w:rPr>
-          <w:rFonts w:eastAsia="Calibri"/>
-        </w:rPr>
-        <w:t>envolvimento</w:t>
-      </w:r>
-      <w:r>
-        <w:rPr>
-          <w:rFonts w:eastAsia="Calibri"/>
-        </w:rPr>
-        <w:t xml:space="preserve"> do p</w:t>
-      </w:r>
-      <w:r>
-        <w:rPr>
-          <w:rFonts w:eastAsia="Calibri"/>
-        </w:rPr>
-        <w:t xml:space="preserve">úblico participante </w:t>
-      </w:r>
-      <w:r>
-        <w:rPr>
-          <w:rFonts w:eastAsia="Calibri"/>
-        </w:rPr>
-        <w:t>na formulação do projeto, seu desenvolvimento e avaliação</w:t>
-      </w:r>
-      <w:r>
-        <w:rPr>
-          <w:rFonts w:eastAsia="Calibri"/>
-        </w:rPr>
-        <w:t>, bem como as estratégias pelo grupo para mobilizá-los</w:t>
-      </w:r>
-      <w:r>
-        <w:rPr>
-          <w:rFonts w:eastAsia="Calibri"/>
-        </w:rPr>
-        <w:t>.</w:t>
-      </w:r>
-      <w:bookmarkEnd w:id="8"/>
-    </w:p>
-    <w:p>
-      <w:pPr>
-        <w:spacing w:after="0" w:line="276" w:lineRule="auto"/>
-        <w:jc w:val="both"/>
-        <w:rPr>
-          <w:rFonts w:eastAsia="Calibri"/>
-          <w:color w:val="FF0000"/>
-          <w:sz w:val="24"/>
-          <w:szCs w:val="24"/>
-        </w:rPr>
-      </w:pPr>
-      <w:r>
-        <w:rPr>
-          <w:rFonts w:eastAsia="Calibri"/>
-          <w:color w:val="FF0000"/>
-          <w:sz w:val="24"/>
-          <w:szCs w:val="24"/>
-        </w:rPr>
-        <w:t xml:space="preserve">Apresentar a </w:t>
-      </w:r>
-      <w:r>
-        <w:rPr>
-          <w:rFonts w:eastAsia="Calibri"/>
-          <w:color w:val="FF0000"/>
-          <w:sz w:val="24"/>
-          <w:szCs w:val="24"/>
-        </w:rPr>
-        <w:t xml:space="preserve">forma </w:t>
-      </w:r>
-      <w:r>
-        <w:rPr>
-          <w:rFonts w:eastAsia="Calibri"/>
-          <w:color w:val="FF0000"/>
-          <w:sz w:val="24"/>
-          <w:szCs w:val="24"/>
-        </w:rPr>
-        <w:t xml:space="preserve">como </w:t>
-      </w:r>
-      <w:r>
-        <w:rPr>
-          <w:rFonts w:eastAsia="Calibri"/>
-          <w:color w:val="FF0000"/>
-          <w:sz w:val="24"/>
-          <w:szCs w:val="24"/>
-        </w:rPr>
-        <w:t xml:space="preserve">os </w:t>
-      </w:r>
-      <w:r>
-        <w:rPr>
-          <w:rFonts w:eastAsia="Calibri"/>
-          <w:color w:val="FF0000"/>
-          <w:sz w:val="24"/>
-          <w:szCs w:val="24"/>
-        </w:rPr>
-        <w:t xml:space="preserve">participantes </w:t>
-      </w:r>
-      <w:r>
-        <w:rPr>
-          <w:rFonts w:eastAsia="Calibri"/>
-          <w:color w:val="FF0000"/>
-          <w:sz w:val="24"/>
-          <w:szCs w:val="24"/>
-        </w:rPr>
-        <w:t>sociocomunit</w:t>
-      </w:r>
-      <w:r>
-        <w:rPr>
-          <w:rFonts w:eastAsia="Calibri"/>
-          <w:color w:val="FF0000"/>
-          <w:sz w:val="24"/>
-          <w:szCs w:val="24"/>
-        </w:rPr>
-        <w:t>á</w:t>
-      </w:r>
-      <w:r>
-        <w:rPr>
-          <w:rFonts w:eastAsia="Calibri"/>
-          <w:color w:val="FF0000"/>
-          <w:sz w:val="24"/>
-          <w:szCs w:val="24"/>
-        </w:rPr>
-        <w:t>rios envolvidos atuaram</w:t>
-      </w:r>
-      <w:r>
-        <w:rPr>
-          <w:rFonts w:eastAsia="Calibri"/>
-          <w:color w:val="FF0000"/>
-          <w:sz w:val="24"/>
-          <w:szCs w:val="24"/>
-        </w:rPr>
-        <w:t xml:space="preserve"> </w:t>
-      </w:r>
-      <w:r>
-        <w:rPr>
-          <w:rFonts w:eastAsia="Calibri"/>
-          <w:color w:val="FF0000"/>
-          <w:sz w:val="24"/>
-          <w:szCs w:val="24"/>
-        </w:rPr>
-        <w:t>no planejamento</w:t>
-      </w:r>
-      <w:r>
-        <w:rPr>
-          <w:rFonts w:eastAsia="Calibri"/>
-          <w:color w:val="FF0000"/>
-          <w:sz w:val="24"/>
-          <w:szCs w:val="24"/>
-        </w:rPr>
-        <w:t xml:space="preserve">, desenvolvimento e </w:t>
-      </w:r>
-      <w:r>
-        <w:rPr>
-          <w:rFonts w:eastAsia="Calibri"/>
-          <w:color w:val="FF0000"/>
-          <w:sz w:val="24"/>
-          <w:szCs w:val="24"/>
-        </w:rPr>
-        <w:t>avaliação</w:t>
-      </w:r>
-      <w:r>
-        <w:rPr>
-          <w:rFonts w:eastAsia="Calibri"/>
-          <w:color w:val="FF0000"/>
-          <w:sz w:val="24"/>
-          <w:szCs w:val="24"/>
-        </w:rPr>
-        <w:t xml:space="preserve"> do projeto.</w:t>
-      </w:r>
-      <w:r>
-        <w:rPr>
-          <w:rFonts w:eastAsia="Calibri"/>
-          <w:color w:val="FF0000"/>
-          <w:sz w:val="24"/>
-          <w:szCs w:val="24"/>
-        </w:rPr>
-        <w:t xml:space="preserve"> Importante destacar que essas etapas serão </w:t>
-      </w:r>
-      <w:r>
-        <w:rPr>
-          <w:rFonts w:eastAsia="Calibri"/>
-          <w:color w:val="FF0000"/>
-          <w:sz w:val="24"/>
-          <w:szCs w:val="24"/>
-        </w:rPr>
-        <w:t>definidas</w:t>
-      </w:r>
-      <w:r>
-        <w:rPr>
-          <w:rFonts w:eastAsia="Calibri"/>
-          <w:color w:val="FF0000"/>
-          <w:sz w:val="24"/>
-          <w:szCs w:val="24"/>
-        </w:rPr>
-        <w:t xml:space="preserve">, a partir de </w:t>
-      </w:r>
-      <w:r>
-        <w:rPr>
-          <w:rFonts w:eastAsia="Calibri"/>
-          <w:color w:val="FF0000"/>
-          <w:sz w:val="24"/>
-          <w:szCs w:val="24"/>
-        </w:rPr>
-        <w:t xml:space="preserve">encontros/conversas/trocas/escuta </w:t>
-      </w:r>
-      <w:r>
-        <w:rPr>
-          <w:rFonts w:eastAsia="Calibri"/>
-          <w:color w:val="FF0000"/>
-          <w:sz w:val="24"/>
-          <w:szCs w:val="24"/>
-        </w:rPr>
-        <w:t xml:space="preserve">da comunidade, </w:t>
-      </w:r>
-      <w:r>
-        <w:rPr>
-          <w:rFonts w:eastAsia="Calibri"/>
-          <w:color w:val="FF0000"/>
-          <w:sz w:val="24"/>
-          <w:szCs w:val="24"/>
-        </w:rPr>
-        <w:t>contexto no qual a delimitação das ações do projeto de extensão serão produto também da interação entre o público acadêmico e o público local</w:t>
-      </w:r>
-      <w:r>
-        <w:rPr>
-          <w:rFonts w:eastAsia="Calibri"/>
-          <w:color w:val="FF0000"/>
-          <w:sz w:val="24"/>
-          <w:szCs w:val="24"/>
-        </w:rPr>
-        <w:t xml:space="preserve"> em construção conjunta.</w:t>
-      </w:r>
-      <w:r>
-        <w:rPr>
-          <w:rFonts w:eastAsia="Calibri"/>
-          <w:color w:val="FF0000"/>
-          <w:sz w:val="24"/>
-          <w:szCs w:val="24"/>
-        </w:rPr>
-        <w:t xml:space="preserve"> Produzir registros (ex: fotos, </w:t>
-      </w:r>
-      <w:r>
-        <w:rPr>
-          <w:rFonts w:eastAsia="Calibri"/>
-          <w:color w:val="FF0000"/>
-          <w:sz w:val="24"/>
-          <w:szCs w:val="24"/>
-        </w:rPr>
-        <w:t xml:space="preserve">capturas de tela, </w:t>
-      </w:r>
-      <w:r>
-        <w:rPr>
-          <w:rFonts w:eastAsia="Calibri"/>
-          <w:color w:val="FF0000"/>
-          <w:sz w:val="24"/>
-          <w:szCs w:val="24"/>
-        </w:rPr>
-        <w:t>mensagens, formulários etc.)</w:t>
-      </w:r>
-      <w:r>
-        <w:rPr>
-          <w:rFonts w:eastAsia="Calibri"/>
-          <w:color w:val="FF0000"/>
-          <w:sz w:val="24"/>
-          <w:szCs w:val="24"/>
-        </w:rPr>
-        <w:t xml:space="preserve"> das reuniões, discussões, interações</w:t>
-      </w:r>
-      <w:r>
-        <w:rPr>
-          <w:rFonts w:eastAsia="Calibri"/>
-          <w:color w:val="FF0000"/>
-          <w:sz w:val="24"/>
-          <w:szCs w:val="24"/>
-        </w:rPr>
-        <w:t xml:space="preserve"> </w:t>
-      </w:r>
-      <w:r>
-        <w:rPr>
-          <w:rFonts w:eastAsia="Calibri"/>
-          <w:color w:val="FF0000"/>
-          <w:sz w:val="24"/>
-          <w:szCs w:val="24"/>
-        </w:rPr>
-        <w:t>para evidenciar a ocorrência da troca mútua.</w:t>
-      </w:r>
-    </w:p>
-    <w:p>
-      <w:pPr>
-        <w:spacing w:after="0" w:line="276" w:lineRule="auto"/>
-        <w:jc w:val="both"/>
-        <w:rPr>
-          <w:rFonts w:eastAsia="Calibri" w:cstheme="minorHAnsi"/>
-          <w:color w:val="FF0000"/>
-          <w:sz w:val="24"/>
-          <w:szCs w:val="24"/>
-        </w:rPr>
-      </w:pPr>
-    </w:p>
-    <w:p>
-      <w:pPr>
-        <w:pStyle w:val="Heading2"/>
-        <w:numPr>
-          <w:ilvl w:val="1"/>
-          <w:numId w:val="5"/>
-        </w:numPr>
-        <w:rPr>
-          <w:rFonts w:eastAsia="Calibri" w:cstheme="minorHAnsi"/>
-          <w:sz w:val="24"/>
-          <w:szCs w:val="24"/>
-        </w:rPr>
-      </w:pPr>
-      <w:bookmarkStart w:name="_Toc119686570" w:id="9"/>
-      <w:r>
-        <w:rPr>
-          <w:rFonts w:eastAsia="Calibri"/>
-        </w:rPr>
-        <w:t>Grupo</w:t>
-      </w:r>
-      <w:r>
-        <w:rPr>
-          <w:rFonts w:eastAsia="Calibri"/>
-        </w:rPr>
-        <w:t xml:space="preserve"> de trabalho (descrição da responsabilidade de cada membro)</w:t>
-      </w:r>
-      <w:bookmarkEnd w:id="9"/>
-    </w:p>
-    <w:p>
-      <w:pPr>
-        <w:spacing w:after="0" w:line="276" w:lineRule="auto"/>
-        <w:jc w:val="both"/>
-        <w:rPr>
-          <w:rFonts w:eastAsia="Calibri"/>
-          <w:color w:val="FF0000"/>
-          <w:sz w:val="24"/>
-          <w:szCs w:val="24"/>
-        </w:rPr>
-      </w:pPr>
-      <w:r>
-        <w:rPr>
-          <w:rFonts w:eastAsia="Calibri"/>
-          <w:color w:val="FF0000"/>
-          <w:sz w:val="24"/>
-          <w:szCs w:val="24"/>
-        </w:rPr>
-        <w:t xml:space="preserve">Apresentar </w:t>
-      </w:r>
-      <w:r>
-        <w:rPr>
-          <w:rFonts w:eastAsia="Calibri"/>
-          <w:color w:val="FF0000"/>
-          <w:sz w:val="24"/>
-          <w:szCs w:val="24"/>
-        </w:rPr>
-        <w:t xml:space="preserve">o papel, </w:t>
-      </w:r>
-      <w:r>
-        <w:rPr>
-          <w:rFonts w:eastAsia="Calibri"/>
-          <w:color w:val="FF0000"/>
-          <w:sz w:val="24"/>
-          <w:szCs w:val="24"/>
-        </w:rPr>
-        <w:t>a</w:t>
-      </w:r>
-      <w:r>
-        <w:rPr>
-          <w:rFonts w:eastAsia="Calibri"/>
-          <w:color w:val="FF0000"/>
-          <w:sz w:val="24"/>
-          <w:szCs w:val="24"/>
-        </w:rPr>
-        <w:t>(s)</w:t>
-      </w:r>
-      <w:r>
-        <w:rPr>
-          <w:rFonts w:eastAsia="Calibri"/>
-          <w:color w:val="FF0000"/>
-          <w:sz w:val="24"/>
-          <w:szCs w:val="24"/>
-        </w:rPr>
-        <w:t xml:space="preserve"> responsabilidade</w:t>
-      </w:r>
-      <w:r>
-        <w:rPr>
-          <w:rFonts w:eastAsia="Calibri"/>
-          <w:color w:val="FF0000"/>
-          <w:sz w:val="24"/>
-          <w:szCs w:val="24"/>
-        </w:rPr>
-        <w:t>(s)</w:t>
-      </w:r>
-      <w:r>
-        <w:rPr>
-          <w:rFonts w:eastAsia="Calibri"/>
-          <w:color w:val="FF0000"/>
-          <w:sz w:val="24"/>
-          <w:szCs w:val="24"/>
-        </w:rPr>
-        <w:t xml:space="preserve"> </w:t>
-      </w:r>
-      <w:r>
-        <w:rPr>
-          <w:rFonts w:eastAsia="Calibri"/>
-          <w:color w:val="FF0000"/>
-          <w:sz w:val="24"/>
-          <w:szCs w:val="24"/>
-        </w:rPr>
-        <w:t xml:space="preserve">e a(s) </w:t>
-      </w:r>
-      <w:r>
-        <w:rPr>
-          <w:rFonts w:eastAsia="Calibri"/>
-          <w:color w:val="FF0000"/>
-          <w:sz w:val="24"/>
-          <w:szCs w:val="24"/>
-        </w:rPr>
-        <w:t>atividades</w:t>
-      </w:r>
-      <w:r>
-        <w:rPr>
-          <w:rFonts w:eastAsia="Calibri"/>
-          <w:color w:val="FF0000"/>
-          <w:sz w:val="24"/>
-          <w:szCs w:val="24"/>
-        </w:rPr>
-        <w:t xml:space="preserve"> </w:t>
-      </w:r>
-      <w:r>
-        <w:rPr>
-          <w:rFonts w:eastAsia="Calibri"/>
-          <w:color w:val="FF0000"/>
-          <w:sz w:val="24"/>
-          <w:szCs w:val="24"/>
-        </w:rPr>
-        <w:t xml:space="preserve">de </w:t>
-      </w:r>
-      <w:r>
-        <w:rPr>
-          <w:rFonts w:eastAsia="Calibri"/>
-          <w:color w:val="FF0000"/>
-          <w:sz w:val="24"/>
-          <w:szCs w:val="24"/>
-        </w:rPr>
-        <w:t xml:space="preserve">responsabilidade de </w:t>
-      </w:r>
-      <w:r>
-        <w:rPr>
-          <w:rFonts w:eastAsia="Calibri"/>
-          <w:color w:val="FF0000"/>
-          <w:sz w:val="24"/>
-          <w:szCs w:val="24"/>
-        </w:rPr>
-        <w:t>cada membro d</w:t>
-      </w:r>
-      <w:r>
-        <w:rPr>
-          <w:rFonts w:eastAsia="Calibri"/>
-          <w:color w:val="FF0000"/>
-          <w:sz w:val="24"/>
-          <w:szCs w:val="24"/>
-        </w:rPr>
-        <w:t>o</w:t>
-      </w:r>
-      <w:r>
-        <w:rPr>
-          <w:rFonts w:eastAsia="Calibri"/>
-          <w:color w:val="FF0000"/>
-          <w:sz w:val="24"/>
-          <w:szCs w:val="24"/>
-        </w:rPr>
-        <w:t xml:space="preserve"> </w:t>
-      </w:r>
-      <w:r>
-        <w:rPr>
-          <w:rFonts w:eastAsia="Calibri"/>
-          <w:color w:val="FF0000"/>
-          <w:sz w:val="24"/>
-          <w:szCs w:val="24"/>
-        </w:rPr>
-        <w:t>grupo</w:t>
-      </w:r>
-      <w:r>
-        <w:rPr>
-          <w:rFonts w:eastAsia="Calibri"/>
-          <w:color w:val="FF0000"/>
-          <w:sz w:val="24"/>
-          <w:szCs w:val="24"/>
-        </w:rPr>
-        <w:t xml:space="preserve"> de trabalho</w:t>
-      </w:r>
-      <w:r>
-        <w:rPr>
-          <w:rFonts w:eastAsia="Calibri"/>
-          <w:color w:val="FF0000"/>
-          <w:sz w:val="24"/>
-          <w:szCs w:val="24"/>
-        </w:rPr>
-        <w:t>. Importante destacar que esta delimitação será a base para a avaliação do relato individual de aprendizagem</w:t>
-      </w:r>
-      <w:r>
-        <w:rPr>
-          <w:rFonts w:eastAsia="Calibri"/>
-          <w:color w:val="FF0000"/>
-          <w:sz w:val="24"/>
-          <w:szCs w:val="24"/>
-        </w:rPr>
-        <w:t xml:space="preserve">, </w:t>
-      </w:r>
-      <w:r>
-        <w:rPr>
-          <w:rFonts w:eastAsia="Calibri"/>
-          <w:color w:val="FF0000"/>
-          <w:sz w:val="24"/>
-          <w:szCs w:val="24"/>
-        </w:rPr>
-        <w:t>a ser preenchido no</w:t>
-      </w:r>
-      <w:r>
-        <w:rPr>
-          <w:rFonts w:eastAsia="Calibri"/>
-          <w:color w:val="FF0000"/>
-          <w:sz w:val="24"/>
-          <w:szCs w:val="24"/>
-        </w:rPr>
-        <w:t xml:space="preserve"> item 3.2 deste documento</w:t>
-      </w:r>
-      <w:r>
-        <w:rPr>
-          <w:rFonts w:eastAsia="Calibri"/>
-          <w:color w:val="FF0000"/>
-          <w:sz w:val="24"/>
-          <w:szCs w:val="24"/>
-        </w:rPr>
-        <w:t>.</w:t>
-      </w:r>
-    </w:p>
-    <w:p>
-      <w:pPr>
-        <w:spacing w:after="0" w:line="276" w:lineRule="auto"/>
-        <w:jc w:val="both"/>
-        <w:rPr>
-          <w:rFonts w:eastAsia="Calibri" w:cstheme="minorHAnsi"/>
-          <w:color w:val="FF0000"/>
-          <w:sz w:val="24"/>
-          <w:szCs w:val="24"/>
-        </w:rPr>
-      </w:pPr>
-    </w:p>
-    <w:p>
-      <w:pPr>
-        <w:pStyle w:val="Heading2"/>
-        <w:numPr>
-          <w:ilvl w:val="1"/>
-          <w:numId w:val="5"/>
-        </w:numPr>
-        <w:rPr>
-          <w:rFonts w:eastAsia="Calibri"/>
-        </w:rPr>
-      </w:pPr>
-      <w:bookmarkStart w:name="_Toc119686571" w:id="10"/>
-      <w:r>
-        <w:rPr>
-          <w:rFonts w:eastAsia="Calibri"/>
-        </w:rPr>
-        <w:t>Metas, critérios ou indicadores de avaliação do projeto</w:t>
-      </w:r>
-      <w:bookmarkEnd w:id="10"/>
-    </w:p>
-    <w:p>
-      <w:pPr>
-        <w:spacing w:after="0" w:line="276" w:lineRule="auto"/>
-        <w:jc w:val="both"/>
-        <w:rPr>
-          <w:rFonts w:eastAsia="Calibri"/>
-          <w:color w:val="FF0000"/>
-          <w:sz w:val="24"/>
-          <w:szCs w:val="24"/>
-        </w:rPr>
-      </w:pPr>
-      <w:r>
-        <w:rPr>
-          <w:rFonts w:eastAsia="Calibri"/>
-          <w:color w:val="FF0000"/>
-          <w:sz w:val="24"/>
-          <w:szCs w:val="24"/>
-        </w:rPr>
-        <w:t>Descrever o detalhamento d</w:t>
-      </w:r>
-      <w:r>
-        <w:rPr>
-          <w:rFonts w:eastAsia="Calibri"/>
-          <w:color w:val="FF0000"/>
-          <w:sz w:val="24"/>
-          <w:szCs w:val="24"/>
-        </w:rPr>
-        <w:t>as etapas</w:t>
-      </w:r>
-      <w:r>
-        <w:rPr>
-          <w:rFonts w:eastAsia="Calibri"/>
-          <w:color w:val="FF0000"/>
-          <w:sz w:val="24"/>
-          <w:szCs w:val="24"/>
-        </w:rPr>
-        <w:t xml:space="preserve"> para atingir os</w:t>
-      </w:r>
-      <w:r>
-        <w:rPr>
-          <w:rFonts w:eastAsia="Calibri"/>
-          <w:color w:val="FF0000"/>
-          <w:sz w:val="24"/>
-          <w:szCs w:val="24"/>
-        </w:rPr>
-        <w:t xml:space="preserve"> objetivos previstos n</w:t>
-      </w:r>
-      <w:r>
-        <w:rPr>
-          <w:rFonts w:eastAsia="Calibri"/>
-          <w:color w:val="FF0000"/>
-          <w:sz w:val="24"/>
-          <w:szCs w:val="24"/>
-        </w:rPr>
-        <w:t>a seção 1.</w:t>
-      </w:r>
-      <w:r>
-        <w:rPr>
-          <w:rFonts w:eastAsia="Calibri"/>
-          <w:color w:val="FF0000"/>
-          <w:sz w:val="24"/>
-          <w:szCs w:val="24"/>
-        </w:rPr>
-        <w:t>4, indicando como eles serão alcançados, definindo os critérios e os indicadores necessários para</w:t>
-      </w:r>
-      <w:r>
-        <w:rPr>
-          <w:rFonts w:eastAsia="Calibri"/>
-          <w:color w:val="FF0000"/>
-          <w:sz w:val="24"/>
-          <w:szCs w:val="24"/>
-        </w:rPr>
-        <w:t xml:space="preserve"> a efetividade do projeto</w:t>
-      </w:r>
-      <w:r>
-        <w:rPr>
-          <w:rFonts w:eastAsia="Calibri"/>
-          <w:color w:val="FF0000"/>
-          <w:sz w:val="24"/>
-          <w:szCs w:val="24"/>
-        </w:rPr>
-        <w:t xml:space="preserve">.  </w:t>
-      </w:r>
-    </w:p>
-    <w:p>
-      <w:pPr>
-        <w:spacing w:after="0" w:line="276" w:lineRule="auto"/>
-        <w:jc w:val="both"/>
-        <w:rPr>
-          <w:rFonts w:eastAsia="Calibri" w:cstheme="minorHAnsi"/>
-          <w:b/>
-          <w:bCs/>
-          <w:sz w:val="24"/>
-          <w:szCs w:val="24"/>
-        </w:rPr>
-      </w:pPr>
-    </w:p>
-    <w:p>
-      <w:pPr>
-        <w:pStyle w:val="Heading2"/>
-        <w:numPr>
-          <w:ilvl w:val="1"/>
-          <w:numId w:val="5"/>
-        </w:numPr>
-        <w:rPr>
-          <w:rFonts w:eastAsia="Calibri"/>
-        </w:rPr>
-      </w:pPr>
-      <w:bookmarkStart w:name="_Toc119686572" w:id="11"/>
-      <w:r>
-        <w:rPr>
-          <w:rFonts w:eastAsia="Calibri"/>
-        </w:rPr>
-        <w:t>Recursos previstos</w:t>
-      </w:r>
-      <w:bookmarkEnd w:id="11"/>
-    </w:p>
-    <w:p>
-      <w:pPr>
-        <w:spacing w:after="0" w:line="276" w:lineRule="auto"/>
-        <w:jc w:val="both"/>
-        <w:rPr>
-          <w:rFonts w:eastAsia="Calibri"/>
-          <w:color w:val="FF0000"/>
-          <w:sz w:val="24"/>
-          <w:szCs w:val="24"/>
-        </w:rPr>
-      </w:pPr>
-      <w:r>
-        <w:rPr>
-          <w:rFonts w:eastAsia="Calibri"/>
-          <w:color w:val="FF0000"/>
-          <w:sz w:val="24"/>
-          <w:szCs w:val="24"/>
-        </w:rPr>
-        <w:t xml:space="preserve">Descrever os recursos previstos </w:t>
-      </w:r>
-      <w:r>
-        <w:rPr>
-          <w:rFonts w:eastAsia="Calibri"/>
-          <w:color w:val="FF0000"/>
-          <w:sz w:val="24"/>
-          <w:szCs w:val="24"/>
-        </w:rPr>
-        <w:t xml:space="preserve">(materiais, institucionais e humanos) </w:t>
-      </w:r>
-      <w:r>
-        <w:rPr>
-          <w:rFonts w:eastAsia="Calibri"/>
-          <w:color w:val="FF0000"/>
-          <w:sz w:val="24"/>
-          <w:szCs w:val="24"/>
-        </w:rPr>
-        <w:t>para o desenvolvimento do projeto</w:t>
-      </w:r>
-      <w:r>
-        <w:rPr>
-          <w:rFonts w:eastAsia="Calibri"/>
-          <w:color w:val="FF0000"/>
-          <w:sz w:val="24"/>
-          <w:szCs w:val="24"/>
-        </w:rPr>
-        <w:t xml:space="preserve">. Esclarecer que qualquer indicação de gastos financeiros deve apontar a fonte </w:t>
-      </w:r>
-    </w:p>
-    <w:p>
-      <w:pPr>
-        <w:spacing w:after="0" w:line="276" w:lineRule="auto"/>
-        <w:jc w:val="both"/>
-        <w:rPr>
-          <w:rFonts w:eastAsia="Calibri"/>
-          <w:color w:val="FF0000"/>
-          <w:sz w:val="24"/>
-          <w:szCs w:val="24"/>
-        </w:rPr>
-      </w:pPr>
-      <w:r>
-        <w:rPr>
-          <w:rFonts w:eastAsia="Calibri"/>
-          <w:color w:val="FF0000"/>
-          <w:sz w:val="24"/>
-          <w:szCs w:val="24"/>
-        </w:rPr>
-        <w:t xml:space="preserve">deste recurso. Sugere-se dar preferência </w:t>
-      </w:r>
-      <w:r>
-        <w:rPr>
-          <w:rFonts w:eastAsia="Calibri"/>
-          <w:color w:val="FF0000"/>
-          <w:sz w:val="24"/>
-          <w:szCs w:val="24"/>
-        </w:rPr>
-        <w:t>a</w:t>
-      </w:r>
-      <w:r>
-        <w:rPr>
-          <w:rFonts w:eastAsia="Calibri"/>
-          <w:color w:val="FF0000"/>
-          <w:sz w:val="24"/>
-          <w:szCs w:val="24"/>
-        </w:rPr>
-        <w:t xml:space="preserve"> estratégias que</w:t>
-      </w:r>
-      <w:r>
-        <w:rPr>
-          <w:rFonts w:eastAsia="Calibri"/>
-          <w:color w:val="FF0000"/>
-          <w:sz w:val="24"/>
-          <w:szCs w:val="24"/>
-        </w:rPr>
-        <w:t xml:space="preserve"> minimizem ao máximo possível o dispêndio de custos financeiros, tendo em vista que as IES não </w:t>
-      </w:r>
-      <w:r>
-        <w:rPr>
-          <w:rFonts w:eastAsia="Calibri"/>
-          <w:color w:val="FF0000"/>
-          <w:sz w:val="24"/>
-          <w:szCs w:val="24"/>
-        </w:rPr>
-        <w:t xml:space="preserve">possuem previsão de recursos específicos para a execução de projetos de extensão a serem desenvolvidos nas disciplinas da </w:t>
-      </w:r>
-      <w:r>
-        <w:rPr>
-          <w:rFonts w:eastAsia="Calibri"/>
-          <w:color w:val="FF0000"/>
-          <w:sz w:val="24"/>
-          <w:szCs w:val="24"/>
-        </w:rPr>
-        <w:t>matriz</w:t>
-      </w:r>
-      <w:r>
-        <w:rPr>
-          <w:rFonts w:eastAsia="Calibri"/>
-          <w:color w:val="FF0000"/>
-          <w:sz w:val="24"/>
-          <w:szCs w:val="24"/>
-        </w:rPr>
-        <w:t xml:space="preserve"> curricular.</w:t>
-      </w:r>
-    </w:p>
-    <w:p>
-      <w:pPr>
-        <w:spacing w:after="0" w:line="276" w:lineRule="auto"/>
-        <w:jc w:val="both"/>
-        <w:rPr>
-          <w:rFonts w:eastAsia="Calibri"/>
-          <w:color w:val="FF0000"/>
-          <w:sz w:val="24"/>
-          <w:szCs w:val="24"/>
-        </w:rPr>
-      </w:pPr>
-    </w:p>
-    <w:p>
-      <w:pPr>
-        <w:pStyle w:val="Heading2"/>
-        <w:numPr>
-          <w:ilvl w:val="1"/>
-          <w:numId w:val="5"/>
-        </w:numPr>
-        <w:rPr>
-          <w:rFonts w:eastAsia="Calibri"/>
-        </w:rPr>
-      </w:pPr>
-      <w:bookmarkStart w:name="_Toc119686573" w:id="12"/>
-      <w:r>
-        <w:rPr>
-          <w:rFonts w:eastAsia="Calibri"/>
-        </w:rPr>
-        <w:t>Detalhamento técnico do projeto</w:t>
-      </w:r>
-      <w:bookmarkEnd w:id="12"/>
-    </w:p>
-    <w:p>
-      <w:pPr>
-        <w:spacing w:after="0" w:line="276" w:lineRule="auto"/>
-        <w:jc w:val="both"/>
-        <w:rPr>
-          <w:rFonts w:eastAsia="Calibri"/>
-          <w:color w:val="FF0000"/>
-          <w:sz w:val="24"/>
-          <w:szCs w:val="24"/>
-        </w:rPr>
-      </w:pPr>
-      <w:r>
-        <w:rPr>
-          <w:rFonts w:eastAsia="Calibri"/>
-          <w:color w:val="FF0000"/>
-          <w:sz w:val="24"/>
-          <w:szCs w:val="24"/>
-        </w:rPr>
-        <w:t>Descrever</w:t>
-      </w:r>
-      <w:r>
-        <w:rPr>
-          <w:rFonts w:eastAsia="Calibri"/>
-          <w:color w:val="FF0000"/>
-          <w:sz w:val="24"/>
-          <w:szCs w:val="24"/>
-        </w:rPr>
-        <w:t xml:space="preserve"> a solução de Tecnologia da Informação desenvolvida, conforme etapas definidas no item </w:t>
-      </w:r>
-      <w:r>
-        <w:rPr>
-          <w:rFonts w:eastAsia="Calibri"/>
-          <w:color w:val="FF0000"/>
-          <w:sz w:val="24"/>
-          <w:szCs w:val="24"/>
-        </w:rPr>
-        <w:t>14 – Procedimentos de Ensino-Aprendizagem do Plano de Ensino</w:t>
-      </w:r>
-      <w:r>
-        <w:rPr>
-          <w:rFonts w:eastAsia="Calibri"/>
-          <w:color w:val="FF0000"/>
-          <w:sz w:val="24"/>
-          <w:szCs w:val="24"/>
-        </w:rPr>
-        <w:t>, etap</w:t>
-      </w:r>
-      <w:r>
-        <w:rPr>
-          <w:rFonts w:eastAsia="Calibri"/>
-          <w:color w:val="FF0000"/>
-          <w:sz w:val="24"/>
-          <w:szCs w:val="24"/>
-        </w:rPr>
-        <w:t>a 4</w:t>
-      </w:r>
-      <w:r>
-        <w:rPr>
-          <w:rFonts w:eastAsia="Calibri"/>
-          <w:color w:val="FF0000"/>
-          <w:sz w:val="24"/>
-          <w:szCs w:val="24"/>
-        </w:rPr>
-        <w:t>.</w:t>
-      </w:r>
-    </w:p>
-    <w:p/>
-    <w:p>
-      <w:pPr>
-        <w:spacing w:after="0" w:line="276" w:lineRule="auto"/>
-        <w:jc w:val="both"/>
-        <w:rPr>
-          <w:rFonts w:eastAsia="Calibri"/>
-          <w:b/>
-          <w:bCs/>
-          <w:sz w:val="24"/>
-          <w:szCs w:val="24"/>
-        </w:rPr>
-      </w:pPr>
-    </w:p>
-    <w:p>
-      <w:pPr>
-        <w:pStyle w:val="Heading1"/>
-        <w:numPr>
-          <w:ilvl w:val="0"/>
-          <w:numId w:val="5"/>
-        </w:numPr>
-        <w:rPr>
-          <w:rFonts w:eastAsia="Calibri"/>
-        </w:rPr>
-      </w:pPr>
-      <w:bookmarkStart w:name="_Toc119686574" w:id="13"/>
-      <w:r>
-        <w:rPr>
-          <w:rFonts w:eastAsia="Calibri"/>
-        </w:rPr>
-        <w:t>ENCERRAMENTO DO PROJETO</w:t>
-      </w:r>
-      <w:r>
-        <w:rPr>
-          <w:rFonts w:eastAsia="Calibri"/>
-        </w:rPr>
-        <w:t xml:space="preserve"> </w:t>
-      </w:r>
-      <w:bookmarkEnd w:id="13"/>
-    </w:p>
-    <w:p>
-      <w:pPr>
-        <w:spacing w:after="0" w:line="276" w:lineRule="auto"/>
-        <w:jc w:val="both"/>
-        <w:rPr>
-          <w:rFonts w:eastAsia="Calibri" w:cstheme="minorHAnsi"/>
-          <w:b/>
-          <w:bCs/>
-          <w:sz w:val="24"/>
-          <w:szCs w:val="24"/>
-        </w:rPr>
-      </w:pPr>
-    </w:p>
-    <w:p>
-      <w:pPr>
-        <w:pStyle w:val="Heading2"/>
-        <w:numPr>
-          <w:ilvl w:val="1"/>
-          <w:numId w:val="5"/>
-        </w:numPr>
-        <w:rPr>
-          <w:rFonts w:eastAsia="Calibri"/>
-        </w:rPr>
-      </w:pPr>
-      <w:bookmarkStart w:name="_Toc119686575" w:id="14"/>
-      <w:r>
-        <w:rPr>
-          <w:rFonts w:eastAsia="Calibri"/>
-        </w:rPr>
-        <w:t>Relat</w:t>
-      </w:r>
-      <w:r>
-        <w:rPr>
-          <w:rFonts w:eastAsia="Calibri"/>
-        </w:rPr>
-        <w:t>o</w:t>
-      </w:r>
-      <w:r>
-        <w:rPr>
-          <w:rFonts w:eastAsia="Calibri"/>
-        </w:rPr>
-        <w:t xml:space="preserve"> Coletivo</w:t>
-      </w:r>
-      <w:r>
-        <w:rPr>
-          <w:rFonts w:eastAsia="Calibri"/>
-        </w:rPr>
-        <w:t xml:space="preserve">: </w:t>
-      </w:r>
-      <w:r>
-        <w:rPr>
-          <w:rFonts w:eastAsia="Calibri"/>
-        </w:rPr>
-        <w:t xml:space="preserve"> </w:t>
-      </w:r>
-      <w:bookmarkEnd w:id="14"/>
-    </w:p>
-    <w:p>
-      <w:pPr>
-        <w:spacing w:after="0" w:line="276" w:lineRule="auto"/>
-        <w:jc w:val="both"/>
-        <w:rPr>
-          <w:rFonts w:eastAsia="Calibri" w:cstheme="minorHAnsi"/>
-          <w:color w:val="FF0000"/>
-          <w:sz w:val="24"/>
-          <w:szCs w:val="24"/>
-        </w:rPr>
-      </w:pPr>
-      <w:r>
-        <w:rPr>
-          <w:rFonts w:eastAsia="Calibri" w:cstheme="minorHAnsi"/>
-          <w:color w:val="FF0000"/>
-          <w:sz w:val="24"/>
-          <w:szCs w:val="24"/>
-        </w:rPr>
-        <w:t>Considerações do grupo sobre o atingimento dos objetivos sociocomunitários estabelecidos para o projeto</w:t>
-      </w:r>
-      <w:r>
-        <w:rPr>
-          <w:rFonts w:eastAsia="Calibri" w:cstheme="minorHAnsi"/>
-          <w:color w:val="FF0000"/>
-          <w:sz w:val="24"/>
-          <w:szCs w:val="24"/>
-        </w:rPr>
-        <w:t>.</w:t>
-      </w:r>
-    </w:p>
-    <w:p>
-      <w:pPr>
-        <w:spacing w:after="0" w:line="276" w:lineRule="auto"/>
-        <w:jc w:val="both"/>
-        <w:rPr>
-          <w:rFonts w:eastAsia="Calibri" w:cstheme="minorHAnsi"/>
-          <w:color w:val="FF0000"/>
-          <w:sz w:val="24"/>
-          <w:szCs w:val="24"/>
-        </w:rPr>
-      </w:pPr>
-    </w:p>
-    <w:p>
-      <w:pPr>
-        <w:pStyle w:val="Heading3"/>
+          <w:color w:val="2F5496" w:themeColor="accent1" w:themeShade="BF"/>
+          <w:sz w:val="26"/>
+          <w:szCs w:val="26"/>
+        </w:rPr>
+      </w:pPr>
+    </w:p>
+    <w:p>
+      <w:pPr>
+        <w:pStyle w:val="Ttulo3"/>
         <w:numPr>
           <w:ilvl w:val="2"/>
           <w:numId w:val="5"/>
         </w:numPr>
-        <w:rPr>
-          <w:rFonts w:eastAsia="Calibri"/>
-        </w:rPr>
-      </w:pPr>
-      <w:bookmarkStart w:name="_Toc119686576" w:id="15"/>
-      <w:r>
-        <w:rPr>
-          <w:rFonts w:eastAsia="Calibri"/>
-        </w:rPr>
-        <w:t>Avaliação de reação da parte interessada</w:t>
-      </w:r>
-      <w:bookmarkEnd w:id="15"/>
-    </w:p>
-    <w:p>
-      <w:pPr>
-        <w:spacing w:after="0" w:line="276" w:lineRule="auto"/>
+      </w:pPr>
+      <w:bookmarkStart w:id="8" w:name="_Toc119686580"/>
+      <w:r>
+        <w:t>RESULTADOS E DISCUSSÃO:</w:t>
+      </w:r>
+      <w:bookmarkEnd w:id="8"/>
+      <w:r>
+        <w:t xml:space="preserve"> </w:t>
+      </w:r>
+    </w:p>
+    <w:p>
+      <w:pPr>
+        <w:pStyle w:val="PargrafodaLista"/>
+        <w:spacing w:after="0" w:line="276" w:lineRule="auto"/>
+        <w:ind w:left="1080"/>
         <w:jc w:val="both"/>
         <w:rPr>
-          <w:rFonts w:eastAsia="Calibri" w:cstheme="minorHAnsi"/>
           <w:color w:val="FF0000"/>
           <w:sz w:val="24"/>
           <w:szCs w:val="24"/>
@@ -5007,416 +3537,26 @@
       </w:pPr>
       <w:r>
         <w:rPr>
-          <w:rFonts w:eastAsia="Calibri" w:cstheme="minorHAnsi"/>
           <w:color w:val="FF0000"/>
           <w:sz w:val="24"/>
           <w:szCs w:val="24"/>
         </w:rPr>
-        <w:t>Realizar avaliação de reação com a parte interessada</w:t>
-      </w:r>
-      <w:r>
-        <w:rPr>
-          <w:rFonts w:eastAsia="Calibri" w:cstheme="minorHAnsi"/>
-          <w:color w:val="FF0000"/>
-          <w:sz w:val="24"/>
-          <w:szCs w:val="24"/>
-        </w:rPr>
-        <w:t xml:space="preserve"> (ex: formulário, entrevista gravada em áudio/vídeo, depoimento em áudio/vídeo etc.)</w:t>
-      </w:r>
-      <w:r>
-        <w:rPr>
-          <w:rFonts w:eastAsia="Calibri" w:cstheme="minorHAnsi"/>
-          <w:color w:val="FF0000"/>
-          <w:sz w:val="24"/>
-          <w:szCs w:val="24"/>
-        </w:rPr>
-        <w:t xml:space="preserve">, para que </w:t>
-      </w:r>
-      <w:r>
-        <w:rPr>
-          <w:rFonts w:eastAsia="Calibri" w:cstheme="minorHAnsi"/>
-          <w:color w:val="FF0000"/>
-          <w:sz w:val="24"/>
-          <w:szCs w:val="24"/>
-        </w:rPr>
-        <w:t>o</w:t>
-      </w:r>
-      <w:r>
-        <w:rPr>
-          <w:rFonts w:eastAsia="Calibri" w:cstheme="minorHAnsi"/>
-          <w:color w:val="FF0000"/>
-          <w:sz w:val="24"/>
-          <w:szCs w:val="24"/>
-        </w:rPr>
-        <w:t xml:space="preserve"> efetivo</w:t>
-      </w:r>
-      <w:r>
-        <w:rPr>
-          <w:rFonts w:eastAsia="Calibri" w:cstheme="minorHAnsi"/>
-          <w:color w:val="FF0000"/>
-          <w:sz w:val="24"/>
-          <w:szCs w:val="24"/>
-        </w:rPr>
-        <w:t xml:space="preserve"> atingimento dos objetivos</w:t>
-      </w:r>
-      <w:r>
-        <w:rPr>
-          <w:rFonts w:eastAsia="Calibri" w:cstheme="minorHAnsi"/>
-          <w:color w:val="FF0000"/>
-          <w:sz w:val="24"/>
-          <w:szCs w:val="24"/>
-        </w:rPr>
-        <w:t xml:space="preserve"> socioncomunitários</w:t>
-      </w:r>
-      <w:r>
-        <w:rPr>
-          <w:rFonts w:eastAsia="Calibri" w:cstheme="minorHAnsi"/>
-          <w:color w:val="FF0000"/>
-          <w:sz w:val="24"/>
-          <w:szCs w:val="24"/>
-        </w:rPr>
-        <w:t xml:space="preserve"> propostos</w:t>
-      </w:r>
-      <w:r>
-        <w:rPr>
-          <w:rFonts w:eastAsia="Calibri" w:cstheme="minorHAnsi"/>
-          <w:color w:val="FF0000"/>
-          <w:sz w:val="24"/>
-          <w:szCs w:val="24"/>
-        </w:rPr>
-        <w:t xml:space="preserve"> fique evidente.</w:t>
-      </w:r>
-    </w:p>
-    <w:p>
-      <w:pPr>
-        <w:spacing w:after="0" w:line="276" w:lineRule="auto"/>
-        <w:jc w:val="both"/>
-        <w:rPr>
-          <w:rFonts w:eastAsia="Calibri" w:cstheme="minorHAnsi"/>
-          <w:b/>
-          <w:bCs/>
-          <w:sz w:val="24"/>
-          <w:szCs w:val="24"/>
-        </w:rPr>
-      </w:pPr>
-    </w:p>
-    <w:p>
-      <w:pPr>
-        <w:pStyle w:val="Heading2"/>
-        <w:numPr>
-          <w:ilvl w:val="1"/>
-          <w:numId w:val="5"/>
-        </w:numPr>
-        <w:rPr>
-          <w:rFonts w:eastAsia="Calibri"/>
-        </w:rPr>
-      </w:pPr>
-      <w:bookmarkStart w:name="_Toc119686577" w:id="16"/>
-      <w:r>
-        <w:rPr>
-          <w:rFonts w:eastAsia="Calibri"/>
-        </w:rPr>
-        <w:t>Relato de Experiência I</w:t>
-      </w:r>
-      <w:r>
-        <w:rPr>
-          <w:rFonts w:eastAsia="Calibri"/>
-        </w:rPr>
-        <w:t>ndividual</w:t>
-      </w:r>
-      <w:bookmarkEnd w:id="16"/>
-      <w:r>
-        <w:rPr>
-          <w:rFonts w:eastAsia="Calibri"/>
-        </w:rPr>
-        <w:t xml:space="preserve"> (</w:t>
-      </w:r>
-      <w:r>
-        <w:rPr>
-          <w:rFonts w:eastAsia="Calibri"/>
-          <w:highlight w:val="yellow"/>
-        </w:rPr>
-        <w:t>Pontuação específica para o relato individual</w:t>
-      </w:r>
-      <w:r>
-        <w:rPr>
-          <w:rFonts w:eastAsia="Calibri"/>
-        </w:rPr>
-        <w:t>)</w:t>
-      </w:r>
-    </w:p>
-    <w:p>
-      <w:pPr>
-        <w:spacing w:after="0" w:line="276" w:lineRule="auto"/>
-        <w:jc w:val="both"/>
-        <w:rPr>
-          <w:rFonts w:eastAsia="Calibri" w:cstheme="minorHAnsi"/>
-          <w:color w:val="FF0000"/>
-          <w:sz w:val="24"/>
-          <w:szCs w:val="24"/>
-        </w:rPr>
-      </w:pPr>
-      <w:r>
-        <w:rPr>
-          <w:rFonts w:eastAsia="Calibri" w:cstheme="minorHAnsi"/>
-          <w:color w:val="FF0000"/>
-          <w:sz w:val="24"/>
-          <w:szCs w:val="24"/>
-        </w:rPr>
-        <w:t>Nesta seção, cada aluno deve citar seu nome, e s</w:t>
-      </w:r>
-      <w:r>
-        <w:rPr>
-          <w:rFonts w:eastAsia="Calibri" w:cstheme="minorHAnsi"/>
-          <w:color w:val="FF0000"/>
-          <w:sz w:val="24"/>
-          <w:szCs w:val="24"/>
-        </w:rPr>
-        <w:t>istematizar as aprendizagens construídas</w:t>
-      </w:r>
-      <w:r>
-        <w:rPr>
-          <w:rFonts w:eastAsia="Calibri" w:cstheme="minorHAnsi"/>
-          <w:color w:val="FF0000"/>
-          <w:sz w:val="24"/>
-          <w:szCs w:val="24"/>
-        </w:rPr>
-        <w:t xml:space="preserve"> sob sua perspectiva individual</w:t>
-      </w:r>
-      <w:r>
-        <w:rPr>
-          <w:rFonts w:eastAsia="Calibri" w:cstheme="minorHAnsi"/>
-          <w:color w:val="FF0000"/>
-          <w:sz w:val="24"/>
-          <w:szCs w:val="24"/>
-        </w:rPr>
-        <w:t>.</w:t>
-      </w:r>
-      <w:r>
-        <w:rPr>
-          <w:rFonts w:eastAsia="Calibri" w:cstheme="minorHAnsi"/>
-          <w:color w:val="FF0000"/>
-          <w:sz w:val="24"/>
-          <w:szCs w:val="24"/>
-        </w:rPr>
-        <w:t xml:space="preserve"> O relato deve necessaria</w:t>
-      </w:r>
-      <w:r>
-        <w:rPr>
-          <w:rFonts w:eastAsia="Calibri" w:cstheme="minorHAnsi"/>
-          <w:color w:val="FF0000"/>
-          <w:sz w:val="24"/>
-          <w:szCs w:val="24"/>
-        </w:rPr>
-        <w:t>mente cobrir os seguintes itens:</w:t>
-      </w:r>
-    </w:p>
-    <w:p>
-      <w:pPr>
-        <w:spacing w:after="0" w:line="276" w:lineRule="auto"/>
-        <w:ind w:firstLine="708"/>
-        <w:jc w:val="both"/>
-        <w:rPr>
-          <w:rFonts w:eastAsia="Calibri"/>
-          <w:color w:val="2F5496" w:themeColor="accent1" w:themeShade="BF"/>
-          <w:sz w:val="26"/>
-          <w:szCs w:val="26"/>
-        </w:rPr>
-      </w:pPr>
-    </w:p>
-    <w:p>
-      <w:pPr>
-        <w:pStyle w:val="Heading3"/>
+        <w:t xml:space="preserve">expectativa e o vivido; descrição do que foi observado na experiência; no que resultou a experiência; como você se sentiu? descobertas/aprendizagens, facilidades, dificuldades e recomendações caso necessário. </w:t>
+      </w:r>
+    </w:p>
+    <w:p>
+      <w:pPr>
+        <w:pStyle w:val="Ttulo3"/>
         <w:numPr>
           <w:ilvl w:val="2"/>
           <w:numId w:val="5"/>
         </w:numPr>
       </w:pPr>
-      <w:bookmarkStart w:name="_Toc119686578" w:id="17"/>
-      <w:r>
-        <w:t>CONTEXTUALIZAÇÃO</w:t>
-      </w:r>
-      <w:bookmarkEnd w:id="17"/>
-    </w:p>
-    <w:p>
-      <w:pPr>
-        <w:spacing w:after="0" w:line="276" w:lineRule="auto"/>
-        <w:ind w:firstLine="708"/>
-        <w:jc w:val="both"/>
-        <w:rPr>
-          <w:color w:val="FF0000"/>
-          <w:sz w:val="24"/>
-          <w:szCs w:val="24"/>
-        </w:rPr>
-      </w:pPr>
-      <w:r>
-        <w:rPr>
-          <w:color w:val="FF0000"/>
-          <w:sz w:val="24"/>
-          <w:szCs w:val="24"/>
-        </w:rPr>
-        <w:t xml:space="preserve">Explicitar </w:t>
-      </w:r>
-      <w:r>
-        <w:rPr>
-          <w:color w:val="FF0000"/>
-          <w:sz w:val="24"/>
-          <w:szCs w:val="24"/>
-        </w:rPr>
-        <w:t xml:space="preserve">a experiência/projeto vivido </w:t>
-      </w:r>
-      <w:r>
-        <w:rPr>
-          <w:color w:val="FF0000"/>
-          <w:sz w:val="24"/>
-          <w:szCs w:val="24"/>
-        </w:rPr>
-        <w:t xml:space="preserve">e contextualizar a sua participação no projeto. </w:t>
-      </w:r>
-    </w:p>
-    <w:p>
-      <w:pPr>
-        <w:pStyle w:val="Heading3"/>
-        <w:numPr>
-          <w:ilvl w:val="2"/>
-          <w:numId w:val="5"/>
-        </w:numPr>
-      </w:pPr>
-      <w:bookmarkStart w:name="_Toc119686579" w:id="18"/>
-      <w:r>
-        <w:t>METODOLOGIA</w:t>
-      </w:r>
-      <w:bookmarkEnd w:id="18"/>
-      <w:r>
-        <w:t xml:space="preserve"> </w:t>
-      </w:r>
-    </w:p>
-    <w:p>
-      <w:pPr>
-        <w:pStyle w:val="ListParagraph"/>
-        <w:spacing w:after="0" w:line="276" w:lineRule="auto"/>
-        <w:ind w:left="1080"/>
-        <w:jc w:val="both"/>
-        <w:rPr>
-          <w:color w:val="FF0000"/>
-          <w:sz w:val="24"/>
-          <w:szCs w:val="24"/>
-        </w:rPr>
-      </w:pPr>
-      <w:r>
-        <w:rPr>
-          <w:color w:val="FF0000"/>
-          <w:sz w:val="24"/>
-          <w:szCs w:val="24"/>
-        </w:rPr>
-        <w:t xml:space="preserve">Descrever como a experiência foi vivenciada: local; sujeitos/públicos envolvidos; período; detalhamento das etapas da experiência. </w:t>
-      </w:r>
-    </w:p>
-    <w:p>
-      <w:pPr>
-        <w:pStyle w:val="Heading3"/>
-        <w:numPr>
-          <w:ilvl w:val="2"/>
-          <w:numId w:val="5"/>
-        </w:numPr>
-      </w:pPr>
-      <w:bookmarkStart w:name="_Toc119686580" w:id="19"/>
-      <w:r>
-        <w:t>RESULTADOS E DISCUSSÃO:</w:t>
-      </w:r>
-      <w:bookmarkEnd w:id="19"/>
-      <w:r>
-        <w:t xml:space="preserve"> </w:t>
-      </w:r>
-    </w:p>
-    <w:p>
-      <w:pPr>
-        <w:pStyle w:val="ListParagraph"/>
-        <w:spacing w:after="0" w:line="276" w:lineRule="auto"/>
-        <w:ind w:left="1080"/>
-        <w:jc w:val="both"/>
-        <w:rPr>
-          <w:color w:val="FF0000"/>
-          <w:sz w:val="24"/>
-          <w:szCs w:val="24"/>
-        </w:rPr>
-      </w:pPr>
-      <w:r>
-        <w:rPr>
-          <w:color w:val="FF0000"/>
-          <w:sz w:val="24"/>
-          <w:szCs w:val="24"/>
-        </w:rPr>
-        <w:t xml:space="preserve">expectativa e o vivido; descrição do que foi observado na experiência; no que resultou a experiência; como você se sentiu? descobertas/aprendizagens, facilidades, dificuldades e recomendações caso necessário. </w:t>
-      </w:r>
-    </w:p>
-    <w:p>
-      <w:pPr>
-        <w:pStyle w:val="Heading3"/>
-        <w:numPr>
-          <w:ilvl w:val="2"/>
-          <w:numId w:val="5"/>
-        </w:numPr>
-      </w:pPr>
-      <w:bookmarkStart w:name="_Toc119686581" w:id="20"/>
-      <w:r>
-        <w:t>REFLEXÃO APROFUNDADA</w:t>
-      </w:r>
-      <w:bookmarkEnd w:id="20"/>
-      <w:r>
-        <w:t xml:space="preserve"> </w:t>
-      </w:r>
-    </w:p>
-    <w:p>
-      <w:pPr>
-        <w:pStyle w:val="ListParagraph"/>
-        <w:spacing w:after="0" w:line="276" w:lineRule="auto"/>
-        <w:ind w:left="1080"/>
-        <w:jc w:val="both"/>
-        <w:rPr>
-          <w:color w:val="FF0000"/>
-          <w:sz w:val="24"/>
-          <w:szCs w:val="24"/>
-        </w:rPr>
-      </w:pPr>
-      <w:r>
-        <w:rPr>
-          <w:color w:val="FF0000"/>
-          <w:sz w:val="24"/>
-          <w:szCs w:val="24"/>
-        </w:rPr>
-        <w:t xml:space="preserve">Espaço </w:t>
-      </w:r>
-      <w:r>
-        <w:rPr>
-          <w:color w:val="FF0000"/>
-          <w:sz w:val="24"/>
-          <w:szCs w:val="24"/>
-        </w:rPr>
-        <w:t>para relato</w:t>
-      </w:r>
-      <w:r>
-        <w:rPr>
-          <w:color w:val="FF0000"/>
-          <w:sz w:val="24"/>
-          <w:szCs w:val="24"/>
-        </w:rPr>
-        <w:t xml:space="preserve"> sobre a experiência vivida versus teoria apresentada no relato coletivo. </w:t>
-      </w:r>
-    </w:p>
-    <w:p>
-      <w:pPr>
-        <w:pStyle w:val="Heading3"/>
-        <w:numPr>
-          <w:ilvl w:val="2"/>
-          <w:numId w:val="5"/>
-        </w:numPr>
-      </w:pPr>
-      <w:bookmarkStart w:name="_Toc119686582" w:id="21"/>
+      <w:bookmarkStart w:id="9" w:name="_Toc119686582"/>
       <w:r>
         <w:t>CONSIDERAÇÕES FINAIS</w:t>
       </w:r>
-      <w:bookmarkEnd w:id="21"/>
+      <w:bookmarkEnd w:id="9"/>
       <w:r>
         <w:t xml:space="preserve"> </w:t>
       </w:r>
@@ -5606,7 +3746,7 @@
       </w:pPr>
     </w:p>
     <w:sectPr>
-      <w:pgSz w:w="11906" w:h="16838" w:orient="portrait"/>
+      <w:pgSz w:w="11906" w:h="16838"/>
       <w:pgMar w:top="1440" w:right="1440" w:bottom="1440" w:left="1440" w:header="720" w:footer="720" w:gutter="0"/>
       <w:cols w:space="720"/>
       <w:docGrid w:linePitch="360"/>
@@ -5616,7 +3756,7 @@
 </file>
 
 <file path=word/endnotes.xml><?xml version="1.0" encoding="utf-8"?>
-<w:endnotes xmlns:wpc="http://schemas.microsoft.com/office/word/2010/wordprocessingCanvas" xmlns:cx="http://schemas.microsoft.com/office/drawing/2014/chartex" xmlns:cx1="http://schemas.microsoft.com/office/drawing/2015/9/8/chartex" xmlns:cx2="http://schemas.microsoft.com/office/drawing/2015/10/21/chartex" xmlns:cx3="http://schemas.microsoft.com/office/drawing/2016/5/9/chartex" xmlns:cx4="http://schemas.microsoft.com/office/drawing/2016/5/10/chartex" xmlns:cx5="http://schemas.microsoft.com/office/drawing/2016/5/11/chartex" xmlns:cx6="http://schemas.microsoft.com/office/drawing/2016/5/12/chartex" xmlns:cx7="http://schemas.microsoft.com/office/drawing/2016/5/13/chartex" xmlns:cx8="http://schemas.microsoft.com/office/drawing/2016/5/14/chartex" xmlns:mc="http://schemas.openxmlformats.org/markup-compatibility/2006" xmlns:aink="http://schemas.microsoft.com/office/drawing/2016/ink" xmlns:am3d="http://schemas.microsoft.com/office/drawing/2017/model3d" xmlns:o="urn:schemas-microsoft-com:office:office" xmlns:oel="http://schemas.microsoft.com/office/2019/extlst" xmlns:r="http://schemas.openxmlformats.org/officeDocument/2006/relationships" xmlns:m="http://schemas.openxmlformats.org/officeDocument/2006/math" xmlns:v="urn:schemas-microsoft-com:vml" xmlns:wp14="http://schemas.microsoft.com/office/word/2010/wordprocessingDrawing" xmlns:wp="http://schemas.openxmlformats.org/drawingml/2006/wordprocessingDrawing" xmlns:w10="urn:schemas-microsoft-com:office:word" xmlns:w="http://schemas.openxmlformats.org/wordprocessingml/2006/main" xmlns:w14="http://schemas.microsoft.com/office/word/2010/wordml" xmlns:w15="http://schemas.microsoft.com/office/word/2012/wordml" xmlns:w16cex="http://schemas.microsoft.com/office/word/2018/wordml/cex" xmlns:w16cid="http://schemas.microsoft.com/office/word/2016/wordml/cid" xmlns:w16="http://schemas.microsoft.com/office/word/2018/wordml" xmlns:w16sdtdh="http://schemas.microsoft.com/office/word/2020/wordml/sdtdatahash" xmlns:w16se="http://schemas.microsoft.com/office/word/2015/wordml/symex" xmlns:wpg="http://schemas.microsoft.com/office/word/2010/wordprocessingGroup" xmlns:wpi="http://schemas.microsoft.com/office/word/2010/wordprocessingInk" xmlns:wne="http://schemas.microsoft.com/office/word/2006/wordml" xmlns:wps="http://schemas.microsoft.com/office/word/2010/wordprocessingShape" mc:Ignorable="w14 w15 w16se w16cid w16 w16cex w16sdtdh wp14">
+<w:endnotes xmlns:wpc="http://schemas.microsoft.com/office/word/2010/wordprocessingCanvas" xmlns:cx="http://schemas.microsoft.com/office/drawing/2014/chartex" xmlns:cx1="http://schemas.microsoft.com/office/drawing/2015/9/8/chartex" xmlns:cx2="http://schemas.microsoft.com/office/drawing/2015/10/21/chartex" xmlns:cx3="http://schemas.microsoft.com/office/drawing/2016/5/9/chartex" xmlns:cx4="http://schemas.microsoft.com/office/drawing/2016/5/10/chartex" xmlns:cx5="http://schemas.microsoft.com/office/drawing/2016/5/11/chartex" xmlns:cx6="http://schemas.microsoft.com/office/drawing/2016/5/12/chartex" xmlns:cx7="http://schemas.microsoft.com/office/drawing/2016/5/13/chartex" xmlns:cx8="http://schemas.microsoft.com/office/drawing/2016/5/14/chartex" xmlns:mc="http://schemas.openxmlformats.org/markup-compatibility/2006" xmlns:aink="http://schemas.microsoft.com/office/drawing/2016/ink" xmlns:am3d="http://schemas.microsoft.com/office/drawing/2017/model3d" xmlns:o="urn:schemas-microsoft-com:office:office" xmlns:r="http://schemas.openxmlformats.org/officeDocument/2006/relationships" xmlns:m="http://schemas.openxmlformats.org/officeDocument/2006/math" xmlns:v="urn:schemas-microsoft-com:vml" xmlns:wp14="http://schemas.microsoft.com/office/word/2010/wordprocessingDrawing" xmlns:wp="http://schemas.openxmlformats.org/drawingml/2006/wordprocessingDrawing" xmlns:w10="urn:schemas-microsoft-com:office:word" xmlns:w="http://schemas.openxmlformats.org/wordprocessingml/2006/main" xmlns:w14="http://schemas.microsoft.com/office/word/2010/wordml" xmlns:w15="http://schemas.microsoft.com/office/word/2012/wordml" xmlns:w16cid="http://schemas.microsoft.com/office/word/2016/wordml/cid" xmlns:w16se="http://schemas.microsoft.com/office/word/2015/wordml/symex" xmlns:wpg="http://schemas.microsoft.com/office/word/2010/wordprocessingGroup" xmlns:wpi="http://schemas.microsoft.com/office/word/2010/wordprocessingInk" xmlns:wne="http://schemas.microsoft.com/office/word/2006/wordml" xmlns:wps="http://schemas.microsoft.com/office/word/2010/wordprocessingShape" mc:Ignorable="w14 w15 w16se w16cid wp14">
   <w:endnote w:type="separator" w:id="-1">
     <w:p>
       <w:pPr>
@@ -5648,7 +3788,7 @@
 </file>
 
 <file path=word/footnotes.xml><?xml version="1.0" encoding="utf-8"?>
-<w:footnotes xmlns:wpc="http://schemas.microsoft.com/office/word/2010/wordprocessingCanvas" xmlns:cx="http://schemas.microsoft.com/office/drawing/2014/chartex" xmlns:cx1="http://schemas.microsoft.com/office/drawing/2015/9/8/chartex" xmlns:cx2="http://schemas.microsoft.com/office/drawing/2015/10/21/chartex" xmlns:cx3="http://schemas.microsoft.com/office/drawing/2016/5/9/chartex" xmlns:cx4="http://schemas.microsoft.com/office/drawing/2016/5/10/chartex" xmlns:cx5="http://schemas.microsoft.com/office/drawing/2016/5/11/chartex" xmlns:cx6="http://schemas.microsoft.com/office/drawing/2016/5/12/chartex" xmlns:cx7="http://schemas.microsoft.com/office/drawing/2016/5/13/chartex" xmlns:cx8="http://schemas.microsoft.com/office/drawing/2016/5/14/chartex" xmlns:mc="http://schemas.openxmlformats.org/markup-compatibility/2006" xmlns:aink="http://schemas.microsoft.com/office/drawing/2016/ink" xmlns:am3d="http://schemas.microsoft.com/office/drawing/2017/model3d" xmlns:o="urn:schemas-microsoft-com:office:office" xmlns:oel="http://schemas.microsoft.com/office/2019/extlst" xmlns:r="http://schemas.openxmlformats.org/officeDocument/2006/relationships" xmlns:m="http://schemas.openxmlformats.org/officeDocument/2006/math" xmlns:v="urn:schemas-microsoft-com:vml" xmlns:wp14="http://schemas.microsoft.com/office/word/2010/wordprocessingDrawing" xmlns:wp="http://schemas.openxmlformats.org/drawingml/2006/wordprocessingDrawing" xmlns:w10="urn:schemas-microsoft-com:office:word" xmlns:w="http://schemas.openxmlformats.org/wordprocessingml/2006/main" xmlns:w14="http://schemas.microsoft.com/office/word/2010/wordml" xmlns:w15="http://schemas.microsoft.com/office/word/2012/wordml" xmlns:w16cex="http://schemas.microsoft.com/office/word/2018/wordml/cex" xmlns:w16cid="http://schemas.microsoft.com/office/word/2016/wordml/cid" xmlns:w16="http://schemas.microsoft.com/office/word/2018/wordml" xmlns:w16sdtdh="http://schemas.microsoft.com/office/word/2020/wordml/sdtdatahash" xmlns:w16se="http://schemas.microsoft.com/office/word/2015/wordml/symex" xmlns:wpg="http://schemas.microsoft.com/office/word/2010/wordprocessingGroup" xmlns:wpi="http://schemas.microsoft.com/office/word/2010/wordprocessingInk" xmlns:wne="http://schemas.microsoft.com/office/word/2006/wordml" xmlns:wps="http://schemas.microsoft.com/office/word/2010/wordprocessingShape" mc:Ignorable="w14 w15 w16se w16cid w16 w16cex w16sdtdh wp14">
+<w:footnotes xmlns:wpc="http://schemas.microsoft.com/office/word/2010/wordprocessingCanvas" xmlns:cx="http://schemas.microsoft.com/office/drawing/2014/chartex" xmlns:cx1="http://schemas.microsoft.com/office/drawing/2015/9/8/chartex" xmlns:cx2="http://schemas.microsoft.com/office/drawing/2015/10/21/chartex" xmlns:cx3="http://schemas.microsoft.com/office/drawing/2016/5/9/chartex" xmlns:cx4="http://schemas.microsoft.com/office/drawing/2016/5/10/chartex" xmlns:cx5="http://schemas.microsoft.com/office/drawing/2016/5/11/chartex" xmlns:cx6="http://schemas.microsoft.com/office/drawing/2016/5/12/chartex" xmlns:cx7="http://schemas.microsoft.com/office/drawing/2016/5/13/chartex" xmlns:cx8="http://schemas.microsoft.com/office/drawing/2016/5/14/chartex" xmlns:mc="http://schemas.openxmlformats.org/markup-compatibility/2006" xmlns:aink="http://schemas.microsoft.com/office/drawing/2016/ink" xmlns:am3d="http://schemas.microsoft.com/office/drawing/2017/model3d" xmlns:o="urn:schemas-microsoft-com:office:office" xmlns:r="http://schemas.openxmlformats.org/officeDocument/2006/relationships" xmlns:m="http://schemas.openxmlformats.org/officeDocument/2006/math" xmlns:v="urn:schemas-microsoft-com:vml" xmlns:wp14="http://schemas.microsoft.com/office/word/2010/wordprocessingDrawing" xmlns:wp="http://schemas.openxmlformats.org/drawingml/2006/wordprocessingDrawing" xmlns:w10="urn:schemas-microsoft-com:office:word" xmlns:w="http://schemas.openxmlformats.org/wordprocessingml/2006/main" xmlns:w14="http://schemas.microsoft.com/office/word/2010/wordml" xmlns:w15="http://schemas.microsoft.com/office/word/2012/wordml" xmlns:w16cid="http://schemas.microsoft.com/office/word/2016/wordml/cid" xmlns:w16se="http://schemas.microsoft.com/office/word/2015/wordml/symex" xmlns:wpg="http://schemas.microsoft.com/office/word/2010/wordprocessingGroup" xmlns:wpi="http://schemas.microsoft.com/office/word/2010/wordprocessingInk" xmlns:wne="http://schemas.microsoft.com/office/word/2006/wordml" xmlns:wps="http://schemas.microsoft.com/office/word/2010/wordprocessingShape" mc:Ignorable="w14 w15 w16se w16cid wp14">
   <w:footnote w:type="separator" w:id="-1">
     <w:p>
       <w:pPr>
@@ -5680,8 +3820,121 @@
 </file>
 
 <file path=word/numbering.xml><?xml version="1.0" encoding="utf-8"?>
-<w:numbering xmlns:wpc="http://schemas.microsoft.com/office/word/2010/wordprocessingCanvas" xmlns:cx="http://schemas.microsoft.com/office/drawing/2014/chartex" xmlns:cx1="http://schemas.microsoft.com/office/drawing/2015/9/8/chartex" xmlns:cx2="http://schemas.microsoft.com/office/drawing/2015/10/21/chartex" xmlns:cx3="http://schemas.microsoft.com/office/drawing/2016/5/9/chartex" xmlns:cx4="http://schemas.microsoft.com/office/drawing/2016/5/10/chartex" xmlns:cx5="http://schemas.microsoft.com/office/drawing/2016/5/11/chartex" xmlns:cx6="http://schemas.microsoft.com/office/drawing/2016/5/12/chartex" xmlns:cx7="http://schemas.microsoft.com/office/drawing/2016/5/13/chartex" xmlns:cx8="http://schemas.microsoft.com/office/drawing/2016/5/14/chartex" xmlns:mc="http://schemas.openxmlformats.org/markup-compatibility/2006" xmlns:aink="http://schemas.microsoft.com/office/drawing/2016/ink" xmlns:am3d="http://schemas.microsoft.com/office/drawing/2017/model3d" xmlns:o="urn:schemas-microsoft-com:office:office" xmlns:oel="http://schemas.microsoft.com/office/2019/extlst" xmlns:r="http://schemas.openxmlformats.org/officeDocument/2006/relationships" xmlns:m="http://schemas.openxmlformats.org/officeDocument/2006/math" xmlns:v="urn:schemas-microsoft-com:vml" xmlns:wp14="http://schemas.microsoft.com/office/word/2010/wordprocessingDrawing" xmlns:wp="http://schemas.openxmlformats.org/drawingml/2006/wordprocessingDrawing" xmlns:w10="urn:schemas-microsoft-com:office:word" xmlns:w="http://schemas.openxmlformats.org/wordprocessingml/2006/main" xmlns:w14="http://schemas.microsoft.com/office/word/2010/wordml" xmlns:w15="http://schemas.microsoft.com/office/word/2012/wordml" xmlns:w16cex="http://schemas.microsoft.com/office/word/2018/wordml/cex" xmlns:w16cid="http://schemas.microsoft.com/office/word/2016/wordml/cid" xmlns:w16="http://schemas.microsoft.com/office/word/2018/wordml" xmlns:w16sdtdh="http://schemas.microsoft.com/office/word/2020/wordml/sdtdatahash" xmlns:w16se="http://schemas.microsoft.com/office/word/2015/wordml/symex" xmlns:wpg="http://schemas.microsoft.com/office/word/2010/wordprocessingGroup" xmlns:wpi="http://schemas.microsoft.com/office/word/2010/wordprocessingInk" xmlns:wne="http://schemas.microsoft.com/office/word/2006/wordml" xmlns:wps="http://schemas.microsoft.com/office/word/2010/wordprocessingShape" mc:Ignorable="w14 w15 w16se w16cid w16 w16cex w16sdtdh wp14">
+<w:numbering xmlns:wpc="http://schemas.microsoft.com/office/word/2010/wordprocessingCanvas" xmlns:cx="http://schemas.microsoft.com/office/drawing/2014/chartex" xmlns:cx1="http://schemas.microsoft.com/office/drawing/2015/9/8/chartex" xmlns:cx2="http://schemas.microsoft.com/office/drawing/2015/10/21/chartex" xmlns:cx3="http://schemas.microsoft.com/office/drawing/2016/5/9/chartex" xmlns:cx4="http://schemas.microsoft.com/office/drawing/2016/5/10/chartex" xmlns:cx5="http://schemas.microsoft.com/office/drawing/2016/5/11/chartex" xmlns:cx6="http://schemas.microsoft.com/office/drawing/2016/5/12/chartex" xmlns:cx7="http://schemas.microsoft.com/office/drawing/2016/5/13/chartex" xmlns:cx8="http://schemas.microsoft.com/office/drawing/2016/5/14/chartex" xmlns:mc="http://schemas.openxmlformats.org/markup-compatibility/2006" xmlns:aink="http://schemas.microsoft.com/office/drawing/2016/ink" xmlns:am3d="http://schemas.microsoft.com/office/drawing/2017/model3d" xmlns:o="urn:schemas-microsoft-com:office:office" xmlns:r="http://schemas.openxmlformats.org/officeDocument/2006/relationships" xmlns:m="http://schemas.openxmlformats.org/officeDocument/2006/math" xmlns:v="urn:schemas-microsoft-com:vml" xmlns:wp14="http://schemas.microsoft.com/office/word/2010/wordprocessingDrawing" xmlns:wp="http://schemas.openxmlformats.org/drawingml/2006/wordprocessingDrawing" xmlns:w10="urn:schemas-microsoft-com:office:word" xmlns:w="http://schemas.openxmlformats.org/wordprocessingml/2006/main" xmlns:w14="http://schemas.microsoft.com/office/word/2010/wordml" xmlns:w15="http://schemas.microsoft.com/office/word/2012/wordml" xmlns:w16cid="http://schemas.microsoft.com/office/word/2016/wordml/cid" xmlns:w16se="http://schemas.microsoft.com/office/word/2015/wordml/symex" xmlns:wpg="http://schemas.microsoft.com/office/word/2010/wordprocessingGroup" xmlns:wpi="http://schemas.microsoft.com/office/word/2010/wordprocessingInk" xmlns:wne="http://schemas.microsoft.com/office/word/2006/wordml" xmlns:wps="http://schemas.microsoft.com/office/word/2010/wordprocessingShape" mc:Ignorable="w14 w15 w16se w16cid wp14">
   <w:abstractNum w:abstractNumId="0" w15:restartNumberingAfterBreak="0">
+    <w:nsid w:val="0DB2195D"/>
+    <w:multiLevelType w:val="hybridMultilevel"/>
+    <w:tmpl w:val="9AB20762"/>
+    <w:lvl w:ilvl="0" w:tplc="04160001">
+      <w:start w:val="1"/>
+      <w:numFmt w:val="bullet"/>
+      <w:lvlText w:val=""/>
+      <w:lvlJc w:val="left"/>
+      <w:pPr>
+        <w:ind w:left="720" w:hanging="360"/>
+      </w:pPr>
+      <w:rPr>
+        <w:rFonts w:ascii="Symbol" w:hAnsi="Symbol" w:hint="default"/>
+      </w:rPr>
+    </w:lvl>
+    <w:lvl w:ilvl="1" w:tplc="04160003" w:tentative="1">
+      <w:start w:val="1"/>
+      <w:numFmt w:val="bullet"/>
+      <w:lvlText w:val="o"/>
+      <w:lvlJc w:val="left"/>
+      <w:pPr>
+        <w:ind w:left="1440" w:hanging="360"/>
+      </w:pPr>
+      <w:rPr>
+        <w:rFonts w:ascii="Courier New" w:hAnsi="Courier New" w:cs="Courier New" w:hint="default"/>
+      </w:rPr>
+    </w:lvl>
+    <w:lvl w:ilvl="2" w:tplc="04160005" w:tentative="1">
+      <w:start w:val="1"/>
+      <w:numFmt w:val="bullet"/>
+      <w:lvlText w:val=""/>
+      <w:lvlJc w:val="left"/>
+      <w:pPr>
+        <w:ind w:left="2160" w:hanging="360"/>
+      </w:pPr>
+      <w:rPr>
+        <w:rFonts w:ascii="Wingdings" w:hAnsi="Wingdings" w:hint="default"/>
+      </w:rPr>
+    </w:lvl>
+    <w:lvl w:ilvl="3" w:tplc="04160001" w:tentative="1">
+      <w:start w:val="1"/>
+      <w:numFmt w:val="bullet"/>
+      <w:lvlText w:val=""/>
+      <w:lvlJc w:val="left"/>
+      <w:pPr>
+        <w:ind w:left="2880" w:hanging="360"/>
+      </w:pPr>
+      <w:rPr>
+        <w:rFonts w:ascii="Symbol" w:hAnsi="Symbol" w:hint="default"/>
+      </w:rPr>
+    </w:lvl>
+    <w:lvl w:ilvl="4" w:tplc="04160003" w:tentative="1">
+      <w:start w:val="1"/>
+      <w:numFmt w:val="bullet"/>
+      <w:lvlText w:val="o"/>
+      <w:lvlJc w:val="left"/>
+      <w:pPr>
+        <w:ind w:left="3600" w:hanging="360"/>
+      </w:pPr>
+      <w:rPr>
+        <w:rFonts w:ascii="Courier New" w:hAnsi="Courier New" w:cs="Courier New" w:hint="default"/>
+      </w:rPr>
+    </w:lvl>
+    <w:lvl w:ilvl="5" w:tplc="04160005" w:tentative="1">
+      <w:start w:val="1"/>
+      <w:numFmt w:val="bullet"/>
+      <w:lvlText w:val=""/>
+      <w:lvlJc w:val="left"/>
+      <w:pPr>
+        <w:ind w:left="4320" w:hanging="360"/>
+      </w:pPr>
+      <w:rPr>
+        <w:rFonts w:ascii="Wingdings" w:hAnsi="Wingdings" w:hint="default"/>
+      </w:rPr>
+    </w:lvl>
+    <w:lvl w:ilvl="6" w:tplc="04160001" w:tentative="1">
+      <w:start w:val="1"/>
+      <w:numFmt w:val="bullet"/>
+      <w:lvlText w:val=""/>
+      <w:lvlJc w:val="left"/>
+      <w:pPr>
+        <w:ind w:left="5040" w:hanging="360"/>
+      </w:pPr>
+      <w:rPr>
+        <w:rFonts w:ascii="Symbol" w:hAnsi="Symbol" w:hint="default"/>
+      </w:rPr>
+    </w:lvl>
+    <w:lvl w:ilvl="7" w:tplc="04160003" w:tentative="1">
+      <w:start w:val="1"/>
+      <w:numFmt w:val="bullet"/>
+      <w:lvlText w:val="o"/>
+      <w:lvlJc w:val="left"/>
+      <w:pPr>
+        <w:ind w:left="5760" w:hanging="360"/>
+      </w:pPr>
+      <w:rPr>
+        <w:rFonts w:ascii="Courier New" w:hAnsi="Courier New" w:cs="Courier New" w:hint="default"/>
+      </w:rPr>
+    </w:lvl>
+    <w:lvl w:ilvl="8" w:tplc="04160005" w:tentative="1">
+      <w:start w:val="1"/>
+      <w:numFmt w:val="bullet"/>
+      <w:lvlText w:val=""/>
+      <w:lvlJc w:val="left"/>
+      <w:pPr>
+        <w:ind w:left="6480" w:hanging="360"/>
+      </w:pPr>
+      <w:rPr>
+        <w:rFonts w:ascii="Wingdings" w:hAnsi="Wingdings" w:hint="default"/>
+      </w:rPr>
+    </w:lvl>
+  </w:abstractNum>
+  <w:abstractNum w:abstractNumId="1" w15:restartNumberingAfterBreak="0">
     <w:nsid w:val="0FE57B2D"/>
     <w:multiLevelType w:val="multilevel"/>
     <w:tmpl w:val="0416001F"/>
@@ -5767,7 +4020,7 @@
       </w:pPr>
     </w:lvl>
   </w:abstractNum>
-  <w:abstractNum w:abstractNumId="1" w15:restartNumberingAfterBreak="0">
+  <w:abstractNum w:abstractNumId="2" w15:restartNumberingAfterBreak="0">
     <w:nsid w:val="1C2C6B84"/>
     <w:multiLevelType w:val="multilevel"/>
     <w:tmpl w:val="D876E2F0"/>
@@ -5888,7 +4141,7 @@
       </w:rPr>
     </w:lvl>
   </w:abstractNum>
-  <w:abstractNum w:abstractNumId="2" w15:restartNumberingAfterBreak="0">
+  <w:abstractNum w:abstractNumId="3" w15:restartNumberingAfterBreak="0">
     <w:nsid w:val="32E413B6"/>
     <w:multiLevelType w:val="hybridMultilevel"/>
     <w:tmpl w:val="D6F64CB8"/>
@@ -5974,7 +4227,7 @@
       </w:pPr>
     </w:lvl>
   </w:abstractNum>
-  <w:abstractNum w:abstractNumId="3" w15:restartNumberingAfterBreak="0">
+  <w:abstractNum w:abstractNumId="4" w15:restartNumberingAfterBreak="0">
     <w:nsid w:val="3B049D15"/>
     <w:multiLevelType w:val="hybridMultilevel"/>
     <w:tmpl w:val="30268BDC"/>
@@ -6060,7 +4313,7 @@
       </w:pPr>
     </w:lvl>
   </w:abstractNum>
-  <w:abstractNum w:abstractNumId="4" w15:restartNumberingAfterBreak="0">
+  <w:abstractNum w:abstractNumId="5" w15:restartNumberingAfterBreak="0">
     <w:nsid w:val="3C73F30F"/>
     <w:multiLevelType w:val="hybridMultilevel"/>
     <w:tmpl w:val="21ECDF10"/>
@@ -6146,7 +4399,7 @@
       </w:pPr>
     </w:lvl>
   </w:abstractNum>
-  <w:abstractNum w:abstractNumId="5" w15:restartNumberingAfterBreak="0">
+  <w:abstractNum w:abstractNumId="6" w15:restartNumberingAfterBreak="0">
     <w:nsid w:val="65484D18"/>
     <w:multiLevelType w:val="hybridMultilevel"/>
     <w:tmpl w:val="EE20C8BE"/>
@@ -6235,7 +4488,7 @@
       </w:pPr>
     </w:lvl>
   </w:abstractNum>
-  <w:abstractNum w:abstractNumId="6" w15:restartNumberingAfterBreak="0">
+  <w:abstractNum w:abstractNumId="7" w15:restartNumberingAfterBreak="0">
     <w:nsid w:val="670D23AB"/>
     <w:multiLevelType w:val="multilevel"/>
     <w:tmpl w:val="00AAD216"/>
@@ -6348,7 +4601,7 @@
       </w:rPr>
     </w:lvl>
   </w:abstractNum>
-  <w:abstractNum w:abstractNumId="7" w15:restartNumberingAfterBreak="0">
+  <w:abstractNum w:abstractNumId="8" w15:restartNumberingAfterBreak="0">
     <w:nsid w:val="72FB55A3"/>
     <w:multiLevelType w:val="multilevel"/>
     <w:tmpl w:val="D876E2F0"/>
@@ -6469,7 +4722,7 @@
       </w:rPr>
     </w:lvl>
   </w:abstractNum>
-  <w:abstractNum w:abstractNumId="8" w15:restartNumberingAfterBreak="0">
+  <w:abstractNum w:abstractNumId="9" w15:restartNumberingAfterBreak="0">
     <w:nsid w:val="7CC42D7B"/>
     <w:multiLevelType w:val="hybridMultilevel"/>
     <w:tmpl w:val="AF40AC3E"/>
@@ -6558,42 +4811,45 @@
       </w:pPr>
     </w:lvl>
   </w:abstractNum>
-  <w:num w:numId="1" w16cid:durableId="1869946163">
+  <w:num w:numId="1">
+    <w:abstractNumId w:val="5"/>
+  </w:num>
+  <w:num w:numId="2">
     <w:abstractNumId w:val="4"/>
   </w:num>
-  <w:num w:numId="2" w16cid:durableId="1021783882">
+  <w:num w:numId="3">
     <w:abstractNumId w:val="3"/>
   </w:num>
-  <w:num w:numId="3" w16cid:durableId="247807133">
+  <w:num w:numId="4">
+    <w:abstractNumId w:val="6"/>
+  </w:num>
+  <w:num w:numId="5">
     <w:abstractNumId w:val="2"/>
   </w:num>
-  <w:num w:numId="4" w16cid:durableId="1568494442">
-    <w:abstractNumId w:val="5"/>
-  </w:num>
-  <w:num w:numId="5" w16cid:durableId="1524131438">
+  <w:num w:numId="6">
     <w:abstractNumId w:val="1"/>
   </w:num>
-  <w:num w:numId="6" w16cid:durableId="1547522210">
-    <w:abstractNumId w:val="0"/>
+  <w:num w:numId="7">
+    <w:abstractNumId w:val="9"/>
   </w:num>
-  <w:num w:numId="7" w16cid:durableId="1989627634">
+  <w:num w:numId="8">
     <w:abstractNumId w:val="8"/>
   </w:num>
-  <w:num w:numId="8" w16cid:durableId="50882581">
+  <w:num w:numId="9">
     <w:abstractNumId w:val="7"/>
   </w:num>
-  <w:num w:numId="9" w16cid:durableId="117921235">
-    <w:abstractNumId w:val="6"/>
+  <w:num w:numId="10">
+    <w:abstractNumId w:val="0"/>
   </w:num>
 </w:numbering>
 </file>
 
 <file path=word/styles.xml><?xml version="1.0" encoding="utf-8"?>
-<w:styles xmlns:mc="http://schemas.openxmlformats.org/markup-compatibility/2006" xmlns:r="http://schemas.openxmlformats.org/officeDocument/2006/relationships" xmlns:w="http://schemas.openxmlformats.org/wordprocessingml/2006/main" xmlns:w14="http://schemas.microsoft.com/office/word/2010/wordml" xmlns:w15="http://schemas.microsoft.com/office/word/2012/wordml" xmlns:w16cex="http://schemas.microsoft.com/office/word/2018/wordml/cex" xmlns:w16cid="http://schemas.microsoft.com/office/word/2016/wordml/cid" xmlns:w16="http://schemas.microsoft.com/office/word/2018/wordml" xmlns:w16sdtdh="http://schemas.microsoft.com/office/word/2020/wordml/sdtdatahash" xmlns:w16se="http://schemas.microsoft.com/office/word/2015/wordml/symex" mc:Ignorable="w14 w15 w16se w16cid w16 w16cex w16sdtdh">
+<w:styles xmlns:mc="http://schemas.openxmlformats.org/markup-compatibility/2006" xmlns:r="http://schemas.openxmlformats.org/officeDocument/2006/relationships" xmlns:w="http://schemas.openxmlformats.org/wordprocessingml/2006/main" xmlns:w14="http://schemas.microsoft.com/office/word/2010/wordml" xmlns:w15="http://schemas.microsoft.com/office/word/2012/wordml" xmlns:w16cid="http://schemas.microsoft.com/office/word/2016/wordml/cid" xmlns:w16se="http://schemas.microsoft.com/office/word/2015/wordml/symex" mc:Ignorable="w14 w15 w16se w16cid">
   <w:docDefaults>
     <w:rPrDefault>
       <w:rPr>
-        <w:rFonts w:asciiTheme="minorHAnsi" w:hAnsiTheme="minorHAnsi" w:eastAsiaTheme="minorHAnsi" w:cstheme="minorBidi"/>
+        <w:rFonts w:asciiTheme="minorHAnsi" w:eastAsiaTheme="minorHAnsi" w:hAnsiTheme="minorHAnsi" w:cstheme="minorBidi"/>
         <w:sz w:val="22"/>
         <w:szCs w:val="22"/>
         <w:lang w:val="pt-BR" w:eastAsia="en-US" w:bidi="ar-SA"/>
@@ -6605,17 +4861,17 @@
       </w:pPr>
     </w:pPrDefault>
   </w:docDefaults>
-  <w:latentStyles w:defLockedState="0" w:defUIPriority="99" w:defSemiHidden="0" w:defUnhideWhenUsed="0" w:defQFormat="0" w:count="376">
+  <w:latentStyles w:defLockedState="0" w:defUIPriority="99" w:defSemiHidden="0" w:defUnhideWhenUsed="0" w:defQFormat="0" w:count="375">
     <w:lsdException w:name="Normal" w:uiPriority="0" w:qFormat="1"/>
     <w:lsdException w:name="heading 1" w:uiPriority="9" w:qFormat="1"/>
-    <w:lsdException w:name="heading 2" w:uiPriority="9" w:semiHidden="1" w:unhideWhenUsed="1" w:qFormat="1"/>
-    <w:lsdException w:name="heading 3" w:uiPriority="9" w:semiHidden="1" w:unhideWhenUsed="1" w:qFormat="1"/>
-    <w:lsdException w:name="heading 4" w:uiPriority="9" w:semiHidden="1" w:unhideWhenUsed="1" w:qFormat="1"/>
-    <w:lsdException w:name="heading 5" w:uiPriority="9" w:semiHidden="1" w:unhideWhenUsed="1" w:qFormat="1"/>
-    <w:lsdException w:name="heading 6" w:uiPriority="9" w:semiHidden="1" w:unhideWhenUsed="1" w:qFormat="1"/>
-    <w:lsdException w:name="heading 7" w:uiPriority="9" w:semiHidden="1" w:unhideWhenUsed="1" w:qFormat="1"/>
-    <w:lsdException w:name="heading 8" w:uiPriority="9" w:semiHidden="1" w:unhideWhenUsed="1" w:qFormat="1"/>
-    <w:lsdException w:name="heading 9" w:uiPriority="9" w:semiHidden="1" w:unhideWhenUsed="1" w:qFormat="1"/>
+    <w:lsdException w:name="heading 2" w:semiHidden="1" w:uiPriority="9" w:unhideWhenUsed="1" w:qFormat="1"/>
+    <w:lsdException w:name="heading 3" w:semiHidden="1" w:uiPriority="9" w:unhideWhenUsed="1" w:qFormat="1"/>
+    <w:lsdException w:name="heading 4" w:semiHidden="1" w:uiPriority="9" w:unhideWhenUsed="1" w:qFormat="1"/>
+    <w:lsdException w:name="heading 5" w:semiHidden="1" w:uiPriority="9" w:unhideWhenUsed="1" w:qFormat="1"/>
+    <w:lsdException w:name="heading 6" w:semiHidden="1" w:uiPriority="9" w:unhideWhenUsed="1" w:qFormat="1"/>
+    <w:lsdException w:name="heading 7" w:semiHidden="1" w:uiPriority="9" w:unhideWhenUsed="1" w:qFormat="1"/>
+    <w:lsdException w:name="heading 8" w:semiHidden="1" w:uiPriority="9" w:unhideWhenUsed="1" w:qFormat="1"/>
+    <w:lsdException w:name="heading 9" w:semiHidden="1" w:uiPriority="9" w:unhideWhenUsed="1" w:qFormat="1"/>
     <w:lsdException w:name="index 1" w:semiHidden="1" w:unhideWhenUsed="1"/>
     <w:lsdException w:name="index 2" w:semiHidden="1" w:unhideWhenUsed="1"/>
     <w:lsdException w:name="index 3" w:semiHidden="1" w:unhideWhenUsed="1"/>
@@ -6625,22 +4881,22 @@
     <w:lsdException w:name="index 7" w:semiHidden="1" w:unhideWhenUsed="1"/>
     <w:lsdException w:name="index 8" w:semiHidden="1" w:unhideWhenUsed="1"/>
     <w:lsdException w:name="index 9" w:semiHidden="1" w:unhideWhenUsed="1"/>
-    <w:lsdException w:name="toc 1" w:uiPriority="39" w:semiHidden="1" w:unhideWhenUsed="1"/>
-    <w:lsdException w:name="toc 2" w:uiPriority="39" w:semiHidden="1" w:unhideWhenUsed="1"/>
-    <w:lsdException w:name="toc 3" w:uiPriority="39" w:semiHidden="1" w:unhideWhenUsed="1"/>
-    <w:lsdException w:name="toc 4" w:uiPriority="39" w:semiHidden="1" w:unhideWhenUsed="1"/>
-    <w:lsdException w:name="toc 5" w:uiPriority="39" w:semiHidden="1" w:unhideWhenUsed="1"/>
-    <w:lsdException w:name="toc 6" w:uiPriority="39" w:semiHidden="1" w:unhideWhenUsed="1"/>
-    <w:lsdException w:name="toc 7" w:uiPriority="39" w:semiHidden="1" w:unhideWhenUsed="1"/>
-    <w:lsdException w:name="toc 8" w:uiPriority="39" w:semiHidden="1" w:unhideWhenUsed="1"/>
-    <w:lsdException w:name="toc 9" w:uiPriority="39" w:semiHidden="1" w:unhideWhenUsed="1"/>
+    <w:lsdException w:name="toc 1" w:semiHidden="1" w:uiPriority="39" w:unhideWhenUsed="1"/>
+    <w:lsdException w:name="toc 2" w:semiHidden="1" w:uiPriority="39" w:unhideWhenUsed="1"/>
+    <w:lsdException w:name="toc 3" w:semiHidden="1" w:uiPriority="39" w:unhideWhenUsed="1"/>
+    <w:lsdException w:name="toc 4" w:semiHidden="1" w:uiPriority="39" w:unhideWhenUsed="1"/>
+    <w:lsdException w:name="toc 5" w:semiHidden="1" w:uiPriority="39" w:unhideWhenUsed="1"/>
+    <w:lsdException w:name="toc 6" w:semiHidden="1" w:uiPriority="39" w:unhideWhenUsed="1"/>
+    <w:lsdException w:name="toc 7" w:semiHidden="1" w:uiPriority="39" w:unhideWhenUsed="1"/>
+    <w:lsdException w:name="toc 8" w:semiHidden="1" w:uiPriority="39" w:unhideWhenUsed="1"/>
+    <w:lsdException w:name="toc 9" w:semiHidden="1" w:uiPriority="39" w:unhideWhenUsed="1"/>
     <w:lsdException w:name="Normal Indent" w:semiHidden="1" w:unhideWhenUsed="1"/>
     <w:lsdException w:name="footnote text" w:semiHidden="1" w:unhideWhenUsed="1"/>
     <w:lsdException w:name="annotation text" w:semiHidden="1" w:unhideWhenUsed="1"/>
     <w:lsdException w:name="header" w:semiHidden="1" w:unhideWhenUsed="1"/>
     <w:lsdException w:name="footer" w:semiHidden="1" w:unhideWhenUsed="1"/>
     <w:lsdException w:name="index heading" w:semiHidden="1" w:unhideWhenUsed="1"/>
-    <w:lsdException w:name="caption" w:uiPriority="35" w:semiHidden="1" w:unhideWhenUsed="1" w:qFormat="1"/>
+    <w:lsdException w:name="caption" w:semiHidden="1" w:uiPriority="35" w:unhideWhenUsed="1" w:qFormat="1"/>
     <w:lsdException w:name="table of figures" w:semiHidden="1" w:unhideWhenUsed="1"/>
     <w:lsdException w:name="envelope address" w:semiHidden="1" w:unhideWhenUsed="1"/>
     <w:lsdException w:name="envelope return" w:semiHidden="1" w:unhideWhenUsed="1"/>
@@ -6671,7 +4927,7 @@
     <w:lsdException w:name="Title" w:uiPriority="10" w:qFormat="1"/>
     <w:lsdException w:name="Closing" w:semiHidden="1" w:unhideWhenUsed="1"/>
     <w:lsdException w:name="Signature" w:semiHidden="1" w:unhideWhenUsed="1"/>
-    <w:lsdException w:name="Default Paragraph Font" w:uiPriority="1" w:semiHidden="1" w:unhideWhenUsed="1"/>
+    <w:lsdException w:name="Default Paragraph Font" w:semiHidden="1" w:uiPriority="1" w:unhideWhenUsed="1"/>
     <w:lsdException w:name="Body Text" w:semiHidden="1" w:unhideWhenUsed="1"/>
     <w:lsdException w:name="Body Text Indent" w:semiHidden="1" w:unhideWhenUsed="1"/>
     <w:lsdException w:name="List Continue" w:semiHidden="1" w:unhideWhenUsed="1"/>
@@ -6871,8 +5127,8 @@
     <w:lsdException w:name="Subtle Reference" w:uiPriority="31" w:qFormat="1"/>
     <w:lsdException w:name="Intense Reference" w:uiPriority="32" w:qFormat="1"/>
     <w:lsdException w:name="Book Title" w:uiPriority="33" w:qFormat="1"/>
-    <w:lsdException w:name="Bibliography" w:uiPriority="37" w:semiHidden="1" w:unhideWhenUsed="1"/>
-    <w:lsdException w:name="TOC Heading" w:uiPriority="39" w:semiHidden="1" w:unhideWhenUsed="1" w:qFormat="1"/>
+    <w:lsdException w:name="Bibliography" w:semiHidden="1" w:uiPriority="37" w:unhideWhenUsed="1"/>
+    <w:lsdException w:name="TOC Heading" w:semiHidden="1" w:uiPriority="39" w:unhideWhenUsed="1" w:qFormat="1"/>
     <w:lsdException w:name="Plain Table 1" w:uiPriority="41"/>
     <w:lsdException w:name="Plain Table 2" w:uiPriority="42"/>
     <w:lsdException w:name="Plain Table 3" w:uiPriority="43"/>
@@ -6981,17 +5237,17 @@
     <w:lsdException w:name="Smart Hyperlink" w:semiHidden="1" w:unhideWhenUsed="1"/>
     <w:lsdException w:name="Hashtag" w:semiHidden="1" w:unhideWhenUsed="1"/>
     <w:lsdException w:name="Unresolved Mention" w:semiHidden="1" w:unhideWhenUsed="1"/>
-    <w:lsdException w:name="Smart Link" w:semiHidden="1" w:unhideWhenUsed="1"/>
   </w:latentStyles>
-  <w:style w:type="paragraph" w:styleId="Normal" w:default="1">
+  <w:style w:type="paragraph" w:default="1" w:styleId="Normal">
     <w:name w:val="Normal"/>
     <w:qFormat/>
+    <w:rsid w:val="007E76DE"/>
   </w:style>
-  <w:style w:type="paragraph" w:styleId="Heading1">
+  <w:style w:type="paragraph" w:styleId="Ttulo1">
     <w:name w:val="heading 1"/>
     <w:basedOn w:val="Normal"/>
     <w:next w:val="Normal"/>
-    <w:link w:val="Heading1Char"/>
+    <w:link w:val="Ttulo1Char"/>
     <w:uiPriority w:val="9"/>
     <w:qFormat/>
     <w:rsid w:val="00CF54E3"/>
@@ -7002,17 +5258,17 @@
       <w:outlineLvl w:val="0"/>
     </w:pPr>
     <w:rPr>
-      <w:rFonts w:asciiTheme="majorHAnsi" w:hAnsiTheme="majorHAnsi" w:eastAsiaTheme="majorEastAsia" w:cstheme="majorBidi"/>
+      <w:rFonts w:asciiTheme="majorHAnsi" w:eastAsiaTheme="majorEastAsia" w:hAnsiTheme="majorHAnsi" w:cstheme="majorBidi"/>
       <w:color w:val="2F5496" w:themeColor="accent1" w:themeShade="BF"/>
       <w:sz w:val="32"/>
       <w:szCs w:val="32"/>
     </w:rPr>
   </w:style>
-  <w:style w:type="paragraph" w:styleId="Heading2">
+  <w:style w:type="paragraph" w:styleId="Ttulo2">
     <w:name w:val="heading 2"/>
     <w:basedOn w:val="Normal"/>
     <w:next w:val="Normal"/>
-    <w:link w:val="Heading2Char"/>
+    <w:link w:val="Ttulo2Char"/>
     <w:uiPriority w:val="9"/>
     <w:unhideWhenUsed/>
     <w:qFormat/>
@@ -7024,17 +5280,17 @@
       <w:outlineLvl w:val="1"/>
     </w:pPr>
     <w:rPr>
-      <w:rFonts w:asciiTheme="majorHAnsi" w:hAnsiTheme="majorHAnsi" w:eastAsiaTheme="majorEastAsia" w:cstheme="majorBidi"/>
+      <w:rFonts w:asciiTheme="majorHAnsi" w:eastAsiaTheme="majorEastAsia" w:hAnsiTheme="majorHAnsi" w:cstheme="majorBidi"/>
       <w:color w:val="2F5496" w:themeColor="accent1" w:themeShade="BF"/>
       <w:sz w:val="26"/>
       <w:szCs w:val="26"/>
     </w:rPr>
   </w:style>
-  <w:style w:type="paragraph" w:styleId="Heading3">
+  <w:style w:type="paragraph" w:styleId="Ttulo3">
     <w:name w:val="heading 3"/>
     <w:basedOn w:val="Normal"/>
     <w:next w:val="Normal"/>
-    <w:link w:val="Heading3Char"/>
+    <w:link w:val="Ttulo3Char"/>
     <w:uiPriority w:val="9"/>
     <w:unhideWhenUsed/>
     <w:qFormat/>
@@ -7047,18 +5303,19 @@
       <w:outlineLvl w:val="2"/>
     </w:pPr>
     <w:rPr>
-      <w:rFonts w:asciiTheme="majorHAnsi" w:hAnsiTheme="majorHAnsi" w:eastAsiaTheme="majorEastAsia" w:cstheme="majorBidi"/>
+      <w:rFonts w:asciiTheme="majorHAnsi" w:eastAsiaTheme="majorEastAsia" w:hAnsiTheme="majorHAnsi" w:cstheme="majorBidi"/>
       <w:color w:val="1F3763" w:themeColor="accent1" w:themeShade="7F"/>
       <w:sz w:val="24"/>
       <w:szCs w:val="24"/>
     </w:rPr>
   </w:style>
-  <w:style w:type="character" w:styleId="DefaultParagraphFont" w:default="1">
+  <w:style w:type="character" w:default="1" w:styleId="Fontepargpadro">
     <w:name w:val="Default Paragraph Font"/>
     <w:uiPriority w:val="1"/>
+    <w:semiHidden/>
     <w:unhideWhenUsed/>
   </w:style>
-  <w:style w:type="table" w:styleId="TableNormal" w:default="1">
+  <w:style w:type="table" w:default="1" w:styleId="Tabelanormal">
     <w:name w:val="Normal Table"/>
     <w:uiPriority w:val="99"/>
     <w:semiHidden/>
@@ -7073,15 +5330,15 @@
       </w:tblCellMar>
     </w:tblPr>
   </w:style>
-  <w:style w:type="numbering" w:styleId="NoList" w:default="1">
+  <w:style w:type="numbering" w:default="1" w:styleId="Semlista">
     <w:name w:val="No List"/>
     <w:uiPriority w:val="99"/>
     <w:semiHidden/>
     <w:unhideWhenUsed/>
   </w:style>
-  <w:style w:type="table" w:styleId="TableGrid">
+  <w:style w:type="table" w:styleId="Tabelacomgrade">
     <w:name w:val="Table Grid"/>
-    <w:basedOn w:val="TableNormal"/>
+    <w:basedOn w:val="Tabelanormal"/>
     <w:uiPriority w:val="59"/>
     <w:rsid w:val="00FB4123"/>
     <w:pPr>
@@ -7089,25 +5346,25 @@
     </w:pPr>
     <w:tblPr>
       <w:tblBorders>
-        <w:top w:val="single" w:color="000000" w:themeColor="text1" w:sz="4" w:space="0"/>
-        <w:left w:val="single" w:color="000000" w:themeColor="text1" w:sz="4" w:space="0"/>
-        <w:bottom w:val="single" w:color="000000" w:themeColor="text1" w:sz="4" w:space="0"/>
-        <w:right w:val="single" w:color="000000" w:themeColor="text1" w:sz="4" w:space="0"/>
-        <w:insideH w:val="single" w:color="000000" w:themeColor="text1" w:sz="4" w:space="0"/>
-        <w:insideV w:val="single" w:color="000000" w:themeColor="text1" w:sz="4" w:space="0"/>
+        <w:top w:val="single" w:sz="4" w:space="0" w:color="000000" w:themeColor="text1"/>
+        <w:left w:val="single" w:sz="4" w:space="0" w:color="000000" w:themeColor="text1"/>
+        <w:bottom w:val="single" w:sz="4" w:space="0" w:color="000000" w:themeColor="text1"/>
+        <w:right w:val="single" w:sz="4" w:space="0" w:color="000000" w:themeColor="text1"/>
+        <w:insideH w:val="single" w:sz="4" w:space="0" w:color="000000" w:themeColor="text1"/>
+        <w:insideV w:val="single" w:sz="4" w:space="0" w:color="000000" w:themeColor="text1"/>
       </w:tblBorders>
     </w:tblPr>
   </w:style>
-  <w:style w:type="character" w:styleId="HeaderChar" w:customStyle="1">
-    <w:name w:val="Header Char"/>
-    <w:basedOn w:val="DefaultParagraphFont"/>
-    <w:link w:val="Header"/>
+  <w:style w:type="character" w:customStyle="1" w:styleId="CabealhoChar">
+    <w:name w:val="Cabeçalho Char"/>
+    <w:basedOn w:val="Fontepargpadro"/>
+    <w:link w:val="Cabealho"/>
     <w:uiPriority w:val="99"/>
   </w:style>
-  <w:style w:type="paragraph" w:styleId="Header">
+  <w:style w:type="paragraph" w:styleId="Cabealho">
     <w:name w:val="header"/>
     <w:basedOn w:val="Normal"/>
-    <w:link w:val="HeaderChar"/>
+    <w:link w:val="CabealhoChar"/>
     <w:uiPriority w:val="99"/>
     <w:unhideWhenUsed/>
     <w:pPr>
@@ -7118,16 +5375,16 @@
       <w:spacing w:after="0" w:line="240" w:lineRule="auto"/>
     </w:pPr>
   </w:style>
-  <w:style w:type="character" w:styleId="FooterChar" w:customStyle="1">
-    <w:name w:val="Footer Char"/>
-    <w:basedOn w:val="DefaultParagraphFont"/>
-    <w:link w:val="Footer"/>
+  <w:style w:type="character" w:customStyle="1" w:styleId="RodapChar">
+    <w:name w:val="Rodapé Char"/>
+    <w:basedOn w:val="Fontepargpadro"/>
+    <w:link w:val="Rodap"/>
     <w:uiPriority w:val="99"/>
   </w:style>
-  <w:style w:type="paragraph" w:styleId="Footer">
+  <w:style w:type="paragraph" w:styleId="Rodap">
     <w:name w:val="footer"/>
     <w:basedOn w:val="Normal"/>
-    <w:link w:val="FooterChar"/>
+    <w:link w:val="RodapChar"/>
     <w:uiPriority w:val="99"/>
     <w:unhideWhenUsed/>
     <w:pPr>
@@ -7138,10 +5395,10 @@
       <w:spacing w:after="0" w:line="240" w:lineRule="auto"/>
     </w:pPr>
   </w:style>
-  <w:style w:type="paragraph" w:styleId="CommentText">
+  <w:style w:type="paragraph" w:styleId="Textodecomentrio">
     <w:name w:val="annotation text"/>
     <w:basedOn w:val="Normal"/>
-    <w:link w:val="CommentTextChar"/>
+    <w:link w:val="TextodecomentrioChar"/>
     <w:uiPriority w:val="99"/>
     <w:semiHidden/>
     <w:unhideWhenUsed/>
@@ -7153,10 +5410,10 @@
       <w:szCs w:val="20"/>
     </w:rPr>
   </w:style>
-  <w:style w:type="character" w:styleId="CommentTextChar" w:customStyle="1">
-    <w:name w:val="Comment Text Char"/>
-    <w:basedOn w:val="DefaultParagraphFont"/>
-    <w:link w:val="CommentText"/>
+  <w:style w:type="character" w:customStyle="1" w:styleId="TextodecomentrioChar">
+    <w:name w:val="Texto de comentário Char"/>
+    <w:basedOn w:val="Fontepargpadro"/>
+    <w:link w:val="Textodecomentrio"/>
     <w:uiPriority w:val="99"/>
     <w:semiHidden/>
     <w:rPr>
@@ -7164,9 +5421,9 @@
       <w:szCs w:val="20"/>
     </w:rPr>
   </w:style>
-  <w:style w:type="character" w:styleId="CommentReference">
+  <w:style w:type="character" w:styleId="Refdecomentrio">
     <w:name w:val="annotation reference"/>
-    <w:basedOn w:val="DefaultParagraphFont"/>
+    <w:basedOn w:val="Fontepargpadro"/>
     <w:uiPriority w:val="99"/>
     <w:semiHidden/>
     <w:unhideWhenUsed/>
@@ -7175,7 +5432,7 @@
       <w:szCs w:val="16"/>
     </w:rPr>
   </w:style>
-  <w:style w:type="paragraph" w:styleId="ListParagraph">
+  <w:style w:type="paragraph" w:styleId="PargrafodaLista">
     <w:name w:val="List Paragraph"/>
     <w:basedOn w:val="Normal"/>
     <w:uiPriority w:val="34"/>
@@ -7186,35 +5443,35 @@
       <w:contextualSpacing/>
     </w:pPr>
   </w:style>
-  <w:style w:type="character" w:styleId="Heading1Char" w:customStyle="1">
-    <w:name w:val="Heading 1 Char"/>
-    <w:basedOn w:val="DefaultParagraphFont"/>
-    <w:link w:val="Heading1"/>
+  <w:style w:type="character" w:customStyle="1" w:styleId="Ttulo1Char">
+    <w:name w:val="Título 1 Char"/>
+    <w:basedOn w:val="Fontepargpadro"/>
+    <w:link w:val="Ttulo1"/>
     <w:uiPriority w:val="9"/>
     <w:rsid w:val="00CF54E3"/>
     <w:rPr>
-      <w:rFonts w:asciiTheme="majorHAnsi" w:hAnsiTheme="majorHAnsi" w:eastAsiaTheme="majorEastAsia" w:cstheme="majorBidi"/>
+      <w:rFonts w:asciiTheme="majorHAnsi" w:eastAsiaTheme="majorEastAsia" w:hAnsiTheme="majorHAnsi" w:cstheme="majorBidi"/>
       <w:color w:val="2F5496" w:themeColor="accent1" w:themeShade="BF"/>
       <w:sz w:val="32"/>
       <w:szCs w:val="32"/>
     </w:rPr>
   </w:style>
-  <w:style w:type="character" w:styleId="Heading2Char" w:customStyle="1">
-    <w:name w:val="Heading 2 Char"/>
-    <w:basedOn w:val="DefaultParagraphFont"/>
-    <w:link w:val="Heading2"/>
+  <w:style w:type="character" w:customStyle="1" w:styleId="Ttulo2Char">
+    <w:name w:val="Título 2 Char"/>
+    <w:basedOn w:val="Fontepargpadro"/>
+    <w:link w:val="Ttulo2"/>
     <w:uiPriority w:val="9"/>
     <w:rsid w:val="00B87BF7"/>
     <w:rPr>
-      <w:rFonts w:asciiTheme="majorHAnsi" w:hAnsiTheme="majorHAnsi" w:eastAsiaTheme="majorEastAsia" w:cstheme="majorBidi"/>
+      <w:rFonts w:asciiTheme="majorHAnsi" w:eastAsiaTheme="majorEastAsia" w:hAnsiTheme="majorHAnsi" w:cstheme="majorBidi"/>
       <w:color w:val="2F5496" w:themeColor="accent1" w:themeShade="BF"/>
       <w:sz w:val="26"/>
       <w:szCs w:val="26"/>
     </w:rPr>
   </w:style>
-  <w:style w:type="paragraph" w:styleId="TOCHeading">
+  <w:style w:type="paragraph" w:styleId="CabealhodoSumrio">
     <w:name w:val="TOC Heading"/>
-    <w:basedOn w:val="Heading1"/>
+    <w:basedOn w:val="Ttulo1"/>
     <w:next w:val="Normal"/>
     <w:uiPriority w:val="39"/>
     <w:unhideWhenUsed/>
@@ -7227,7 +5484,7 @@
       <w:lang w:eastAsia="pt-BR"/>
     </w:rPr>
   </w:style>
-  <w:style w:type="paragraph" w:styleId="TOC1">
+  <w:style w:type="paragraph" w:styleId="Sumrio1">
     <w:name w:val="toc 1"/>
     <w:basedOn w:val="Normal"/>
     <w:next w:val="Normal"/>
@@ -7239,7 +5496,7 @@
       <w:spacing w:after="100"/>
     </w:pPr>
   </w:style>
-  <w:style w:type="paragraph" w:styleId="TOC2">
+  <w:style w:type="paragraph" w:styleId="Sumrio2">
     <w:name w:val="toc 2"/>
     <w:basedOn w:val="Normal"/>
     <w:next w:val="Normal"/>
@@ -7254,7 +5511,7 @@
   </w:style>
   <w:style w:type="character" w:styleId="Hyperlink">
     <w:name w:val="Hyperlink"/>
-    <w:basedOn w:val="DefaultParagraphFont"/>
+    <w:basedOn w:val="Fontepargpadro"/>
     <w:uiPriority w:val="99"/>
     <w:unhideWhenUsed/>
     <w:rsid w:val="00E07AEA"/>
@@ -7263,20 +5520,20 @@
       <w:u w:val="single"/>
     </w:rPr>
   </w:style>
-  <w:style w:type="character" w:styleId="Heading3Char" w:customStyle="1">
-    <w:name w:val="Heading 3 Char"/>
-    <w:basedOn w:val="DefaultParagraphFont"/>
-    <w:link w:val="Heading3"/>
+  <w:style w:type="character" w:customStyle="1" w:styleId="Ttulo3Char">
+    <w:name w:val="Título 3 Char"/>
+    <w:basedOn w:val="Fontepargpadro"/>
+    <w:link w:val="Ttulo3"/>
     <w:uiPriority w:val="9"/>
     <w:rsid w:val="00282AD0"/>
     <w:rPr>
-      <w:rFonts w:asciiTheme="majorHAnsi" w:hAnsiTheme="majorHAnsi" w:eastAsiaTheme="majorEastAsia" w:cstheme="majorBidi"/>
+      <w:rFonts w:asciiTheme="majorHAnsi" w:eastAsiaTheme="majorEastAsia" w:hAnsiTheme="majorHAnsi" w:cstheme="majorBidi"/>
       <w:color w:val="1F3763" w:themeColor="accent1" w:themeShade="7F"/>
       <w:sz w:val="24"/>
       <w:szCs w:val="24"/>
     </w:rPr>
   </w:style>
-  <w:style w:type="paragraph" w:styleId="TOC3">
+  <w:style w:type="paragraph" w:styleId="Sumrio3">
     <w:name w:val="toc 3"/>
     <w:basedOn w:val="Normal"/>
     <w:next w:val="Normal"/>
@@ -7290,39 +5547,6 @@
     </w:pPr>
   </w:style>
 </w:styles>
-</file>
-
-<file path=word/glossary/document.xml><?xml version="1.0" encoding="utf-8"?>
-<w:glossaryDocument xmlns:w14="http://schemas.microsoft.com/office/word/2010/wordml" xmlns:w="http://schemas.openxmlformats.org/wordprocessingml/2006/main">
-  <w:docParts>
-    <w:docPart>
-      <w:docPartPr>
-        <w:name w:val="DefaultPlaceholder_1081868574"/>
-        <w:category>
-          <w:name w:val="General"/>
-          <w:gallery w:val="placeholder"/>
-        </w:category>
-        <w:types>
-          <w:type w:val="bbPlcHdr"/>
-        </w:types>
-        <w:behaviors>
-          <w:behavior w:val="content"/>
-        </w:behaviors>
-        <w:guid w:val="{469cfaa7-14c4-4ac5-a327-be74100891d8}"/>
-      </w:docPartPr>
-      <w:docPartBody>
-        <w:p>
-          <w:r>
-            <w:rPr>
-              <w:rStyle w:val="PlaceholderText"/>
-            </w:rPr>
-            <w:t/>
-          </w:r>
-        </w:p>
-      </w:docPartBody>
-    </w:docPart>
-  </w:docParts>
-</w:glossaryDocument>
 </file>
 
 <file path=word/theme/theme1.xml><?xml version="1.0" encoding="utf-8"?>
@@ -7587,6 +5811,21 @@
 </file>
 
 <file path=customXml/item1.xml><?xml version="1.0" encoding="utf-8"?>
+<p:properties xmlns:p="http://schemas.microsoft.com/office/2006/metadata/properties" xmlns:xsi="http://www.w3.org/2001/XMLSchema-instance" xmlns:pc="http://schemas.microsoft.com/office/infopath/2007/PartnerControls">
+  <documentManagement/>
+</p:properties>
+</file>
+
+<file path=customXml/item2.xml><?xml version="1.0" encoding="utf-8"?>
+<?mso-contentType ?>
+<FormTemplates xmlns="http://schemas.microsoft.com/sharepoint/v3/contenttype/forms">
+  <Display>DocumentLibraryForm</Display>
+  <Edit>DocumentLibraryForm</Edit>
+  <New>DocumentLibraryForm</New>
+</FormTemplates>
+</file>
+
+<file path=customXml/item3.xml><?xml version="1.0" encoding="utf-8"?>
 <ct:contentTypeSchema xmlns:ct="http://schemas.microsoft.com/office/2006/metadata/contentType" xmlns:ma="http://schemas.microsoft.com/office/2006/metadata/properties/metaAttributes" ct:_="" ma:_="" ma:contentTypeName="Documento" ma:contentTypeID="0x010100CFD99E4A0321F647AAC1CD95B85C38E3" ma:contentTypeVersion="2" ma:contentTypeDescription="Crie um novo documento." ma:contentTypeScope="" ma:versionID="31353220752091e151d398d1d38a4800">
   <xsd:schema xmlns:xsd="http://www.w3.org/2001/XMLSchema" xmlns:xs="http://www.w3.org/2001/XMLSchema" xmlns:p="http://schemas.microsoft.com/office/2006/metadata/properties" xmlns:ns2="457a1b99-85f5-437c-952e-ed18430445db" targetNamespace="http://schemas.microsoft.com/office/2006/metadata/properties" ma:root="true" ma:fieldsID="28e909da235c02d4dbe88c442e2d8767" ns2:_="">
     <xsd:import namespace="457a1b99-85f5-437c-952e-ed18430445db"/>
@@ -7718,26 +5957,28 @@
 </ct:contentTypeSchema>
 </file>
 
-<file path=customXml/item2.xml><?xml version="1.0" encoding="utf-8"?>
-<?mso-contentType ?>
-<FormTemplates xmlns="http://schemas.microsoft.com/sharepoint/v3/contenttype/forms">
-  <Display>DocumentLibraryForm</Display>
-  <Edit>DocumentLibraryForm</Edit>
-  <New>DocumentLibraryForm</New>
-</FormTemplates>
-</file>
-
-<file path=customXml/item3.xml><?xml version="1.0" encoding="utf-8"?>
+<file path=customXml/item4.xml><?xml version="1.0" encoding="utf-8"?>
 <b:Sources xmlns:b="http://schemas.openxmlformats.org/officeDocument/2006/bibliography" xmlns="http://schemas.openxmlformats.org/officeDocument/2006/bibliography" SelectedStyle="\APASixthEditionOfficeOnline.xsl" StyleName="APA" Version="6"/>
 </file>
 
-<file path=customXml/item4.xml><?xml version="1.0" encoding="utf-8"?>
-<p:properties xmlns:p="http://schemas.microsoft.com/office/2006/metadata/properties" xmlns:xsi="http://www.w3.org/2001/XMLSchema-instance" xmlns:pc="http://schemas.microsoft.com/office/infopath/2007/PartnerControls">
-  <documentManagement/>
-</p:properties>
+<file path=customXml/itemProps1.xml><?xml version="1.0" encoding="utf-8"?>
+<ds:datastoreItem xmlns:ds="http://schemas.openxmlformats.org/officeDocument/2006/customXml" ds:itemID="{3698FCE8-4D4E-423D-A8D2-668AE45A7C79}">
+  <ds:schemaRefs>
+    <ds:schemaRef ds:uri="http://schemas.microsoft.com/office/2006/metadata/properties"/>
+    <ds:schemaRef ds:uri="http://schemas.microsoft.com/office/infopath/2007/PartnerControls"/>
+  </ds:schemaRefs>
+</ds:datastoreItem>
 </file>
 
-<file path=customXml/itemProps1.xml><?xml version="1.0" encoding="utf-8"?>
+<file path=customXml/itemProps2.xml><?xml version="1.0" encoding="utf-8"?>
+<ds:datastoreItem xmlns:ds="http://schemas.openxmlformats.org/officeDocument/2006/customXml" ds:itemID="{35ABE880-50E4-4729-A46F-9855D7FB4EDD}">
+  <ds:schemaRefs>
+    <ds:schemaRef ds:uri="http://schemas.microsoft.com/sharepoint/v3/contenttype/forms"/>
+  </ds:schemaRefs>
+</ds:datastoreItem>
+</file>
+
+<file path=customXml/itemProps3.xml><?xml version="1.0" encoding="utf-8"?>
 <ds:datastoreItem xmlns:ds="http://schemas.openxmlformats.org/officeDocument/2006/customXml" ds:itemID="{E9333A48-D052-4BE4-BE71-0F9AF8A4D234}">
   <ds:schemaRefs>
     <ds:schemaRef ds:uri="http://schemas.microsoft.com/office/2006/metadata/contentType"/>
@@ -7755,27 +5996,10 @@
 </ds:datastoreItem>
 </file>
 
-<file path=customXml/itemProps2.xml><?xml version="1.0" encoding="utf-8"?>
-<ds:datastoreItem xmlns:ds="http://schemas.openxmlformats.org/officeDocument/2006/customXml" ds:itemID="{35ABE880-50E4-4729-A46F-9855D7FB4EDD}">
-  <ds:schemaRefs>
-    <ds:schemaRef ds:uri="http://schemas.microsoft.com/sharepoint/v3/contenttype/forms"/>
-  </ds:schemaRefs>
-</ds:datastoreItem>
-</file>
-
-<file path=customXml/itemProps3.xml><?xml version="1.0" encoding="utf-8"?>
-<ds:datastoreItem xmlns:ds="http://schemas.openxmlformats.org/officeDocument/2006/customXml" ds:itemID="{B18C86D1-EA98-4476-A79B-3F86DBFE4745}">
+<file path=customXml/itemProps4.xml><?xml version="1.0" encoding="utf-8"?>
+<ds:datastoreItem xmlns:ds="http://schemas.openxmlformats.org/officeDocument/2006/customXml" ds:itemID="{F8E5E86A-FE64-4644-B2F0-93952C29826C}">
   <ds:schemaRefs>
     <ds:schemaRef ds:uri="http://schemas.openxmlformats.org/officeDocument/2006/bibliography"/>
   </ds:schemaRefs>
 </ds:datastoreItem>
-</file>
-
-<file path=customXml/itemProps4.xml><?xml version="1.0" encoding="utf-8"?>
-<ds:datastoreItem xmlns:ds="http://schemas.openxmlformats.org/officeDocument/2006/customXml" ds:itemID="{3698FCE8-4D4E-423D-A8D2-668AE45A7C79}">
-  <ds:schemaRefs>
-    <ds:schemaRef ds:uri="http://schemas.microsoft.com/office/2006/metadata/properties"/>
-    <ds:schemaRef ds:uri="http://schemas.microsoft.com/office/infopath/2007/PartnerControls"/>
-  </ds:schemaRefs>
-</ds:datastoreItem>
 </file>